--- a/备考冲刺资料/云南烟草冲刺备考资料.docx
+++ b/备考冲刺资料/云南烟草冲刺备考资料.docx
@@ -4,17 +4,15 @@
   <w:body>
     <w:p>
       <w:pPr>
-        <w:spacing w:before="240" w:after="120"/>
-        <w:pBdr>
-          <w:bottom w:val="single" w:sz="6" w:space="1" w:color="BFBFBF"/>
-        </w:pBdr>
+        <w:spacing w:before="240" w:after="80"/>
+        <w:jc w:val="center"/>
       </w:pPr>
       <w:r>
         <w:rPr>
           <w:rFonts w:ascii="微软雅黑" w:hAnsi="微软雅黑" w:eastAsia="微软雅黑"/>
           <w:b/>
-          <w:color w:val="1F3B73"/>
-          <w:sz w:val="30"/>
+          <w:color w:val="1F4E79"/>
+          <w:sz w:val="36"/>
         </w:rPr>
         <w:t>云南烟草 2027 届笔试冲刺资料（9.16 启动 · 每天 2 小时）</w:t>
       </w:r>
@@ -22,13 +20,14 @@
     <w:p>
       <w:pPr>
         <w:spacing w:after="60"/>
-        <w:ind w:left="283"/>
-      </w:pPr>
-      <w:r>
-        <w:rPr>
-          <w:rFonts w:ascii="微软雅黑" w:hAnsi="微软雅黑" w:eastAsia="微软雅黑"/>
+        <w:ind w:left="340"/>
+      </w:pPr>
+      <w:r>
+        <w:rPr>
+          <w:rFonts w:ascii="微软雅黑" w:hAnsi="微软雅黑" w:eastAsia="微软雅黑"/>
+          <w:b w:val="0"/>
           <w:i/>
-          <w:color w:val="595959"/>
+          <w:color w:val="6B6B6B"/>
           <w:sz w:val="20"/>
         </w:rPr>
         <w:t>适用：</w:t>
@@ -38,7 +37,7 @@
           <w:rFonts w:ascii="微软雅黑" w:hAnsi="微软雅黑" w:eastAsia="微软雅黑"/>
           <w:b/>
           <w:i/>
-          <w:color w:val="595959"/>
+          <w:color w:val="6B6B6B"/>
           <w:sz w:val="20"/>
         </w:rPr>
         <w:t>云南中烟</w:t>
@@ -46,8 +45,9 @@
       <w:r>
         <w:rPr>
           <w:rFonts w:ascii="微软雅黑" w:hAnsi="微软雅黑" w:eastAsia="微软雅黑"/>
+          <w:b w:val="0"/>
           <w:i/>
-          <w:color w:val="595959"/>
+          <w:color w:val="6B6B6B"/>
           <w:sz w:val="20"/>
         </w:rPr>
         <w:t>（行测60% + 公基30% + 计算机专业10%）与</w:t>
@@ -57,7 +57,7 @@
           <w:rFonts w:ascii="微软雅黑" w:hAnsi="微软雅黑" w:eastAsia="微软雅黑"/>
           <w:b/>
           <w:i/>
-          <w:color w:val="595959"/>
+          <w:color w:val="6B6B6B"/>
           <w:sz w:val="20"/>
         </w:rPr>
         <w:t>云南省烟草专卖局</w:t>
@@ -65,8 +65,9 @@
       <w:r>
         <w:rPr>
           <w:rFonts w:ascii="微软雅黑" w:hAnsi="微软雅黑" w:eastAsia="微软雅黑"/>
+          <w:b w:val="0"/>
           <w:i/>
-          <w:color w:val="595959"/>
+          <w:color w:val="6B6B6B"/>
           <w:sz w:val="20"/>
         </w:rPr>
         <w:t>（行测 + 公基/申论）</w:t>
@@ -75,13 +76,14 @@
     <w:p>
       <w:pPr>
         <w:spacing w:after="60"/>
-        <w:ind w:left="283"/>
-      </w:pPr>
-      <w:r>
-        <w:rPr>
-          <w:rFonts w:ascii="微软雅黑" w:hAnsi="微软雅黑" w:eastAsia="微软雅黑"/>
+        <w:ind w:left="340"/>
+      </w:pPr>
+      <w:r>
+        <w:rPr>
+          <w:rFonts w:ascii="微软雅黑" w:hAnsi="微软雅黑" w:eastAsia="微软雅黑"/>
+          <w:b w:val="0"/>
           <w:i/>
-          <w:color w:val="595959"/>
+          <w:color w:val="6B6B6B"/>
           <w:sz w:val="20"/>
         </w:rPr>
         <w:t>原则：</w:t>
@@ -91,7 +93,7 @@
           <w:rFonts w:ascii="微软雅黑" w:hAnsi="微软雅黑" w:eastAsia="微软雅黑"/>
           <w:b/>
           <w:i/>
-          <w:color w:val="595959"/>
+          <w:color w:val="6B6B6B"/>
           <w:sz w:val="20"/>
         </w:rPr>
         <w:t>只抓高频高分模块</w:t>
@@ -99,8 +101,9 @@
       <w:r>
         <w:rPr>
           <w:rFonts w:ascii="微软雅黑" w:hAnsi="微软雅黑" w:eastAsia="微软雅黑"/>
+          <w:b w:val="0"/>
           <w:i/>
-          <w:color w:val="595959"/>
+          <w:color w:val="6B6B6B"/>
           <w:sz w:val="20"/>
         </w:rPr>
         <w:t>。行测 70% 精力（资料分析&gt;判断推理&gt;言语）→ 公基 25% → 计算机 5%</w:t>
@@ -109,14 +112,14 @@
     <w:p>
       <w:pPr>
         <w:spacing w:after="60"/>
-        <w:ind w:left="283"/>
+        <w:ind w:left="340"/>
       </w:pPr>
       <w:r>
         <w:rPr>
           <w:rFonts w:ascii="微软雅黑" w:hAnsi="微软雅黑" w:eastAsia="微软雅黑"/>
           <w:b/>
           <w:i/>
-          <w:color w:val="595959"/>
+          <w:color w:val="6B6B6B"/>
           <w:sz w:val="20"/>
         </w:rPr>
         <w:t>战略放弃</w:t>
@@ -124,8 +127,9 @@
       <w:r>
         <w:rPr>
           <w:rFonts w:ascii="微软雅黑" w:hAnsi="微软雅黑" w:eastAsia="微软雅黑"/>
+          <w:b w:val="0"/>
           <w:i/>
-          <w:color w:val="595959"/>
+          <w:color w:val="6B6B6B"/>
           <w:sz w:val="20"/>
         </w:rPr>
         <w:t>：数量关系难题（考场统一蒙一个选项）、冷门文史/生物地理、计算机底层原理</w:t>
@@ -134,13 +138,14 @@
     <w:p>
       <w:pPr>
         <w:spacing w:after="60"/>
-        <w:ind w:left="283"/>
-      </w:pPr>
-      <w:r>
-        <w:rPr>
-          <w:rFonts w:ascii="微软雅黑" w:hAnsi="微软雅黑" w:eastAsia="微软雅黑"/>
+        <w:ind w:left="340"/>
+      </w:pPr>
+      <w:r>
+        <w:rPr>
+          <w:rFonts w:ascii="微软雅黑" w:hAnsi="微软雅黑" w:eastAsia="微软雅黑"/>
+          <w:b w:val="0"/>
           <w:i/>
-          <w:color w:val="595959"/>
+          <w:color w:val="6B6B6B"/>
           <w:sz w:val="20"/>
         </w:rPr>
         <w:t xml:space="preserve">⚠️ 一切以官方公告为准：云南省烟草专卖局官网 </w:t>
@@ -148,8 +153,9 @@
       <w:r>
         <w:rPr>
           <w:rFonts w:ascii="Consolas" w:hAnsi="Consolas" w:eastAsia="Consolas"/>
+          <w:b w:val="0"/>
           <w:i/>
-          <w:color w:val="595959"/>
+          <w:color w:val="9A3412"/>
           <w:sz w:val="19"/>
         </w:rPr>
         <w:t>yn.tobacco.gov.cn</w:t>
@@ -157,8 +163,9 @@
       <w:r>
         <w:rPr>
           <w:rFonts w:ascii="微软雅黑" w:hAnsi="微软雅黑" w:eastAsia="微软雅黑"/>
+          <w:b w:val="0"/>
           <w:i/>
-          <w:color w:val="595959"/>
+          <w:color w:val="6B6B6B"/>
           <w:sz w:val="20"/>
         </w:rPr>
         <w:t xml:space="preserve"> 的"招聘信息"专栏；公告发布后确认当年科目与分值是否有变。</w:t>
@@ -166,39 +173,37 @@
     </w:p>
     <w:p>
       <w:pPr>
-        <w:spacing w:before="40" w:after="120"/>
         <w:pBdr>
-          <w:bottom w:val="single" w:sz="6" w:space="1" w:color="BFBFBF"/>
+          <w:bottom w:val="single" w:sz="6" w:space="1" w:color="D0D7DE"/>
         </w:pBdr>
+        <w:spacing w:after="120"/>
       </w:pPr>
     </w:p>
     <w:p>
       <w:pPr>
-        <w:spacing w:before="240" w:after="120"/>
-        <w:pBdr>
-          <w:bottom w:val="single" w:sz="6" w:space="1" w:color="BFBFBF"/>
-        </w:pBdr>
+        <w:spacing w:before="240" w:after="80"/>
+        <w:jc w:val="center"/>
       </w:pPr>
       <w:r>
         <w:rPr>
           <w:rFonts w:ascii="微软雅黑" w:hAnsi="微软雅黑" w:eastAsia="微软雅黑"/>
           <w:b/>
-          <w:color w:val="1F3B73"/>
-          <w:sz w:val="30"/>
+          <w:color w:val="1F4E79"/>
+          <w:sz w:val="36"/>
         </w:rPr>
         <w:t>一、资料分析（最该抢分，每天 30 分钟）</w:t>
       </w:r>
     </w:p>
     <w:p>
       <w:pPr>
-        <w:spacing w:before="180" w:after="80"/>
+        <w:spacing w:before="240" w:after="80"/>
       </w:pPr>
       <w:r>
         <w:rPr>
           <w:rFonts w:ascii="微软雅黑" w:hAnsi="微软雅黑" w:eastAsia="微软雅黑"/>
           <w:b/>
-          <w:color w:val="1F3B73"/>
-          <w:sz w:val="25"/>
+          <w:color w:val="1F4E79"/>
+          <w:sz w:val="28"/>
         </w:rPr>
         <w:t>1. 必背公式（只背这些）</w:t>
       </w:r>
@@ -207,27 +212,27 @@
       <w:tblPr>
         <w:tblStyle w:val="TableGrid"/>
         <w:tblW w:type="auto" w:w="0"/>
-        <w:jc w:val="center"/>
         <w:tblLook w:firstColumn="1" w:firstRow="1" w:lastColumn="0" w:lastRow="0" w:noHBand="0" w:noVBand="1" w:val="04A0"/>
       </w:tblPr>
       <w:tblGrid>
-        <w:gridCol w:w="4876"/>
-        <w:gridCol w:w="4876"/>
+        <w:gridCol w:w="4706"/>
+        <w:gridCol w:w="4706"/>
       </w:tblGrid>
       <w:tr>
         <w:tc>
           <w:tcPr>
-            <w:tcW w:type="dxa" w:w="4876"/>
-            <w:shd w:val="clear" w:fill="DCE6F1"/>
+            <w:tcW w:type="dxa" w:w="4706"/>
           </w:tcPr>
           <w:p>
-            <w:r/>
+            <w:pPr>
+              <w:spacing w:after="20" w:before="20"/>
+            </w:pPr>
             <w:r>
               <w:rPr>
                 <w:rFonts w:ascii="微软雅黑" w:hAnsi="微软雅黑" w:eastAsia="微软雅黑"/>
                 <w:b/>
-                <w:color w:val="1F3B73"/>
-                <w:sz w:val="20"/>
+                <w:color w:val="1F4E79"/>
+                <w:sz w:val="19"/>
               </w:rPr>
               <w:t>考点</w:t>
             </w:r>
@@ -235,17 +240,18 @@
         </w:tc>
         <w:tc>
           <w:tcPr>
-            <w:tcW w:type="dxa" w:w="4876"/>
-            <w:shd w:val="clear" w:fill="DCE6F1"/>
+            <w:tcW w:type="dxa" w:w="4706"/>
           </w:tcPr>
           <w:p>
-            <w:r/>
+            <w:pPr>
+              <w:spacing w:after="20" w:before="20"/>
+            </w:pPr>
             <w:r>
               <w:rPr>
                 <w:rFonts w:ascii="微软雅黑" w:hAnsi="微软雅黑" w:eastAsia="微软雅黑"/>
                 <w:b/>
-                <w:color w:val="1F3B73"/>
-                <w:sz w:val="20"/>
+                <w:color w:val="1F4E79"/>
+                <w:sz w:val="19"/>
               </w:rPr>
               <w:t>公式</w:t>
             </w:r>
@@ -255,14 +261,18 @@
       <w:tr>
         <w:tc>
           <w:tcPr>
-            <w:tcW w:type="dxa" w:w="4876"/>
+            <w:tcW w:type="dxa" w:w="4706"/>
           </w:tcPr>
           <w:p>
-            <w:r/>
+            <w:pPr>
+              <w:spacing w:after="20" w:before="20"/>
+            </w:pPr>
             <w:r>
               <w:rPr>
                 <w:rFonts w:ascii="微软雅黑" w:hAnsi="微软雅黑" w:eastAsia="微软雅黑"/>
-                <w:sz w:val="20"/>
+                <w:b w:val="0"/>
+                <w:color w:val="262626"/>
+                <w:sz w:val="19"/>
               </w:rPr>
               <w:t>基期量</w:t>
             </w:r>
@@ -270,14 +280,18 @@
         </w:tc>
         <w:tc>
           <w:tcPr>
-            <w:tcW w:type="dxa" w:w="4876"/>
+            <w:tcW w:type="dxa" w:w="4706"/>
           </w:tcPr>
           <w:p>
-            <w:r/>
+            <w:pPr>
+              <w:spacing w:after="20" w:before="20"/>
+            </w:pPr>
             <w:r>
               <w:rPr>
                 <w:rFonts w:ascii="微软雅黑" w:hAnsi="微软雅黑" w:eastAsia="微软雅黑"/>
-                <w:sz w:val="20"/>
+                <w:b w:val="0"/>
+                <w:color w:val="262626"/>
+                <w:sz w:val="19"/>
               </w:rPr>
               <w:t>基期 = 现期 ÷ (1 + 增长率)</w:t>
             </w:r>
@@ -287,14 +301,18 @@
       <w:tr>
         <w:tc>
           <w:tcPr>
-            <w:tcW w:type="dxa" w:w="4876"/>
+            <w:tcW w:type="dxa" w:w="4706"/>
           </w:tcPr>
           <w:p>
-            <w:r/>
+            <w:pPr>
+              <w:spacing w:after="20" w:before="20"/>
+            </w:pPr>
             <w:r>
               <w:rPr>
                 <w:rFonts w:ascii="微软雅黑" w:hAnsi="微软雅黑" w:eastAsia="微软雅黑"/>
-                <w:sz w:val="20"/>
+                <w:b w:val="0"/>
+                <w:color w:val="262626"/>
+                <w:sz w:val="19"/>
               </w:rPr>
               <w:t>增长量</w:t>
             </w:r>
@@ -302,14 +320,18 @@
         </w:tc>
         <w:tc>
           <w:tcPr>
-            <w:tcW w:type="dxa" w:w="4876"/>
+            <w:tcW w:type="dxa" w:w="4706"/>
           </w:tcPr>
           <w:p>
-            <w:r/>
+            <w:pPr>
+              <w:spacing w:after="20" w:before="20"/>
+            </w:pPr>
             <w:r>
               <w:rPr>
                 <w:rFonts w:ascii="微软雅黑" w:hAnsi="微软雅黑" w:eastAsia="微软雅黑"/>
-                <w:sz w:val="20"/>
+                <w:b w:val="0"/>
+                <w:color w:val="262626"/>
+                <w:sz w:val="19"/>
               </w:rPr>
               <w:t xml:space="preserve">增长量 = 现期 − 基期 = </w:t>
             </w:r>
@@ -317,7 +339,8 @@
               <w:rPr>
                 <w:rFonts w:ascii="微软雅黑" w:hAnsi="微软雅黑" w:eastAsia="微软雅黑"/>
                 <w:b/>
-                <w:sz w:val="20"/>
+                <w:color w:val="262626"/>
+                <w:sz w:val="19"/>
               </w:rPr>
               <w:t>现期 × 增长率 ÷ (1 + 增长率)</w:t>
             </w:r>
@@ -327,14 +350,18 @@
       <w:tr>
         <w:tc>
           <w:tcPr>
-            <w:tcW w:type="dxa" w:w="4876"/>
+            <w:tcW w:type="dxa" w:w="4706"/>
           </w:tcPr>
           <w:p>
-            <w:r/>
+            <w:pPr>
+              <w:spacing w:after="20" w:before="20"/>
+            </w:pPr>
             <w:r>
               <w:rPr>
                 <w:rFonts w:ascii="微软雅黑" w:hAnsi="微软雅黑" w:eastAsia="微软雅黑"/>
-                <w:sz w:val="20"/>
+                <w:b w:val="0"/>
+                <w:color w:val="262626"/>
+                <w:sz w:val="19"/>
               </w:rPr>
               <w:t>增长率</w:t>
             </w:r>
@@ -342,14 +369,18 @@
         </w:tc>
         <w:tc>
           <w:tcPr>
-            <w:tcW w:type="dxa" w:w="4876"/>
+            <w:tcW w:type="dxa" w:w="4706"/>
           </w:tcPr>
           <w:p>
-            <w:r/>
+            <w:pPr>
+              <w:spacing w:after="20" w:before="20"/>
+            </w:pPr>
             <w:r>
               <w:rPr>
                 <w:rFonts w:ascii="微软雅黑" w:hAnsi="微软雅黑" w:eastAsia="微软雅黑"/>
-                <w:sz w:val="20"/>
+                <w:b w:val="0"/>
+                <w:color w:val="262626"/>
+                <w:sz w:val="19"/>
               </w:rPr>
               <w:t>增长率 = 增长量 ÷ 基期 = 现期 ÷ 基期 − 1</w:t>
             </w:r>
@@ -359,14 +390,18 @@
       <w:tr>
         <w:tc>
           <w:tcPr>
-            <w:tcW w:type="dxa" w:w="4876"/>
+            <w:tcW w:type="dxa" w:w="4706"/>
           </w:tcPr>
           <w:p>
-            <w:r/>
+            <w:pPr>
+              <w:spacing w:after="20" w:before="20"/>
+            </w:pPr>
             <w:r>
               <w:rPr>
                 <w:rFonts w:ascii="微软雅黑" w:hAnsi="微软雅黑" w:eastAsia="微软雅黑"/>
-                <w:sz w:val="20"/>
+                <w:b w:val="0"/>
+                <w:color w:val="262626"/>
+                <w:sz w:val="19"/>
               </w:rPr>
               <w:t>比重</w:t>
             </w:r>
@@ -374,14 +409,18 @@
         </w:tc>
         <w:tc>
           <w:tcPr>
-            <w:tcW w:type="dxa" w:w="4876"/>
+            <w:tcW w:type="dxa" w:w="4706"/>
           </w:tcPr>
           <w:p>
-            <w:r/>
+            <w:pPr>
+              <w:spacing w:after="20" w:before="20"/>
+            </w:pPr>
             <w:r>
               <w:rPr>
                 <w:rFonts w:ascii="微软雅黑" w:hAnsi="微软雅黑" w:eastAsia="微软雅黑"/>
-                <w:sz w:val="20"/>
+                <w:b w:val="0"/>
+                <w:color w:val="262626"/>
+                <w:sz w:val="19"/>
               </w:rPr>
               <w:t>比重 = 部分 ÷ 整体</w:t>
             </w:r>
@@ -391,14 +430,18 @@
       <w:tr>
         <w:tc>
           <w:tcPr>
-            <w:tcW w:type="dxa" w:w="4876"/>
+            <w:tcW w:type="dxa" w:w="4706"/>
           </w:tcPr>
           <w:p>
-            <w:r/>
+            <w:pPr>
+              <w:spacing w:after="20" w:before="20"/>
+            </w:pPr>
             <w:r>
               <w:rPr>
                 <w:rFonts w:ascii="微软雅黑" w:hAnsi="微软雅黑" w:eastAsia="微软雅黑"/>
-                <w:sz w:val="20"/>
+                <w:b w:val="0"/>
+                <w:color w:val="262626"/>
+                <w:sz w:val="19"/>
               </w:rPr>
               <w:t>比重升降</w:t>
             </w:r>
@@ -406,22 +449,27 @@
         </w:tc>
         <w:tc>
           <w:tcPr>
-            <w:tcW w:type="dxa" w:w="4876"/>
+            <w:tcW w:type="dxa" w:w="4706"/>
           </w:tcPr>
           <w:p>
-            <w:r/>
+            <w:pPr>
+              <w:spacing w:after="20" w:before="20"/>
+            </w:pPr>
             <w:r>
               <w:rPr>
                 <w:rFonts w:ascii="微软雅黑" w:hAnsi="微软雅黑" w:eastAsia="微软雅黑"/>
                 <w:b/>
-                <w:sz w:val="20"/>
+                <w:color w:val="262626"/>
+                <w:sz w:val="19"/>
               </w:rPr>
               <w:t>部分增速 &gt; 整体增速 → 比重上升</w:t>
             </w:r>
             <w:r>
               <w:rPr>
                 <w:rFonts w:ascii="微软雅黑" w:hAnsi="微软雅黑" w:eastAsia="微软雅黑"/>
-                <w:sz w:val="20"/>
+                <w:b w:val="0"/>
+                <w:color w:val="262626"/>
+                <w:sz w:val="19"/>
               </w:rPr>
               <w:t>（反之下降）</w:t>
             </w:r>
@@ -431,14 +479,18 @@
       <w:tr>
         <w:tc>
           <w:tcPr>
-            <w:tcW w:type="dxa" w:w="4876"/>
+            <w:tcW w:type="dxa" w:w="4706"/>
           </w:tcPr>
           <w:p>
-            <w:r/>
+            <w:pPr>
+              <w:spacing w:after="20" w:before="20"/>
+            </w:pPr>
             <w:r>
               <w:rPr>
                 <w:rFonts w:ascii="微软雅黑" w:hAnsi="微软雅黑" w:eastAsia="微软雅黑"/>
-                <w:sz w:val="20"/>
+                <w:b w:val="0"/>
+                <w:color w:val="262626"/>
+                <w:sz w:val="19"/>
               </w:rPr>
               <w:t>平均数</w:t>
             </w:r>
@@ -446,14 +498,18 @@
         </w:tc>
         <w:tc>
           <w:tcPr>
-            <w:tcW w:type="dxa" w:w="4876"/>
+            <w:tcW w:type="dxa" w:w="4706"/>
           </w:tcPr>
           <w:p>
-            <w:r/>
+            <w:pPr>
+              <w:spacing w:after="20" w:before="20"/>
+            </w:pPr>
             <w:r>
               <w:rPr>
                 <w:rFonts w:ascii="微软雅黑" w:hAnsi="微软雅黑" w:eastAsia="微软雅黑"/>
-                <w:sz w:val="20"/>
+                <w:b w:val="0"/>
+                <w:color w:val="262626"/>
+                <w:sz w:val="19"/>
               </w:rPr>
               <w:t>平均数 = 总量 ÷ 份数</w:t>
             </w:r>
@@ -463,14 +519,18 @@
       <w:tr>
         <w:tc>
           <w:tcPr>
-            <w:tcW w:type="dxa" w:w="4876"/>
+            <w:tcW w:type="dxa" w:w="4706"/>
           </w:tcPr>
           <w:p>
-            <w:r/>
+            <w:pPr>
+              <w:spacing w:after="20" w:before="20"/>
+            </w:pPr>
             <w:r>
               <w:rPr>
                 <w:rFonts w:ascii="微软雅黑" w:hAnsi="微软雅黑" w:eastAsia="微软雅黑"/>
-                <w:sz w:val="20"/>
+                <w:b w:val="0"/>
+                <w:color w:val="262626"/>
+                <w:sz w:val="19"/>
               </w:rPr>
               <w:t>平均数增长率</w:t>
             </w:r>
@@ -478,14 +538,18 @@
         </w:tc>
         <w:tc>
           <w:tcPr>
-            <w:tcW w:type="dxa" w:w="4876"/>
+            <w:tcW w:type="dxa" w:w="4706"/>
           </w:tcPr>
           <w:p>
-            <w:r/>
+            <w:pPr>
+              <w:spacing w:after="20" w:before="20"/>
+            </w:pPr>
             <w:r>
               <w:rPr>
                 <w:rFonts w:ascii="微软雅黑" w:hAnsi="微软雅黑" w:eastAsia="微软雅黑"/>
-                <w:sz w:val="20"/>
+                <w:b w:val="0"/>
+                <w:color w:val="262626"/>
+                <w:sz w:val="19"/>
               </w:rPr>
               <w:t>(1 + 总量增速) ÷ (1 + 份数增速) − 1</w:t>
             </w:r>
@@ -495,14 +559,18 @@
       <w:tr>
         <w:tc>
           <w:tcPr>
-            <w:tcW w:type="dxa" w:w="4876"/>
+            <w:tcW w:type="dxa" w:w="4706"/>
           </w:tcPr>
           <w:p>
-            <w:r/>
+            <w:pPr>
+              <w:spacing w:after="20" w:before="20"/>
+            </w:pPr>
             <w:r>
               <w:rPr>
                 <w:rFonts w:ascii="微软雅黑" w:hAnsi="微软雅黑" w:eastAsia="微软雅黑"/>
-                <w:sz w:val="20"/>
+                <w:b w:val="0"/>
+                <w:color w:val="262626"/>
+                <w:sz w:val="19"/>
               </w:rPr>
               <w:t>倍数</w:t>
             </w:r>
@@ -510,14 +578,18 @@
         </w:tc>
         <w:tc>
           <w:tcPr>
-            <w:tcW w:type="dxa" w:w="4876"/>
+            <w:tcW w:type="dxa" w:w="4706"/>
           </w:tcPr>
           <w:p>
-            <w:r/>
+            <w:pPr>
+              <w:spacing w:after="20" w:before="20"/>
+            </w:pPr>
             <w:r>
               <w:rPr>
                 <w:rFonts w:ascii="微软雅黑" w:hAnsi="微软雅黑" w:eastAsia="微软雅黑"/>
-                <w:sz w:val="20"/>
+                <w:b w:val="0"/>
+                <w:color w:val="262626"/>
+                <w:sz w:val="19"/>
               </w:rPr>
               <w:t>A 是 B 的几倍 = A ÷ B；A 比 B 多几倍 = A ÷ B − 1</w:t>
             </w:r>
@@ -527,14 +599,18 @@
       <w:tr>
         <w:tc>
           <w:tcPr>
-            <w:tcW w:type="dxa" w:w="4876"/>
+            <w:tcW w:type="dxa" w:w="4706"/>
           </w:tcPr>
           <w:p>
-            <w:r/>
+            <w:pPr>
+              <w:spacing w:after="20" w:before="20"/>
+            </w:pPr>
             <w:r>
               <w:rPr>
                 <w:rFonts w:ascii="微软雅黑" w:hAnsi="微软雅黑" w:eastAsia="微软雅黑"/>
-                <w:sz w:val="20"/>
+                <w:b w:val="0"/>
+                <w:color w:val="262626"/>
+                <w:sz w:val="19"/>
               </w:rPr>
               <w:t>年均增长率</w:t>
             </w:r>
@@ -542,14 +618,18 @@
         </w:tc>
         <w:tc>
           <w:tcPr>
-            <w:tcW w:type="dxa" w:w="4876"/>
+            <w:tcW w:type="dxa" w:w="4706"/>
           </w:tcPr>
           <w:p>
-            <w:r/>
+            <w:pPr>
+              <w:spacing w:after="20" w:before="20"/>
+            </w:pPr>
             <w:r>
               <w:rPr>
                 <w:rFonts w:ascii="微软雅黑" w:hAnsi="微软雅黑" w:eastAsia="微软雅黑"/>
-                <w:sz w:val="20"/>
+                <w:b w:val="0"/>
+                <w:color w:val="262626"/>
+                <w:sz w:val="19"/>
               </w:rPr>
               <w:t>(末期 ÷ 基期)^(1/n) − 1 ≈ (末期÷基期 − 1) ÷ n（估算用）</w:t>
             </w:r>
@@ -559,14 +639,18 @@
       <w:tr>
         <w:tc>
           <w:tcPr>
-            <w:tcW w:type="dxa" w:w="4876"/>
+            <w:tcW w:type="dxa" w:w="4706"/>
           </w:tcPr>
           <w:p>
-            <w:r/>
+            <w:pPr>
+              <w:spacing w:after="20" w:before="20"/>
+            </w:pPr>
             <w:r>
               <w:rPr>
                 <w:rFonts w:ascii="微软雅黑" w:hAnsi="微软雅黑" w:eastAsia="微软雅黑"/>
-                <w:sz w:val="20"/>
+                <w:b w:val="0"/>
+                <w:color w:val="262626"/>
+                <w:sz w:val="19"/>
               </w:rPr>
               <w:t>混合增长率</w:t>
             </w:r>
@@ -574,14 +658,18 @@
         </w:tc>
         <w:tc>
           <w:tcPr>
-            <w:tcW w:type="dxa" w:w="4876"/>
+            <w:tcW w:type="dxa" w:w="4706"/>
           </w:tcPr>
           <w:p>
-            <w:r/>
+            <w:pPr>
+              <w:spacing w:after="20" w:before="20"/>
+            </w:pPr>
             <w:r>
               <w:rPr>
                 <w:rFonts w:ascii="微软雅黑" w:hAnsi="微软雅黑" w:eastAsia="微软雅黑"/>
-                <w:sz w:val="20"/>
+                <w:b w:val="0"/>
+                <w:color w:val="262626"/>
+                <w:sz w:val="19"/>
               </w:rPr>
               <w:t>总体增速</w:t>
             </w:r>
@@ -589,14 +677,17 @@
               <w:rPr>
                 <w:rFonts w:ascii="微软雅黑" w:hAnsi="微软雅黑" w:eastAsia="微软雅黑"/>
                 <w:b/>
-                <w:sz w:val="20"/>
+                <w:color w:val="262626"/>
+                <w:sz w:val="19"/>
               </w:rPr>
               <w:t>介于两部分之间</w:t>
             </w:r>
             <w:r>
               <w:rPr>
                 <w:rFonts w:ascii="微软雅黑" w:hAnsi="微软雅黑" w:eastAsia="微软雅黑"/>
-                <w:sz w:val="20"/>
+                <w:b w:val="0"/>
+                <w:color w:val="262626"/>
+                <w:sz w:val="19"/>
               </w:rPr>
               <w:t>，且更靠近基数大的那部分</w:t>
             </w:r>
@@ -604,168 +695,209 @@
         </w:tc>
       </w:tr>
     </w:tbl>
-    <w:p/>
     <w:p>
       <w:pPr>
-        <w:spacing w:before="180" w:after="80"/>
-      </w:pPr>
-      <w:r>
-        <w:rPr>
-          <w:rFonts w:ascii="微软雅黑" w:hAnsi="微软雅黑" w:eastAsia="微软雅黑"/>
-          <w:b/>
-          <w:color w:val="1F3B73"/>
-          <w:sz w:val="25"/>
-        </w:rPr>
-        <w:t>2. 速算技巧（只练 3 个）</w:t>
-      </w:r>
+        <w:spacing w:after="80"/>
+      </w:pPr>
     </w:p>
     <w:p>
       <w:pPr>
-        <w:ind w:left="340" w:hanging="340"/>
-      </w:pPr>
-      <w:r>
-        <w:rPr>
-          <w:rFonts w:ascii="微软雅黑" w:hAnsi="微软雅黑" w:eastAsia="微软雅黑"/>
-          <w:sz w:val="21"/>
-        </w:rPr>
-        <w:t xml:space="preserve">1. </w:t>
-      </w:r>
+        <w:spacing w:before="240" w:after="80"/>
+      </w:pPr>
       <w:r>
         <w:rPr>
           <w:rFonts w:ascii="微软雅黑" w:hAnsi="微软雅黑" w:eastAsia="微软雅黑"/>
           <w:b/>
-          <w:sz w:val="21"/>
-        </w:rPr>
-        <w:t>截位直除</w:t>
-      </w:r>
-      <w:r>
-        <w:rPr>
-          <w:rFonts w:ascii="微软雅黑" w:hAnsi="微软雅黑" w:eastAsia="微软雅黑"/>
-          <w:sz w:val="21"/>
-        </w:rPr>
-        <w:t>：分母截前 3–4 位（看选项差距决定），直接除，够选答案即可</w:t>
+          <w:color w:val="1F4E79"/>
+          <w:sz w:val="28"/>
+        </w:rPr>
+        <w:t>2. 速算技巧（只练 3 个）</w:t>
       </w:r>
     </w:p>
     <w:p>
       <w:pPr>
-        <w:ind w:left="340" w:hanging="340"/>
-      </w:pPr>
-      <w:r>
-        <w:rPr>
-          <w:rFonts w:ascii="微软雅黑" w:hAnsi="微软雅黑" w:eastAsia="微软雅黑"/>
-          <w:sz w:val="21"/>
-        </w:rPr>
-        <w:t xml:space="preserve">2. </w:t>
+        <w:spacing w:after="30"/>
+        <w:ind w:left="397" w:hanging="283"/>
+      </w:pPr>
+      <w:r>
+        <w:rPr>
+          <w:rFonts w:ascii="微软雅黑" w:hAnsi="微软雅黑" w:eastAsia="微软雅黑"/>
+          <w:b w:val="0"/>
+          <w:color w:val="262626"/>
+          <w:sz w:val="21"/>
+        </w:rPr>
+        <w:t xml:space="preserve">1. </w:t>
       </w:r>
       <w:r>
         <w:rPr>
           <w:rFonts w:ascii="微软雅黑" w:hAnsi="微软雅黑" w:eastAsia="微软雅黑"/>
           <w:b/>
-          <w:sz w:val="21"/>
-        </w:rPr>
-        <w:t>特征数字法</w:t>
-      </w:r>
-      <w:r>
-        <w:rPr>
-          <w:rFonts w:ascii="微软雅黑" w:hAnsi="微软雅黑" w:eastAsia="微软雅黑"/>
-          <w:sz w:val="21"/>
-        </w:rPr>
-        <w:t>（分数↔百分数，必背表）：</w:t>
+          <w:color w:val="262626"/>
+          <w:sz w:val="21"/>
+        </w:rPr>
+        <w:t>截位直除</w:t>
+      </w:r>
+      <w:r>
+        <w:rPr>
+          <w:rFonts w:ascii="微软雅黑" w:hAnsi="微软雅黑" w:eastAsia="微软雅黑"/>
+          <w:b w:val="0"/>
+          <w:color w:val="262626"/>
+          <w:sz w:val="21"/>
+        </w:rPr>
+        <w:t>：分母截前 3–4 位（看选项差距决定），直接除，够选答案即可</w:t>
       </w:r>
     </w:p>
     <w:p>
-      <w:r>
-        <w:rPr>
-          <w:rFonts w:ascii="微软雅黑" w:hAnsi="微软雅黑" w:eastAsia="微软雅黑"/>
-          <w:sz w:val="21"/>
-        </w:rPr>
-        <w:t>1/2=50%　1/3≈33.3%　1/4=25%　1/5=20%　1/6≈16.7%　1/7≈14.3%　1/8=12.5%</w:t>
+      <w:pPr>
+        <w:spacing w:after="30"/>
+        <w:ind w:left="397" w:hanging="283"/>
+      </w:pPr>
+      <w:r>
+        <w:rPr>
+          <w:rFonts w:ascii="微软雅黑" w:hAnsi="微软雅黑" w:eastAsia="微软雅黑"/>
+          <w:b w:val="0"/>
+          <w:color w:val="262626"/>
+          <w:sz w:val="21"/>
+        </w:rPr>
+        <w:t xml:space="preserve">2. </w:t>
+      </w:r>
+      <w:r>
+        <w:rPr>
+          <w:rFonts w:ascii="微软雅黑" w:hAnsi="微软雅黑" w:eastAsia="微软雅黑"/>
+          <w:b/>
+          <w:color w:val="262626"/>
+          <w:sz w:val="21"/>
+        </w:rPr>
+        <w:t>特征数字法</w:t>
+      </w:r>
+      <w:r>
+        <w:rPr>
+          <w:rFonts w:ascii="微软雅黑" w:hAnsi="微软雅黑" w:eastAsia="微软雅黑"/>
+          <w:b w:val="0"/>
+          <w:color w:val="262626"/>
+          <w:sz w:val="21"/>
+        </w:rPr>
+        <w:t>（分数↔百分数，必背表）：</w:t>
       </w:r>
     </w:p>
     <w:p>
-      <w:r>
-        <w:rPr>
-          <w:rFonts w:ascii="微软雅黑" w:hAnsi="微软雅黑" w:eastAsia="微软雅黑"/>
-          <w:sz w:val="21"/>
-        </w:rPr>
-        <w:t>1/9≈11.1%　1/11≈9.1%　1/12≈8.3%　1/13≈7.7%　1/14≈7.1%　1/15≈6.7%　1/16=6.25%</w:t>
+      <w:pPr>
+        <w:spacing w:after="60"/>
+      </w:pPr>
+      <w:r>
+        <w:rPr>
+          <w:rFonts w:ascii="微软雅黑" w:hAnsi="微软雅黑" w:eastAsia="微软雅黑"/>
+          <w:b w:val="0"/>
+          <w:color w:val="262626"/>
+          <w:sz w:val="21"/>
+        </w:rPr>
+        <w:t>1/2=50%　1/3≈33.3%　1/4=25%　1/5=20%　1/6≈16.7%　1/7≈14.3%　1/8=12.5%</w:t>
       </w:r>
     </w:p>
     <w:p>
       <w:pPr>
-        <w:ind w:left="340" w:hanging="340"/>
-      </w:pPr>
-      <w:r>
-        <w:rPr>
-          <w:rFonts w:ascii="微软雅黑" w:hAnsi="微软雅黑" w:eastAsia="微软雅黑"/>
-          <w:sz w:val="21"/>
-        </w:rPr>
-        <w:t xml:space="preserve">3. </w:t>
-      </w:r>
-      <w:r>
-        <w:rPr>
-          <w:rFonts w:ascii="微软雅黑" w:hAnsi="微软雅黑" w:eastAsia="微软雅黑"/>
-          <w:b/>
-          <w:sz w:val="21"/>
-        </w:rPr>
-        <w:t>同位比较法</w:t>
-      </w:r>
-      <w:r>
-        <w:rPr>
-          <w:rFonts w:ascii="微软雅黑" w:hAnsi="微软雅黑" w:eastAsia="微软雅黑"/>
-          <w:sz w:val="21"/>
-        </w:rPr>
-        <w:t>：比较两个分数大小时，先看量级，再比较"分子÷分母"的变化方向，不必精算</w:t>
+        <w:spacing w:after="60"/>
+      </w:pPr>
+      <w:r>
+        <w:rPr>
+          <w:rFonts w:ascii="微软雅黑" w:hAnsi="微软雅黑" w:eastAsia="微软雅黑"/>
+          <w:b w:val="0"/>
+          <w:color w:val="262626"/>
+          <w:sz w:val="21"/>
+        </w:rPr>
+        <w:t>1/9≈11.1%　1/11≈9.1%　1/12≈8.3%　1/13≈7.7%　1/14≈7.1%　1/15≈6.7%　1/16=6.25%</w:t>
       </w:r>
     </w:p>
     <w:p>
       <w:pPr>
-        <w:spacing w:before="180" w:after="80"/>
-      </w:pPr>
+        <w:spacing w:after="30"/>
+        <w:ind w:left="397" w:hanging="283"/>
+      </w:pPr>
+      <w:r>
+        <w:rPr>
+          <w:rFonts w:ascii="微软雅黑" w:hAnsi="微软雅黑" w:eastAsia="微软雅黑"/>
+          <w:b w:val="0"/>
+          <w:color w:val="262626"/>
+          <w:sz w:val="21"/>
+        </w:rPr>
+        <w:t xml:space="preserve">3. </w:t>
+      </w:r>
       <w:r>
         <w:rPr>
           <w:rFonts w:ascii="微软雅黑" w:hAnsi="微软雅黑" w:eastAsia="微软雅黑"/>
           <w:b/>
-          <w:color w:val="1F3B73"/>
-          <w:sz w:val="25"/>
-        </w:rPr>
-        <w:t>3. 做题流程（固定动作）</w:t>
+          <w:color w:val="262626"/>
+          <w:sz w:val="21"/>
+        </w:rPr>
+        <w:t>同位比较法</w:t>
+      </w:r>
+      <w:r>
+        <w:rPr>
+          <w:rFonts w:ascii="微软雅黑" w:hAnsi="微软雅黑" w:eastAsia="微软雅黑"/>
+          <w:b w:val="0"/>
+          <w:color w:val="262626"/>
+          <w:sz w:val="21"/>
+        </w:rPr>
+        <w:t>：比较两个分数大小时，先看量级，再比较"分子÷分母"的变化方向，不必精算</w:t>
       </w:r>
     </w:p>
     <w:p>
-      <w:r>
-        <w:rPr>
-          <w:rFonts w:ascii="微软雅黑" w:hAnsi="微软雅黑" w:eastAsia="微软雅黑"/>
-          <w:sz w:val="21"/>
-        </w:rPr>
-        <w:t xml:space="preserve">看问题（问增长量/比重/平均数）→ 定位材料数据 → 列式 → </w:t>
-      </w:r>
+      <w:pPr>
+        <w:spacing w:before="240" w:after="80"/>
+      </w:pPr>
       <w:r>
         <w:rPr>
           <w:rFonts w:ascii="微软雅黑" w:hAnsi="微软雅黑" w:eastAsia="微软雅黑"/>
           <w:b/>
-          <w:sz w:val="21"/>
-        </w:rPr>
-        <w:t>截位直除</w:t>
-      </w:r>
-      <w:r>
-        <w:rPr>
-          <w:rFonts w:ascii="微软雅黑" w:hAnsi="微软雅黑" w:eastAsia="微软雅黑"/>
-          <w:sz w:val="21"/>
-        </w:rPr>
-        <w:t xml:space="preserve"> → 选最接近项</w:t>
+          <w:color w:val="1F4E79"/>
+          <w:sz w:val="28"/>
+        </w:rPr>
+        <w:t>3. 做题流程（固定动作）</w:t>
       </w:r>
     </w:p>
     <w:p>
       <w:pPr>
         <w:spacing w:after="60"/>
-        <w:ind w:left="283"/>
-      </w:pPr>
-      <w:r>
-        <w:rPr>
-          <w:rFonts w:ascii="微软雅黑" w:hAnsi="微软雅黑" w:eastAsia="微软雅黑"/>
+      </w:pPr>
+      <w:r>
+        <w:rPr>
+          <w:rFonts w:ascii="微软雅黑" w:hAnsi="微软雅黑" w:eastAsia="微软雅黑"/>
+          <w:b w:val="0"/>
+          <w:color w:val="262626"/>
+          <w:sz w:val="21"/>
+        </w:rPr>
+        <w:t xml:space="preserve">看问题（问增长量/比重/平均数）→ 定位材料数据 → 列式 → </w:t>
+      </w:r>
+      <w:r>
+        <w:rPr>
+          <w:rFonts w:ascii="微软雅黑" w:hAnsi="微软雅黑" w:eastAsia="微软雅黑"/>
+          <w:b/>
+          <w:color w:val="262626"/>
+          <w:sz w:val="21"/>
+        </w:rPr>
+        <w:t>截位直除</w:t>
+      </w:r>
+      <w:r>
+        <w:rPr>
+          <w:rFonts w:ascii="微软雅黑" w:hAnsi="微软雅黑" w:eastAsia="微软雅黑"/>
+          <w:b w:val="0"/>
+          <w:color w:val="262626"/>
+          <w:sz w:val="21"/>
+        </w:rPr>
+        <w:t xml:space="preserve"> → 选最接近项</w:t>
+      </w:r>
+    </w:p>
+    <w:p>
+      <w:pPr>
+        <w:spacing w:after="60"/>
+        <w:ind w:left="340"/>
+      </w:pPr>
+      <w:r>
+        <w:rPr>
+          <w:rFonts w:ascii="微软雅黑" w:hAnsi="微软雅黑" w:eastAsia="微软雅黑"/>
+          <w:b w:val="0"/>
           <w:i/>
-          <w:color w:val="595959"/>
+          <w:color w:val="6B6B6B"/>
           <w:sz w:val="20"/>
         </w:rPr>
         <w:t>目标：</w:t>
@@ -775,7 +907,7 @@
           <w:rFonts w:ascii="微软雅黑" w:hAnsi="微软雅黑" w:eastAsia="微软雅黑"/>
           <w:b/>
           <w:i/>
-          <w:color w:val="595959"/>
+          <w:color w:val="6B6B6B"/>
           <w:sz w:val="20"/>
         </w:rPr>
         <w:t>每题 ≤ 60 秒，正确率 ≥ 75%</w:t>
@@ -783,8 +915,9 @@
       <w:r>
         <w:rPr>
           <w:rFonts w:ascii="微软雅黑" w:hAnsi="微软雅黑" w:eastAsia="微软雅黑"/>
+          <w:b w:val="0"/>
           <w:i/>
-          <w:color w:val="595959"/>
+          <w:color w:val="6B6B6B"/>
           <w:sz w:val="20"/>
         </w:rPr>
         <w:t>。每天 2 篇材料 + 10 道题。</w:t>
@@ -792,50 +925,51 @@
     </w:p>
     <w:p>
       <w:pPr>
-        <w:spacing w:before="40" w:after="120"/>
         <w:pBdr>
-          <w:bottom w:val="single" w:sz="6" w:space="1" w:color="BFBFBF"/>
+          <w:bottom w:val="single" w:sz="6" w:space="1" w:color="D0D7DE"/>
         </w:pBdr>
+        <w:spacing w:after="120"/>
       </w:pPr>
     </w:p>
     <w:p>
       <w:pPr>
-        <w:spacing w:before="240" w:after="120"/>
-        <w:pBdr>
-          <w:bottom w:val="single" w:sz="6" w:space="1" w:color="BFBFBF"/>
-        </w:pBdr>
+        <w:spacing w:before="240" w:after="80"/>
+        <w:jc w:val="center"/>
       </w:pPr>
       <w:r>
         <w:rPr>
           <w:rFonts w:ascii="微软雅黑" w:hAnsi="微软雅黑" w:eastAsia="微软雅黑"/>
           <w:b/>
-          <w:color w:val="1F3B73"/>
-          <w:sz w:val="30"/>
+          <w:color w:val="1F4E79"/>
+          <w:sz w:val="36"/>
         </w:rPr>
         <w:t>二、判断推理（重点刷图形与逻辑，每天 25 分钟）</w:t>
       </w:r>
     </w:p>
     <w:p>
       <w:pPr>
-        <w:spacing w:before="180" w:after="80"/>
+        <w:spacing w:before="240" w:after="80"/>
       </w:pPr>
       <w:r>
         <w:rPr>
           <w:rFonts w:ascii="微软雅黑" w:hAnsi="微软雅黑" w:eastAsia="微软雅黑"/>
           <w:b/>
-          <w:color w:val="1F3B73"/>
-          <w:sz w:val="25"/>
+          <w:color w:val="1F4E79"/>
+          <w:sz w:val="28"/>
         </w:rPr>
         <w:t>1. 图形推理（只背高频 5 类，偏难怪直接放弃）</w:t>
       </w:r>
     </w:p>
     <w:p>
       <w:pPr>
-        <w:ind w:left="340" w:hanging="340"/>
-      </w:pPr>
-      <w:r>
-        <w:rPr>
-          <w:rFonts w:ascii="微软雅黑" w:hAnsi="微软雅黑" w:eastAsia="微软雅黑"/>
+        <w:spacing w:after="30"/>
+        <w:ind w:left="397" w:hanging="283"/>
+      </w:pPr>
+      <w:r>
+        <w:rPr>
+          <w:rFonts w:ascii="微软雅黑" w:hAnsi="微软雅黑" w:eastAsia="微软雅黑"/>
+          <w:b w:val="0"/>
+          <w:color w:val="262626"/>
           <w:sz w:val="21"/>
         </w:rPr>
         <w:t xml:space="preserve">1. </w:t>
@@ -844,6 +978,7 @@
         <w:rPr>
           <w:rFonts w:ascii="微软雅黑" w:hAnsi="微软雅黑" w:eastAsia="微软雅黑"/>
           <w:b/>
+          <w:color w:val="262626"/>
           <w:sz w:val="21"/>
         </w:rPr>
         <w:t>对称性</w:t>
@@ -851,6 +986,8 @@
       <w:r>
         <w:rPr>
           <w:rFonts w:ascii="微软雅黑" w:hAnsi="微软雅黑" w:eastAsia="微软雅黑"/>
+          <w:b w:val="0"/>
+          <w:color w:val="262626"/>
           <w:sz w:val="21"/>
         </w:rPr>
         <w:t>：轴对称 / 中心对称 / 对称轴数量与方向</w:t>
@@ -858,11 +995,14 @@
     </w:p>
     <w:p>
       <w:pPr>
-        <w:ind w:left="340" w:hanging="340"/>
-      </w:pPr>
-      <w:r>
-        <w:rPr>
-          <w:rFonts w:ascii="微软雅黑" w:hAnsi="微软雅黑" w:eastAsia="微软雅黑"/>
+        <w:spacing w:after="30"/>
+        <w:ind w:left="397" w:hanging="283"/>
+      </w:pPr>
+      <w:r>
+        <w:rPr>
+          <w:rFonts w:ascii="微软雅黑" w:hAnsi="微软雅黑" w:eastAsia="微软雅黑"/>
+          <w:b w:val="0"/>
+          <w:color w:val="262626"/>
           <w:sz w:val="21"/>
         </w:rPr>
         <w:t xml:space="preserve">2. </w:t>
@@ -871,6 +1011,7 @@
         <w:rPr>
           <w:rFonts w:ascii="微软雅黑" w:hAnsi="微软雅黑" w:eastAsia="微软雅黑"/>
           <w:b/>
+          <w:color w:val="262626"/>
           <w:sz w:val="21"/>
         </w:rPr>
         <w:t>数量关系</w:t>
@@ -878,6 +1019,8 @@
       <w:r>
         <w:rPr>
           <w:rFonts w:ascii="微软雅黑" w:hAnsi="微软雅黑" w:eastAsia="微软雅黑"/>
+          <w:b w:val="0"/>
+          <w:color w:val="262626"/>
           <w:sz w:val="21"/>
         </w:rPr>
         <w:t>：面的数量、线条数、交点（含笔画数：奇点数为 0 或 2 可一笔画）</w:t>
@@ -885,11 +1028,14 @@
     </w:p>
     <w:p>
       <w:pPr>
-        <w:ind w:left="340" w:hanging="340"/>
-      </w:pPr>
-      <w:r>
-        <w:rPr>
-          <w:rFonts w:ascii="微软雅黑" w:hAnsi="微软雅黑" w:eastAsia="微软雅黑"/>
+        <w:spacing w:after="30"/>
+        <w:ind w:left="397" w:hanging="283"/>
+      </w:pPr>
+      <w:r>
+        <w:rPr>
+          <w:rFonts w:ascii="微软雅黑" w:hAnsi="微软雅黑" w:eastAsia="微软雅黑"/>
+          <w:b w:val="0"/>
+          <w:color w:val="262626"/>
           <w:sz w:val="21"/>
         </w:rPr>
         <w:t xml:space="preserve">3. </w:t>
@@ -898,6 +1044,7 @@
         <w:rPr>
           <w:rFonts w:ascii="微软雅黑" w:hAnsi="微软雅黑" w:eastAsia="微软雅黑"/>
           <w:b/>
+          <w:color w:val="262626"/>
           <w:sz w:val="21"/>
         </w:rPr>
         <w:t>位置规律</w:t>
@@ -905,6 +1052,8 @@
       <w:r>
         <w:rPr>
           <w:rFonts w:ascii="微软雅黑" w:hAnsi="微软雅黑" w:eastAsia="微软雅黑"/>
+          <w:b w:val="0"/>
+          <w:color w:val="262626"/>
           <w:sz w:val="21"/>
         </w:rPr>
         <w:t>：平移（方向+步数）、旋转（顺/逆时针+角度）、翻转</w:t>
@@ -912,11 +1061,14 @@
     </w:p>
     <w:p>
       <w:pPr>
-        <w:ind w:left="340" w:hanging="340"/>
-      </w:pPr>
-      <w:r>
-        <w:rPr>
-          <w:rFonts w:ascii="微软雅黑" w:hAnsi="微软雅黑" w:eastAsia="微软雅黑"/>
+        <w:spacing w:after="30"/>
+        <w:ind w:left="397" w:hanging="283"/>
+      </w:pPr>
+      <w:r>
+        <w:rPr>
+          <w:rFonts w:ascii="微软雅黑" w:hAnsi="微软雅黑" w:eastAsia="微软雅黑"/>
+          <w:b w:val="0"/>
+          <w:color w:val="262626"/>
           <w:sz w:val="21"/>
         </w:rPr>
         <w:t xml:space="preserve">4. </w:t>
@@ -925,6 +1077,7 @@
         <w:rPr>
           <w:rFonts w:ascii="微软雅黑" w:hAnsi="微软雅黑" w:eastAsia="微软雅黑"/>
           <w:b/>
+          <w:color w:val="262626"/>
           <w:sz w:val="21"/>
         </w:rPr>
         <w:t>样式规律</w:t>
@@ -932,6 +1085,8 @@
       <w:r>
         <w:rPr>
           <w:rFonts w:ascii="微软雅黑" w:hAnsi="微软雅黑" w:eastAsia="微软雅黑"/>
+          <w:b w:val="0"/>
+          <w:color w:val="262626"/>
           <w:sz w:val="21"/>
         </w:rPr>
         <w:t>：遍历（每行每列元素齐全）、叠加（去同存异/去异存同）</w:t>
@@ -939,11 +1094,14 @@
     </w:p>
     <w:p>
       <w:pPr>
-        <w:ind w:left="340" w:hanging="340"/>
-      </w:pPr>
-      <w:r>
-        <w:rPr>
-          <w:rFonts w:ascii="微软雅黑" w:hAnsi="微软雅黑" w:eastAsia="微软雅黑"/>
+        <w:spacing w:after="30"/>
+        <w:ind w:left="397" w:hanging="283"/>
+      </w:pPr>
+      <w:r>
+        <w:rPr>
+          <w:rFonts w:ascii="微软雅黑" w:hAnsi="微软雅黑" w:eastAsia="微软雅黑"/>
+          <w:b w:val="0"/>
+          <w:color w:val="262626"/>
           <w:sz w:val="21"/>
         </w:rPr>
         <w:t xml:space="preserve">5. </w:t>
@@ -952,6 +1110,7 @@
         <w:rPr>
           <w:rFonts w:ascii="微软雅黑" w:hAnsi="微软雅黑" w:eastAsia="微软雅黑"/>
           <w:b/>
+          <w:color w:val="262626"/>
           <w:sz w:val="21"/>
         </w:rPr>
         <w:t>立体图形</w:t>
@@ -959,6 +1118,8 @@
       <w:r>
         <w:rPr>
           <w:rFonts w:ascii="微软雅黑" w:hAnsi="微软雅黑" w:eastAsia="微软雅黑"/>
+          <w:b w:val="0"/>
+          <w:color w:val="262626"/>
           <w:sz w:val="21"/>
         </w:rPr>
         <w:t>：空间重构（相对面不相邻、相邻面方向一致）、三视图</w:t>
@@ -967,13 +1128,14 @@
     <w:p>
       <w:pPr>
         <w:spacing w:after="60"/>
-        <w:ind w:left="283"/>
-      </w:pPr>
-      <w:r>
-        <w:rPr>
-          <w:rFonts w:ascii="微软雅黑" w:hAnsi="微软雅黑" w:eastAsia="微软雅黑"/>
+        <w:ind w:left="340"/>
+      </w:pPr>
+      <w:r>
+        <w:rPr>
+          <w:rFonts w:ascii="微软雅黑" w:hAnsi="微软雅黑" w:eastAsia="微软雅黑"/>
+          <w:b w:val="0"/>
           <w:i/>
-          <w:color w:val="595959"/>
+          <w:color w:val="6B6B6B"/>
           <w:sz w:val="20"/>
         </w:rPr>
         <w:t>练习建议：集中刷 100–150 道建立手感，</w:t>
@@ -983,7 +1145,7 @@
           <w:rFonts w:ascii="微软雅黑" w:hAnsi="微软雅黑" w:eastAsia="微软雅黑"/>
           <w:b/>
           <w:i/>
-          <w:color w:val="595959"/>
+          <w:color w:val="6B6B6B"/>
           <w:sz w:val="20"/>
         </w:rPr>
         <w:t>图推不恋战，40 秒无思路先跳过</w:t>
@@ -991,8 +1153,9 @@
       <w:r>
         <w:rPr>
           <w:rFonts w:ascii="微软雅黑" w:hAnsi="微软雅黑" w:eastAsia="微软雅黑"/>
+          <w:b w:val="0"/>
           <w:i/>
-          <w:color w:val="595959"/>
+          <w:color w:val="6B6B6B"/>
           <w:sz w:val="20"/>
         </w:rPr>
         <w:t>。</w:t>
@@ -1000,22 +1163,27 @@
     </w:p>
     <w:p>
       <w:pPr>
-        <w:spacing w:before="180" w:after="80"/>
+        <w:spacing w:before="240" w:after="80"/>
       </w:pPr>
       <w:r>
         <w:rPr>
           <w:rFonts w:ascii="微软雅黑" w:hAnsi="微软雅黑" w:eastAsia="微软雅黑"/>
           <w:b/>
-          <w:color w:val="1F3B73"/>
-          <w:sz w:val="25"/>
+          <w:color w:val="1F4E79"/>
+          <w:sz w:val="28"/>
         </w:rPr>
         <w:t>2. 定义判断（送分题）</w:t>
       </w:r>
     </w:p>
     <w:p>
-      <w:r>
-        <w:rPr>
-          <w:rFonts w:ascii="微软雅黑" w:hAnsi="微软雅黑" w:eastAsia="微软雅黑"/>
+      <w:pPr>
+        <w:spacing w:after="60"/>
+      </w:pPr>
+      <w:r>
+        <w:rPr>
+          <w:rFonts w:ascii="微软雅黑" w:hAnsi="微软雅黑" w:eastAsia="微软雅黑"/>
+          <w:b w:val="0"/>
+          <w:color w:val="262626"/>
           <w:sz w:val="21"/>
         </w:rPr>
         <w:t>抓四要素：</w:t>
@@ -1024,6 +1192,7 @@
         <w:rPr>
           <w:rFonts w:ascii="微软雅黑" w:hAnsi="微软雅黑" w:eastAsia="微软雅黑"/>
           <w:b/>
+          <w:color w:val="262626"/>
           <w:sz w:val="21"/>
         </w:rPr>
         <w:t>主体 + 行为 + 对象 + 条件</w:t>
@@ -1031,6 +1200,8 @@
       <w:r>
         <w:rPr>
           <w:rFonts w:ascii="微软雅黑" w:hAnsi="微软雅黑" w:eastAsia="微软雅黑"/>
+          <w:b w:val="0"/>
+          <w:color w:val="262626"/>
           <w:sz w:val="21"/>
         </w:rPr>
         <w:t>；逐项比对，注意问"</w:t>
@@ -1039,6 +1210,7 @@
         <w:rPr>
           <w:rFonts w:ascii="微软雅黑" w:hAnsi="微软雅黑" w:eastAsia="微软雅黑"/>
           <w:b/>
+          <w:color w:val="262626"/>
           <w:sz w:val="21"/>
         </w:rPr>
         <w:t>不属于</w:t>
@@ -1046,6 +1218,8 @@
       <w:r>
         <w:rPr>
           <w:rFonts w:ascii="微软雅黑" w:hAnsi="微软雅黑" w:eastAsia="微软雅黑"/>
+          <w:b w:val="0"/>
+          <w:color w:val="262626"/>
           <w:sz w:val="21"/>
         </w:rPr>
         <w:t>"。</w:t>
@@ -1053,31 +1227,41 @@
     </w:p>
     <w:p>
       <w:pPr>
-        <w:spacing w:before="180" w:after="80"/>
+        <w:spacing w:before="240" w:after="80"/>
       </w:pPr>
       <w:r>
         <w:rPr>
           <w:rFonts w:ascii="微软雅黑" w:hAnsi="微软雅黑" w:eastAsia="微软雅黑"/>
           <w:b/>
-          <w:color w:val="1F3B73"/>
-          <w:sz w:val="25"/>
+          <w:color w:val="1F4E79"/>
+          <w:sz w:val="28"/>
         </w:rPr>
         <w:t>3. 类比推理</w:t>
       </w:r>
     </w:p>
     <w:p>
-      <w:r>
-        <w:rPr>
-          <w:rFonts w:ascii="微软雅黑" w:hAnsi="微软雅黑" w:eastAsia="微软雅黑"/>
+      <w:pPr>
+        <w:spacing w:after="60"/>
+      </w:pPr>
+      <w:r>
+        <w:rPr>
+          <w:rFonts w:ascii="微软雅黑" w:hAnsi="微软雅黑" w:eastAsia="微软雅黑"/>
+          <w:b w:val="0"/>
+          <w:color w:val="262626"/>
           <w:sz w:val="21"/>
         </w:rPr>
         <w:t>先定内部关系：并列 / 包含 / 对应（因果、功能、属性、材料）/ 语义（近义、反义）</w:t>
       </w:r>
     </w:p>
     <w:p>
-      <w:r>
-        <w:rPr>
-          <w:rFonts w:ascii="微软雅黑" w:hAnsi="微软雅黑" w:eastAsia="微软雅黑"/>
+      <w:pPr>
+        <w:spacing w:after="60"/>
+      </w:pPr>
+      <w:r>
+        <w:rPr>
+          <w:rFonts w:ascii="微软雅黑" w:hAnsi="微软雅黑" w:eastAsia="微软雅黑"/>
+          <w:b w:val="0"/>
+          <w:color w:val="262626"/>
           <w:sz w:val="21"/>
         </w:rPr>
         <w:t>二级辨析：</w:t>
@@ -1086,6 +1270,7 @@
         <w:rPr>
           <w:rFonts w:ascii="微软雅黑" w:hAnsi="微软雅黑" w:eastAsia="微软雅黑"/>
           <w:b/>
+          <w:color w:val="262626"/>
           <w:sz w:val="21"/>
         </w:rPr>
         <w:t>词性、感情色彩、范围大小</w:t>
@@ -1093,6 +1278,8 @@
       <w:r>
         <w:rPr>
           <w:rFonts w:ascii="微软雅黑" w:hAnsi="微软雅黑" w:eastAsia="微软雅黑"/>
+          <w:b w:val="0"/>
+          <w:color w:val="262626"/>
           <w:sz w:val="21"/>
         </w:rPr>
         <w:t>。</w:t>
@@ -1100,33 +1287,37 @@
     </w:p>
     <w:p>
       <w:pPr>
-        <w:spacing w:before="180" w:after="80"/>
+        <w:spacing w:before="240" w:after="80"/>
       </w:pPr>
       <w:r>
         <w:rPr>
           <w:rFonts w:ascii="微软雅黑" w:hAnsi="微软雅黑" w:eastAsia="微软雅黑"/>
           <w:b/>
-          <w:color w:val="1F3B73"/>
-          <w:sz w:val="25"/>
+          <w:color w:val="1F4E79"/>
+          <w:sz w:val="28"/>
         </w:rPr>
         <w:t>4. 逻辑判断（背公式就能拿分）</w:t>
       </w:r>
     </w:p>
     <w:p>
       <w:pPr>
-        <w:ind w:left="340" w:hanging="255"/>
-      </w:pPr>
-      <w:r>
-        <w:rPr>
-          <w:rFonts w:ascii="微软雅黑" w:hAnsi="微软雅黑" w:eastAsia="微软雅黑"/>
-          <w:sz w:val="21"/>
-        </w:rPr>
-        <w:t xml:space="preserve">•　</w:t>
+        <w:spacing w:after="30"/>
+        <w:ind w:left="312" w:hanging="198"/>
+      </w:pPr>
+      <w:r>
+        <w:rPr>
+          <w:rFonts w:ascii="微软雅黑" w:hAnsi="微软雅黑" w:eastAsia="微软雅黑"/>
+          <w:b w:val="0"/>
+          <w:color w:val="1F4E79"/>
+          <w:sz w:val="21"/>
+        </w:rPr>
+        <w:t xml:space="preserve">• </w:t>
       </w:r>
       <w:r>
         <w:rPr>
           <w:rFonts w:ascii="微软雅黑" w:hAnsi="微软雅黑" w:eastAsia="微软雅黑"/>
           <w:b/>
+          <w:color w:val="262626"/>
           <w:sz w:val="21"/>
         </w:rPr>
         <w:t>翻译推理</w:t>
@@ -1134,6 +1325,8 @@
       <w:r>
         <w:rPr>
           <w:rFonts w:ascii="微软雅黑" w:hAnsi="微软雅黑" w:eastAsia="微软雅黑"/>
+          <w:b w:val="0"/>
+          <w:color w:val="262626"/>
           <w:sz w:val="21"/>
         </w:rPr>
         <w:t>：</w:t>
@@ -1141,19 +1334,32 @@
     </w:p>
     <w:p>
       <w:pPr>
-        <w:ind w:left="652" w:hanging="255"/>
-      </w:pPr>
-      <w:r>
-        <w:rPr>
-          <w:rFonts w:ascii="微软雅黑" w:hAnsi="微软雅黑" w:eastAsia="微软雅黑"/>
-          <w:sz w:val="21"/>
-        </w:rPr>
-        <w:t xml:space="preserve">◦　"如果 A，则 B" → </w:t>
+        <w:spacing w:after="30"/>
+        <w:ind w:left="312" w:hanging="198"/>
+      </w:pPr>
+      <w:r>
+        <w:rPr>
+          <w:rFonts w:ascii="微软雅黑" w:hAnsi="微软雅黑" w:eastAsia="微软雅黑"/>
+          <w:b w:val="0"/>
+          <w:color w:val="1F4E79"/>
+          <w:sz w:val="21"/>
+        </w:rPr>
+        <w:t xml:space="preserve">• </w:t>
+      </w:r>
+      <w:r>
+        <w:rPr>
+          <w:rFonts w:ascii="微软雅黑" w:hAnsi="微软雅黑" w:eastAsia="微软雅黑"/>
+          <w:b w:val="0"/>
+          <w:color w:val="262626"/>
+          <w:sz w:val="21"/>
+        </w:rPr>
+        <w:t xml:space="preserve">"如果 A，则 B" → </w:t>
       </w:r>
       <w:r>
         <w:rPr>
           <w:rFonts w:ascii="微软雅黑" w:hAnsi="微软雅黑" w:eastAsia="微软雅黑"/>
           <w:b/>
+          <w:color w:val="262626"/>
           <w:sz w:val="21"/>
         </w:rPr>
         <w:t>A → B</w:t>
@@ -1161,6 +1367,8 @@
       <w:r>
         <w:rPr>
           <w:rFonts w:ascii="微软雅黑" w:hAnsi="微软雅黑" w:eastAsia="微软雅黑"/>
+          <w:b w:val="0"/>
+          <w:color w:val="262626"/>
           <w:sz w:val="21"/>
         </w:rPr>
         <w:t>（肯前必肯后，否后必否前）</w:t>
@@ -1168,19 +1376,32 @@
     </w:p>
     <w:p>
       <w:pPr>
-        <w:ind w:left="652" w:hanging="255"/>
-      </w:pPr>
-      <w:r>
-        <w:rPr>
-          <w:rFonts w:ascii="微软雅黑" w:hAnsi="微软雅黑" w:eastAsia="微软雅黑"/>
-          <w:sz w:val="21"/>
-        </w:rPr>
-        <w:t xml:space="preserve">◦　"只有 A，才 B" → </w:t>
+        <w:spacing w:after="30"/>
+        <w:ind w:left="312" w:hanging="198"/>
+      </w:pPr>
+      <w:r>
+        <w:rPr>
+          <w:rFonts w:ascii="微软雅黑" w:hAnsi="微软雅黑" w:eastAsia="微软雅黑"/>
+          <w:b w:val="0"/>
+          <w:color w:val="1F4E79"/>
+          <w:sz w:val="21"/>
+        </w:rPr>
+        <w:t xml:space="preserve">• </w:t>
+      </w:r>
+      <w:r>
+        <w:rPr>
+          <w:rFonts w:ascii="微软雅黑" w:hAnsi="微软雅黑" w:eastAsia="微软雅黑"/>
+          <w:b w:val="0"/>
+          <w:color w:val="262626"/>
+          <w:sz w:val="21"/>
+        </w:rPr>
+        <w:t xml:space="preserve">"只有 A，才 B" → </w:t>
       </w:r>
       <w:r>
         <w:rPr>
           <w:rFonts w:ascii="微软雅黑" w:hAnsi="微软雅黑" w:eastAsia="微软雅黑"/>
           <w:b/>
+          <w:color w:val="262626"/>
           <w:sz w:val="21"/>
         </w:rPr>
         <w:t>B → A</w:t>
@@ -1188,19 +1409,32 @@
     </w:p>
     <w:p>
       <w:pPr>
-        <w:ind w:left="652" w:hanging="255"/>
-      </w:pPr>
-      <w:r>
-        <w:rPr>
-          <w:rFonts w:ascii="微软雅黑" w:hAnsi="微软雅黑" w:eastAsia="微软雅黑"/>
-          <w:sz w:val="21"/>
-        </w:rPr>
-        <w:t xml:space="preserve">◦　"除非 A，否则 B" → </w:t>
+        <w:spacing w:after="30"/>
+        <w:ind w:left="312" w:hanging="198"/>
+      </w:pPr>
+      <w:r>
+        <w:rPr>
+          <w:rFonts w:ascii="微软雅黑" w:hAnsi="微软雅黑" w:eastAsia="微软雅黑"/>
+          <w:b w:val="0"/>
+          <w:color w:val="1F4E79"/>
+          <w:sz w:val="21"/>
+        </w:rPr>
+        <w:t xml:space="preserve">• </w:t>
+      </w:r>
+      <w:r>
+        <w:rPr>
+          <w:rFonts w:ascii="微软雅黑" w:hAnsi="微软雅黑" w:eastAsia="微软雅黑"/>
+          <w:b w:val="0"/>
+          <w:color w:val="262626"/>
+          <w:sz w:val="21"/>
+        </w:rPr>
+        <w:t xml:space="preserve">"除非 A，否则 B" → </w:t>
       </w:r>
       <w:r>
         <w:rPr>
           <w:rFonts w:ascii="微软雅黑" w:hAnsi="微软雅黑" w:eastAsia="微软雅黑"/>
           <w:b/>
+          <w:color w:val="262626"/>
           <w:sz w:val="21"/>
         </w:rPr>
         <w:t>非 A → B</w:t>
@@ -1208,19 +1442,23 @@
     </w:p>
     <w:p>
       <w:pPr>
-        <w:ind w:left="340" w:hanging="255"/>
-      </w:pPr>
-      <w:r>
-        <w:rPr>
-          <w:rFonts w:ascii="微软雅黑" w:hAnsi="微软雅黑" w:eastAsia="微软雅黑"/>
-          <w:sz w:val="21"/>
-        </w:rPr>
-        <w:t xml:space="preserve">•　</w:t>
+        <w:spacing w:after="30"/>
+        <w:ind w:left="312" w:hanging="198"/>
+      </w:pPr>
+      <w:r>
+        <w:rPr>
+          <w:rFonts w:ascii="微软雅黑" w:hAnsi="微软雅黑" w:eastAsia="微软雅黑"/>
+          <w:b w:val="0"/>
+          <w:color w:val="1F4E79"/>
+          <w:sz w:val="21"/>
+        </w:rPr>
+        <w:t xml:space="preserve">• </w:t>
       </w:r>
       <w:r>
         <w:rPr>
           <w:rFonts w:ascii="微软雅黑" w:hAnsi="微软雅黑" w:eastAsia="微软雅黑"/>
           <w:b/>
+          <w:color w:val="262626"/>
           <w:sz w:val="21"/>
         </w:rPr>
         <w:t>矛盾关系</w:t>
@@ -1228,6 +1466,8 @@
       <w:r>
         <w:rPr>
           <w:rFonts w:ascii="微软雅黑" w:hAnsi="微软雅黑" w:eastAsia="微软雅黑"/>
+          <w:b w:val="0"/>
+          <w:color w:val="262626"/>
           <w:sz w:val="21"/>
         </w:rPr>
         <w:t>（必有一真一假）：A 与 非A；所有是 与 有些非；所有非 与 有些是</w:t>
@@ -1235,19 +1475,23 @@
     </w:p>
     <w:p>
       <w:pPr>
-        <w:ind w:left="340" w:hanging="255"/>
-      </w:pPr>
-      <w:r>
-        <w:rPr>
-          <w:rFonts w:ascii="微软雅黑" w:hAnsi="微软雅黑" w:eastAsia="微软雅黑"/>
-          <w:sz w:val="21"/>
-        </w:rPr>
-        <w:t xml:space="preserve">•　</w:t>
+        <w:spacing w:after="30"/>
+        <w:ind w:left="312" w:hanging="198"/>
+      </w:pPr>
+      <w:r>
+        <w:rPr>
+          <w:rFonts w:ascii="微软雅黑" w:hAnsi="微软雅黑" w:eastAsia="微软雅黑"/>
+          <w:b w:val="0"/>
+          <w:color w:val="1F4E79"/>
+          <w:sz w:val="21"/>
+        </w:rPr>
+        <w:t xml:space="preserve">• </w:t>
       </w:r>
       <w:r>
         <w:rPr>
           <w:rFonts w:ascii="微软雅黑" w:hAnsi="微软雅黑" w:eastAsia="微软雅黑"/>
           <w:b/>
+          <w:color w:val="262626"/>
           <w:sz w:val="21"/>
         </w:rPr>
         <w:t>加强/削弱</w:t>
@@ -1255,6 +1499,8 @@
       <w:r>
         <w:rPr>
           <w:rFonts w:ascii="微软雅黑" w:hAnsi="微软雅黑" w:eastAsia="微软雅黑"/>
+          <w:b w:val="0"/>
+          <w:color w:val="262626"/>
           <w:sz w:val="21"/>
         </w:rPr>
         <w:t>：搭桥（补前提）／拆桥（断联系）＞举例＞数据；</w:t>
@@ -1263,6 +1509,7 @@
         <w:rPr>
           <w:rFonts w:ascii="微软雅黑" w:hAnsi="微软雅黑" w:eastAsia="微软雅黑"/>
           <w:b/>
+          <w:color w:val="262626"/>
           <w:sz w:val="21"/>
         </w:rPr>
         <w:t>削弱力度：直接否定结论最强</w:t>
@@ -1270,19 +1517,23 @@
     </w:p>
     <w:p>
       <w:pPr>
-        <w:ind w:left="340" w:hanging="255"/>
-      </w:pPr>
-      <w:r>
-        <w:rPr>
-          <w:rFonts w:ascii="微软雅黑" w:hAnsi="微软雅黑" w:eastAsia="微软雅黑"/>
-          <w:sz w:val="21"/>
-        </w:rPr>
-        <w:t xml:space="preserve">•　</w:t>
+        <w:spacing w:after="30"/>
+        <w:ind w:left="312" w:hanging="198"/>
+      </w:pPr>
+      <w:r>
+        <w:rPr>
+          <w:rFonts w:ascii="微软雅黑" w:hAnsi="微软雅黑" w:eastAsia="微软雅黑"/>
+          <w:b w:val="0"/>
+          <w:color w:val="1F4E79"/>
+          <w:sz w:val="21"/>
+        </w:rPr>
+        <w:t xml:space="preserve">• </w:t>
       </w:r>
       <w:r>
         <w:rPr>
           <w:rFonts w:ascii="微软雅黑" w:hAnsi="微软雅黑" w:eastAsia="微软雅黑"/>
           <w:b/>
+          <w:color w:val="262626"/>
           <w:sz w:val="21"/>
         </w:rPr>
         <w:t>分析推理</w:t>
@@ -1290,6 +1541,8 @@
       <w:r>
         <w:rPr>
           <w:rFonts w:ascii="微软雅黑" w:hAnsi="微软雅黑" w:eastAsia="微软雅黑"/>
+          <w:b w:val="0"/>
+          <w:color w:val="262626"/>
           <w:sz w:val="21"/>
         </w:rPr>
         <w:t>：优先</w:t>
@@ -1298,6 +1551,7 @@
         <w:rPr>
           <w:rFonts w:ascii="微软雅黑" w:hAnsi="微软雅黑" w:eastAsia="微软雅黑"/>
           <w:b/>
+          <w:color w:val="262626"/>
           <w:sz w:val="21"/>
         </w:rPr>
         <w:t>排除法</w:t>
@@ -1305,6 +1559,8 @@
       <w:r>
         <w:rPr>
           <w:rFonts w:ascii="微软雅黑" w:hAnsi="微软雅黑" w:eastAsia="微软雅黑"/>
+          <w:b w:val="0"/>
+          <w:color w:val="262626"/>
           <w:sz w:val="21"/>
         </w:rPr>
         <w:t>；信息最多的条件先入手；必要时假设法</w:t>
@@ -1312,48 +1568,50 @@
     </w:p>
     <w:p>
       <w:pPr>
-        <w:spacing w:before="40" w:after="120"/>
         <w:pBdr>
-          <w:bottom w:val="single" w:sz="6" w:space="1" w:color="BFBFBF"/>
+          <w:bottom w:val="single" w:sz="6" w:space="1" w:color="D0D7DE"/>
         </w:pBdr>
+        <w:spacing w:after="120"/>
       </w:pPr>
     </w:p>
     <w:p>
       <w:pPr>
-        <w:spacing w:before="240" w:after="120"/>
-        <w:pBdr>
-          <w:bottom w:val="single" w:sz="6" w:space="1" w:color="BFBFBF"/>
-        </w:pBdr>
+        <w:spacing w:before="240" w:after="80"/>
+        <w:jc w:val="center"/>
       </w:pPr>
       <w:r>
         <w:rPr>
           <w:rFonts w:ascii="微软雅黑" w:hAnsi="微软雅黑" w:eastAsia="微软雅黑"/>
           <w:b/>
-          <w:color w:val="1F3B73"/>
-          <w:sz w:val="30"/>
+          <w:color w:val="1F4E79"/>
+          <w:sz w:val="36"/>
         </w:rPr>
         <w:t>三、言语理解（保语感，每天 15 分钟）</w:t>
       </w:r>
     </w:p>
     <w:p>
       <w:pPr>
-        <w:spacing w:before="180" w:after="80"/>
+        <w:spacing w:before="240" w:after="80"/>
       </w:pPr>
       <w:r>
         <w:rPr>
           <w:rFonts w:ascii="微软雅黑" w:hAnsi="微软雅黑" w:eastAsia="微软雅黑"/>
           <w:b/>
-          <w:color w:val="1F3B73"/>
-          <w:sz w:val="25"/>
+          <w:color w:val="1F4E79"/>
+          <w:sz w:val="28"/>
         </w:rPr>
         <w:t>1. 片段阅读（拿分主力）</w:t>
       </w:r>
     </w:p>
     <w:p>
+      <w:pPr>
+        <w:spacing w:after="60"/>
+      </w:pPr>
       <w:r>
         <w:rPr>
           <w:rFonts w:ascii="微软雅黑" w:hAnsi="微软雅黑" w:eastAsia="微软雅黑"/>
           <w:b/>
+          <w:color w:val="262626"/>
           <w:sz w:val="21"/>
         </w:rPr>
         <w:t>找中心句</w:t>
@@ -1361,6 +1619,8 @@
       <w:r>
         <w:rPr>
           <w:rFonts w:ascii="微软雅黑" w:hAnsi="微软雅黑" w:eastAsia="微软雅黑"/>
+          <w:b w:val="0"/>
+          <w:color w:val="262626"/>
           <w:sz w:val="21"/>
         </w:rPr>
         <w:t>：首尾句、</w:t>
@@ -1369,6 +1629,7 @@
         <w:rPr>
           <w:rFonts w:ascii="微软雅黑" w:hAnsi="微软雅黑" w:eastAsia="微软雅黑"/>
           <w:b/>
+          <w:color w:val="262626"/>
           <w:sz w:val="21"/>
         </w:rPr>
         <w:t>转折之后</w:t>
@@ -1376,6 +1637,8 @@
       <w:r>
         <w:rPr>
           <w:rFonts w:ascii="微软雅黑" w:hAnsi="微软雅黑" w:eastAsia="微软雅黑"/>
+          <w:b w:val="0"/>
+          <w:color w:val="262626"/>
           <w:sz w:val="21"/>
         </w:rPr>
         <w:t>（但是/然而）、</w:t>
@@ -1384,6 +1647,7 @@
         <w:rPr>
           <w:rFonts w:ascii="微软雅黑" w:hAnsi="微软雅黑" w:eastAsia="微软雅黑"/>
           <w:b/>
+          <w:color w:val="262626"/>
           <w:sz w:val="21"/>
         </w:rPr>
         <w:t>递进之后</w:t>
@@ -1391,6 +1655,8 @@
       <w:r>
         <w:rPr>
           <w:rFonts w:ascii="微软雅黑" w:hAnsi="微软雅黑" w:eastAsia="微软雅黑"/>
+          <w:b w:val="0"/>
+          <w:color w:val="262626"/>
           <w:sz w:val="21"/>
         </w:rPr>
         <w:t>（更/甚至）、</w:t>
@@ -1399,6 +1665,7 @@
         <w:rPr>
           <w:rFonts w:ascii="微软雅黑" w:hAnsi="微软雅黑" w:eastAsia="微软雅黑"/>
           <w:b/>
+          <w:color w:val="262626"/>
           <w:sz w:val="21"/>
         </w:rPr>
         <w:t>结论词之后</w:t>
@@ -1406,6 +1673,8 @@
       <w:r>
         <w:rPr>
           <w:rFonts w:ascii="微软雅黑" w:hAnsi="微软雅黑" w:eastAsia="微软雅黑"/>
+          <w:b w:val="0"/>
+          <w:color w:val="262626"/>
           <w:sz w:val="21"/>
         </w:rPr>
         <w:t>（因此/可见/总之/综上所述）。</w:t>
@@ -1413,19 +1682,32 @@
     </w:p>
     <w:p>
       <w:pPr>
-        <w:ind w:left="340" w:hanging="255"/>
-      </w:pPr>
-      <w:r>
-        <w:rPr>
-          <w:rFonts w:ascii="微软雅黑" w:hAnsi="微软雅黑" w:eastAsia="微软雅黑"/>
-          <w:sz w:val="21"/>
-        </w:rPr>
-        <w:t>•　主旨概括 → 选"同义替换"，</w:t>
+        <w:spacing w:after="30"/>
+        <w:ind w:left="312" w:hanging="198"/>
+      </w:pPr>
+      <w:r>
+        <w:rPr>
+          <w:rFonts w:ascii="微软雅黑" w:hAnsi="微软雅黑" w:eastAsia="微软雅黑"/>
+          <w:b w:val="0"/>
+          <w:color w:val="1F4E79"/>
+          <w:sz w:val="21"/>
+        </w:rPr>
+        <w:t xml:space="preserve">• </w:t>
+      </w:r>
+      <w:r>
+        <w:rPr>
+          <w:rFonts w:ascii="微软雅黑" w:hAnsi="微软雅黑" w:eastAsia="微软雅黑"/>
+          <w:b w:val="0"/>
+          <w:color w:val="262626"/>
+          <w:sz w:val="21"/>
+        </w:rPr>
+        <w:t>主旨概括 → 选"同义替换"，</w:t>
       </w:r>
       <w:r>
         <w:rPr>
           <w:rFonts w:ascii="微软雅黑" w:hAnsi="微软雅黑" w:eastAsia="微软雅黑"/>
           <w:b/>
+          <w:color w:val="262626"/>
           <w:sz w:val="21"/>
         </w:rPr>
         <w:t>不选原文照抄</w:t>
@@ -1433,6 +1715,8 @@
       <w:r>
         <w:rPr>
           <w:rFonts w:ascii="微软雅黑" w:hAnsi="微软雅黑" w:eastAsia="微软雅黑"/>
+          <w:b w:val="0"/>
+          <w:color w:val="262626"/>
           <w:sz w:val="21"/>
         </w:rPr>
         <w:t>、不选片面</w:t>
@@ -1440,58 +1724,99 @@
     </w:p>
     <w:p>
       <w:pPr>
-        <w:ind w:left="340" w:hanging="255"/>
-      </w:pPr>
-      <w:r>
-        <w:rPr>
-          <w:rFonts w:ascii="微软雅黑" w:hAnsi="微软雅黑" w:eastAsia="微软雅黑"/>
-          <w:sz w:val="21"/>
-        </w:rPr>
-        <w:t>•　意图判断 → 注意"言外之意"（尤其是问题+危害的段落，多半要选对策）</w:t>
+        <w:spacing w:after="30"/>
+        <w:ind w:left="312" w:hanging="198"/>
+      </w:pPr>
+      <w:r>
+        <w:rPr>
+          <w:rFonts w:ascii="微软雅黑" w:hAnsi="微软雅黑" w:eastAsia="微软雅黑"/>
+          <w:b w:val="0"/>
+          <w:color w:val="1F4E79"/>
+          <w:sz w:val="21"/>
+        </w:rPr>
+        <w:t xml:space="preserve">• </w:t>
+      </w:r>
+      <w:r>
+        <w:rPr>
+          <w:rFonts w:ascii="微软雅黑" w:hAnsi="微软雅黑" w:eastAsia="微软雅黑"/>
+          <w:b w:val="0"/>
+          <w:color w:val="262626"/>
+          <w:sz w:val="21"/>
+        </w:rPr>
+        <w:t>意图判断 → 注意"言外之意"（尤其是问题+危害的段落，多半要选对策）</w:t>
       </w:r>
     </w:p>
     <w:p>
       <w:pPr>
-        <w:ind w:left="340" w:hanging="255"/>
-      </w:pPr>
-      <w:r>
-        <w:rPr>
-          <w:rFonts w:ascii="微软雅黑" w:hAnsi="微软雅黑" w:eastAsia="微软雅黑"/>
-          <w:sz w:val="21"/>
-        </w:rPr>
-        <w:t>•　细节理解 → 一一对应，警惕"偷换概念、绝对化表述（都/一定/全部）"</w:t>
+        <w:spacing w:after="30"/>
+        <w:ind w:left="312" w:hanging="198"/>
+      </w:pPr>
+      <w:r>
+        <w:rPr>
+          <w:rFonts w:ascii="微软雅黑" w:hAnsi="微软雅黑" w:eastAsia="微软雅黑"/>
+          <w:b w:val="0"/>
+          <w:color w:val="1F4E79"/>
+          <w:sz w:val="21"/>
+        </w:rPr>
+        <w:t xml:space="preserve">• </w:t>
+      </w:r>
+      <w:r>
+        <w:rPr>
+          <w:rFonts w:ascii="微软雅黑" w:hAnsi="微软雅黑" w:eastAsia="微软雅黑"/>
+          <w:b w:val="0"/>
+          <w:color w:val="262626"/>
+          <w:sz w:val="21"/>
+        </w:rPr>
+        <w:t>细节理解 → 一一对应，警惕"偷换概念、绝对化表述（都/一定/全部）"</w:t>
       </w:r>
     </w:p>
     <w:p>
       <w:pPr>
-        <w:ind w:left="340" w:hanging="255"/>
-      </w:pPr>
-      <w:r>
-        <w:rPr>
-          <w:rFonts w:ascii="微软雅黑" w:hAnsi="微软雅黑" w:eastAsia="微软雅黑"/>
-          <w:sz w:val="21"/>
-        </w:rPr>
-        <w:t>•　标题填入 → 概括性 + 吸引性</w:t>
+        <w:spacing w:after="30"/>
+        <w:ind w:left="312" w:hanging="198"/>
+      </w:pPr>
+      <w:r>
+        <w:rPr>
+          <w:rFonts w:ascii="微软雅黑" w:hAnsi="微软雅黑" w:eastAsia="微软雅黑"/>
+          <w:b w:val="0"/>
+          <w:color w:val="1F4E79"/>
+          <w:sz w:val="21"/>
+        </w:rPr>
+        <w:t xml:space="preserve">• </w:t>
+      </w:r>
+      <w:r>
+        <w:rPr>
+          <w:rFonts w:ascii="微软雅黑" w:hAnsi="微软雅黑" w:eastAsia="微软雅黑"/>
+          <w:b w:val="0"/>
+          <w:color w:val="262626"/>
+          <w:sz w:val="21"/>
+        </w:rPr>
+        <w:t>标题填入 → 概括性 + 吸引性</w:t>
       </w:r>
     </w:p>
     <w:p>
       <w:pPr>
-        <w:spacing w:before="180" w:after="80"/>
+        <w:spacing w:before="240" w:after="80"/>
       </w:pPr>
       <w:r>
         <w:rPr>
           <w:rFonts w:ascii="微软雅黑" w:hAnsi="微软雅黑" w:eastAsia="微软雅黑"/>
           <w:b/>
-          <w:color w:val="1F3B73"/>
-          <w:sz w:val="25"/>
+          <w:color w:val="1F4E79"/>
+          <w:sz w:val="28"/>
         </w:rPr>
         <w:t>2. 逻辑填空</w:t>
       </w:r>
     </w:p>
     <w:p>
-      <w:r>
-        <w:rPr>
-          <w:rFonts w:ascii="微软雅黑" w:hAnsi="微软雅黑" w:eastAsia="微软雅黑"/>
+      <w:pPr>
+        <w:spacing w:after="60"/>
+      </w:pPr>
+      <w:r>
+        <w:rPr>
+          <w:rFonts w:ascii="微软雅黑" w:hAnsi="微软雅黑" w:eastAsia="微软雅黑"/>
+          <w:b w:val="0"/>
+          <w:color w:val="262626"/>
           <w:sz w:val="21"/>
         </w:rPr>
         <w:t>两步：</w:t>
@@ -1500,6 +1825,7 @@
         <w:rPr>
           <w:rFonts w:ascii="微软雅黑" w:hAnsi="微软雅黑" w:eastAsia="微软雅黑"/>
           <w:b/>
+          <w:color w:val="262626"/>
           <w:sz w:val="21"/>
         </w:rPr>
         <w:t>先看语境</w:t>
@@ -1507,6 +1833,8 @@
       <w:r>
         <w:rPr>
           <w:rFonts w:ascii="微软雅黑" w:hAnsi="微软雅黑" w:eastAsia="微软雅黑"/>
+          <w:b w:val="0"/>
+          <w:color w:val="262626"/>
           <w:sz w:val="21"/>
         </w:rPr>
         <w:t xml:space="preserve">（并列/转折/递进/解释说明）→ </w:t>
@@ -1515,6 +1843,7 @@
         <w:rPr>
           <w:rFonts w:ascii="微软雅黑" w:hAnsi="微软雅黑" w:eastAsia="微软雅黑"/>
           <w:b/>
+          <w:color w:val="262626"/>
           <w:sz w:val="21"/>
         </w:rPr>
         <w:t>再辨词语</w:t>
@@ -1522,15 +1851,22 @@
       <w:r>
         <w:rPr>
           <w:rFonts w:ascii="微软雅黑" w:hAnsi="微软雅黑" w:eastAsia="微软雅黑"/>
+          <w:b w:val="0"/>
+          <w:color w:val="262626"/>
           <w:sz w:val="21"/>
         </w:rPr>
         <w:t>（词义侧重、搭配对象、感情色彩）</w:t>
       </w:r>
     </w:p>
     <w:p>
-      <w:r>
-        <w:rPr>
-          <w:rFonts w:ascii="微软雅黑" w:hAnsi="微软雅黑" w:eastAsia="微软雅黑"/>
+      <w:pPr>
+        <w:spacing w:after="60"/>
+      </w:pPr>
+      <w:r>
+        <w:rPr>
+          <w:rFonts w:ascii="微软雅黑" w:hAnsi="微软雅黑" w:eastAsia="微软雅黑"/>
+          <w:b w:val="0"/>
+          <w:color w:val="262626"/>
           <w:sz w:val="21"/>
         </w:rPr>
         <w:t>高频成语（必背）：相辅相成、层出不穷、潜移默化、不谋而合、推陈出新、独树一帜、不可或缺、至关重要、因地制宜、循序渐进。</w:t>
@@ -1538,22 +1874,27 @@
     </w:p>
     <w:p>
       <w:pPr>
-        <w:spacing w:before="180" w:after="80"/>
+        <w:spacing w:before="240" w:after="80"/>
       </w:pPr>
       <w:r>
         <w:rPr>
           <w:rFonts w:ascii="微软雅黑" w:hAnsi="微软雅黑" w:eastAsia="微软雅黑"/>
           <w:b/>
-          <w:color w:val="1F3B73"/>
-          <w:sz w:val="25"/>
+          <w:color w:val="1F4E79"/>
+          <w:sz w:val="28"/>
         </w:rPr>
         <w:t>3. 语句排序</w:t>
       </w:r>
     </w:p>
     <w:p>
-      <w:r>
-        <w:rPr>
-          <w:rFonts w:ascii="微软雅黑" w:hAnsi="微软雅黑" w:eastAsia="微软雅黑"/>
+      <w:pPr>
+        <w:spacing w:after="60"/>
+      </w:pPr>
+      <w:r>
+        <w:rPr>
+          <w:rFonts w:ascii="微软雅黑" w:hAnsi="微软雅黑" w:eastAsia="微软雅黑"/>
+          <w:b w:val="0"/>
+          <w:color w:val="262626"/>
           <w:sz w:val="21"/>
         </w:rPr>
         <w:t>技巧顺序：看代词指代 → 关联词搭配 → 时间/逻辑顺序 → 首尾句特征（首句一般不出现指代词/关联词）。</w:t>
@@ -1561,58 +1902,69 @@
     </w:p>
     <w:p>
       <w:pPr>
-        <w:spacing w:before="40" w:after="120"/>
         <w:pBdr>
-          <w:bottom w:val="single" w:sz="6" w:space="1" w:color="BFBFBF"/>
+          <w:bottom w:val="single" w:sz="6" w:space="1" w:color="D0D7DE"/>
         </w:pBdr>
+        <w:spacing w:after="120"/>
       </w:pPr>
     </w:p>
     <w:p>
       <w:pPr>
-        <w:spacing w:before="240" w:after="120"/>
-        <w:pBdr>
-          <w:bottom w:val="single" w:sz="6" w:space="1" w:color="BFBFBF"/>
-        </w:pBdr>
+        <w:spacing w:before="240" w:after="80"/>
+        <w:jc w:val="center"/>
       </w:pPr>
       <w:r>
         <w:rPr>
           <w:rFonts w:ascii="微软雅黑" w:hAnsi="微软雅黑" w:eastAsia="微软雅黑"/>
           <w:b/>
-          <w:color w:val="1F3B73"/>
-          <w:sz w:val="30"/>
+          <w:color w:val="1F4E79"/>
+          <w:sz w:val="36"/>
         </w:rPr>
         <w:t>四、公基背诵版（云南烟草必考，背了就有分）</w:t>
       </w:r>
     </w:p>
     <w:p>
       <w:pPr>
-        <w:spacing w:before="180" w:after="80"/>
+        <w:spacing w:before="240" w:after="80"/>
       </w:pPr>
       <w:r>
         <w:rPr>
           <w:rFonts w:ascii="微软雅黑" w:hAnsi="微软雅黑" w:eastAsia="微软雅黑"/>
           <w:b/>
-          <w:color w:val="1F3B73"/>
-          <w:sz w:val="25"/>
+          <w:color w:val="1F4E79"/>
+          <w:sz w:val="28"/>
         </w:rPr>
         <w:t>1. 云南省情（高频，必背）</w:t>
       </w:r>
     </w:p>
     <w:p>
       <w:pPr>
-        <w:ind w:left="340" w:hanging="255"/>
-      </w:pPr>
-      <w:r>
-        <w:rPr>
-          <w:rFonts w:ascii="微软雅黑" w:hAnsi="微软雅黑" w:eastAsia="微软雅黑"/>
-          <w:sz w:val="21"/>
-        </w:rPr>
-        <w:t xml:space="preserve">•　面积 </w:t>
+        <w:spacing w:after="30"/>
+        <w:ind w:left="312" w:hanging="198"/>
+      </w:pPr>
+      <w:r>
+        <w:rPr>
+          <w:rFonts w:ascii="微软雅黑" w:hAnsi="微软雅黑" w:eastAsia="微软雅黑"/>
+          <w:b w:val="0"/>
+          <w:color w:val="1F4E79"/>
+          <w:sz w:val="21"/>
+        </w:rPr>
+        <w:t xml:space="preserve">• </w:t>
+      </w:r>
+      <w:r>
+        <w:rPr>
+          <w:rFonts w:ascii="微软雅黑" w:hAnsi="微软雅黑" w:eastAsia="微软雅黑"/>
+          <w:b w:val="0"/>
+          <w:color w:val="262626"/>
+          <w:sz w:val="21"/>
+        </w:rPr>
+        <w:t xml:space="preserve">面积 </w:t>
       </w:r>
       <w:r>
         <w:rPr>
           <w:rFonts w:ascii="微软雅黑" w:hAnsi="微软雅黑" w:eastAsia="微软雅黑"/>
           <w:b/>
+          <w:color w:val="262626"/>
           <w:sz w:val="21"/>
         </w:rPr>
         <w:t>39.4 万平方公里</w:t>
@@ -1620,6 +1972,8 @@
       <w:r>
         <w:rPr>
           <w:rFonts w:ascii="微软雅黑" w:hAnsi="微软雅黑" w:eastAsia="微软雅黑"/>
+          <w:b w:val="0"/>
+          <w:color w:val="262626"/>
           <w:sz w:val="21"/>
         </w:rPr>
         <w:t xml:space="preserve">，常住人口约 </w:t>
@@ -1628,6 +1982,7 @@
         <w:rPr>
           <w:rFonts w:ascii="微软雅黑" w:hAnsi="微软雅黑" w:eastAsia="微软雅黑"/>
           <w:b/>
+          <w:color w:val="262626"/>
           <w:sz w:val="21"/>
         </w:rPr>
         <w:t>4700 万</w:t>
@@ -1635,6 +1990,8 @@
       <w:r>
         <w:rPr>
           <w:rFonts w:ascii="微软雅黑" w:hAnsi="微软雅黑" w:eastAsia="微软雅黑"/>
+          <w:b w:val="0"/>
+          <w:color w:val="262626"/>
           <w:sz w:val="21"/>
         </w:rPr>
         <w:t xml:space="preserve">，下辖 </w:t>
@@ -1643,6 +2000,7 @@
         <w:rPr>
           <w:rFonts w:ascii="微软雅黑" w:hAnsi="微软雅黑" w:eastAsia="微软雅黑"/>
           <w:b/>
+          <w:color w:val="262626"/>
           <w:sz w:val="21"/>
         </w:rPr>
         <w:t>16 个州市</w:t>
@@ -1650,6 +2008,8 @@
       <w:r>
         <w:rPr>
           <w:rFonts w:ascii="微软雅黑" w:hAnsi="微软雅黑" w:eastAsia="微软雅黑"/>
+          <w:b w:val="0"/>
+          <w:color w:val="262626"/>
           <w:sz w:val="21"/>
         </w:rPr>
         <w:t>，省会</w:t>
@@ -1658,6 +2018,7 @@
         <w:rPr>
           <w:rFonts w:ascii="微软雅黑" w:hAnsi="微软雅黑" w:eastAsia="微软雅黑"/>
           <w:b/>
+          <w:color w:val="262626"/>
           <w:sz w:val="21"/>
         </w:rPr>
         <w:t>昆明</w:t>
@@ -1665,19 +2026,32 @@
     </w:p>
     <w:p>
       <w:pPr>
-        <w:ind w:left="340" w:hanging="255"/>
-      </w:pPr>
-      <w:r>
-        <w:rPr>
-          <w:rFonts w:ascii="微软雅黑" w:hAnsi="微软雅黑" w:eastAsia="微软雅黑"/>
-          <w:sz w:val="21"/>
-        </w:rPr>
-        <w:t>•　与</w:t>
+        <w:spacing w:after="30"/>
+        <w:ind w:left="312" w:hanging="198"/>
+      </w:pPr>
+      <w:r>
+        <w:rPr>
+          <w:rFonts w:ascii="微软雅黑" w:hAnsi="微软雅黑" w:eastAsia="微软雅黑"/>
+          <w:b w:val="0"/>
+          <w:color w:val="1F4E79"/>
+          <w:sz w:val="21"/>
+        </w:rPr>
+        <w:t xml:space="preserve">• </w:t>
+      </w:r>
+      <w:r>
+        <w:rPr>
+          <w:rFonts w:ascii="微软雅黑" w:hAnsi="微软雅黑" w:eastAsia="微软雅黑"/>
+          <w:b w:val="0"/>
+          <w:color w:val="262626"/>
+          <w:sz w:val="21"/>
+        </w:rPr>
+        <w:t>与</w:t>
       </w:r>
       <w:r>
         <w:rPr>
           <w:rFonts w:ascii="微软雅黑" w:hAnsi="微软雅黑" w:eastAsia="微软雅黑"/>
           <w:b/>
+          <w:color w:val="262626"/>
           <w:sz w:val="21"/>
         </w:rPr>
         <w:t>缅甸、老挝、越南</w:t>
@@ -1685,6 +2059,8 @@
       <w:r>
         <w:rPr>
           <w:rFonts w:ascii="微软雅黑" w:hAnsi="微软雅黑" w:eastAsia="微软雅黑"/>
+          <w:b w:val="0"/>
+          <w:color w:val="262626"/>
           <w:sz w:val="21"/>
         </w:rPr>
         <w:t xml:space="preserve">接壤，陆地边境线约 </w:t>
@@ -1693,6 +2069,7 @@
         <w:rPr>
           <w:rFonts w:ascii="微软雅黑" w:hAnsi="微软雅黑" w:eastAsia="微软雅黑"/>
           <w:b/>
+          <w:color w:val="262626"/>
           <w:sz w:val="21"/>
         </w:rPr>
         <w:t>4000 多公里</w:t>
@@ -1700,6 +2077,8 @@
       <w:r>
         <w:rPr>
           <w:rFonts w:ascii="微软雅黑" w:hAnsi="微软雅黑" w:eastAsia="微软雅黑"/>
+          <w:b w:val="0"/>
+          <w:color w:val="262626"/>
           <w:sz w:val="21"/>
         </w:rPr>
         <w:t xml:space="preserve">，有 </w:t>
@@ -1708,6 +2087,7 @@
         <w:rPr>
           <w:rFonts w:ascii="微软雅黑" w:hAnsi="微软雅黑" w:eastAsia="微软雅黑"/>
           <w:b/>
+          <w:color w:val="262626"/>
           <w:sz w:val="21"/>
         </w:rPr>
         <w:t>25 个边境县（市）</w:t>
@@ -1715,19 +2095,23 @@
     </w:p>
     <w:p>
       <w:pPr>
-        <w:ind w:left="340" w:hanging="255"/>
-      </w:pPr>
-      <w:r>
-        <w:rPr>
-          <w:rFonts w:ascii="微软雅黑" w:hAnsi="微软雅黑" w:eastAsia="微软雅黑"/>
-          <w:sz w:val="21"/>
-        </w:rPr>
-        <w:t xml:space="preserve">•　</w:t>
+        <w:spacing w:after="30"/>
+        <w:ind w:left="312" w:hanging="198"/>
+      </w:pPr>
+      <w:r>
+        <w:rPr>
+          <w:rFonts w:ascii="微软雅黑" w:hAnsi="微软雅黑" w:eastAsia="微软雅黑"/>
+          <w:b w:val="0"/>
+          <w:color w:val="1F4E79"/>
+          <w:sz w:val="21"/>
+        </w:rPr>
+        <w:t xml:space="preserve">• </w:t>
       </w:r>
       <w:r>
         <w:rPr>
           <w:rFonts w:ascii="微软雅黑" w:hAnsi="微软雅黑" w:eastAsia="微软雅黑"/>
           <w:b/>
+          <w:color w:val="262626"/>
           <w:sz w:val="21"/>
         </w:rPr>
         <w:t>三个定位</w:t>
@@ -1735,6 +2119,8 @@
       <w:r>
         <w:rPr>
           <w:rFonts w:ascii="微软雅黑" w:hAnsi="微软雅黑" w:eastAsia="微软雅黑"/>
+          <w:b w:val="0"/>
+          <w:color w:val="262626"/>
           <w:sz w:val="21"/>
         </w:rPr>
         <w:t>：民族团结进步示范区、生态文明建设排头兵、面向南亚东南亚辐射中心</w:t>
@@ -1742,19 +2128,32 @@
     </w:p>
     <w:p>
       <w:pPr>
-        <w:ind w:left="340" w:hanging="255"/>
-      </w:pPr>
-      <w:r>
-        <w:rPr>
-          <w:rFonts w:ascii="微软雅黑" w:hAnsi="微软雅黑" w:eastAsia="微软雅黑"/>
-          <w:sz w:val="21"/>
-        </w:rPr>
-        <w:t>•　发展重点提法：</w:t>
+        <w:spacing w:after="30"/>
+        <w:ind w:left="312" w:hanging="198"/>
+      </w:pPr>
+      <w:r>
+        <w:rPr>
+          <w:rFonts w:ascii="微软雅黑" w:hAnsi="微软雅黑" w:eastAsia="微软雅黑"/>
+          <w:b w:val="0"/>
+          <w:color w:val="1F4E79"/>
+          <w:sz w:val="21"/>
+        </w:rPr>
+        <w:t xml:space="preserve">• </w:t>
+      </w:r>
+      <w:r>
+        <w:rPr>
+          <w:rFonts w:ascii="微软雅黑" w:hAnsi="微软雅黑" w:eastAsia="微软雅黑"/>
+          <w:b w:val="0"/>
+          <w:color w:val="262626"/>
+          <w:sz w:val="21"/>
+        </w:rPr>
+        <w:t>发展重点提法：</w:t>
       </w:r>
       <w:r>
         <w:rPr>
           <w:rFonts w:ascii="微软雅黑" w:hAnsi="微软雅黑" w:eastAsia="微软雅黑"/>
           <w:b/>
+          <w:color w:val="262626"/>
           <w:sz w:val="21"/>
         </w:rPr>
         <w:t>资源经济、园区经济、口岸经济</w:t>
@@ -1762,6 +2161,8 @@
       <w:r>
         <w:rPr>
           <w:rFonts w:ascii="微软雅黑" w:hAnsi="微软雅黑" w:eastAsia="微软雅黑"/>
+          <w:b w:val="0"/>
+          <w:color w:val="262626"/>
           <w:sz w:val="21"/>
         </w:rPr>
         <w:t>；"3815"战略发展目标（以最新官方表述为准）</w:t>
@@ -1769,19 +2170,32 @@
     </w:p>
     <w:p>
       <w:pPr>
-        <w:ind w:left="340" w:hanging="255"/>
-      </w:pPr>
-      <w:r>
-        <w:rPr>
-          <w:rFonts w:ascii="微软雅黑" w:hAnsi="微软雅黑" w:eastAsia="微软雅黑"/>
-          <w:sz w:val="21"/>
-        </w:rPr>
-        <w:t>•　支柱/优势产业：</w:t>
+        <w:spacing w:after="30"/>
+        <w:ind w:left="312" w:hanging="198"/>
+      </w:pPr>
+      <w:r>
+        <w:rPr>
+          <w:rFonts w:ascii="微软雅黑" w:hAnsi="微软雅黑" w:eastAsia="微软雅黑"/>
+          <w:b w:val="0"/>
+          <w:color w:val="1F4E79"/>
+          <w:sz w:val="21"/>
+        </w:rPr>
+        <w:t xml:space="preserve">• </w:t>
+      </w:r>
+      <w:r>
+        <w:rPr>
+          <w:rFonts w:ascii="微软雅黑" w:hAnsi="微软雅黑" w:eastAsia="微软雅黑"/>
+          <w:b w:val="0"/>
+          <w:color w:val="262626"/>
+          <w:sz w:val="21"/>
+        </w:rPr>
+        <w:t>支柱/优势产业：</w:t>
       </w:r>
       <w:r>
         <w:rPr>
           <w:rFonts w:ascii="微软雅黑" w:hAnsi="微软雅黑" w:eastAsia="微软雅黑"/>
           <w:b/>
+          <w:color w:val="262626"/>
           <w:sz w:val="21"/>
         </w:rPr>
         <w:t>烟草、旅游、电力（绿色能源）、有色金属、生物资源</w:t>
@@ -1789,6 +2203,8 @@
       <w:r>
         <w:rPr>
           <w:rFonts w:ascii="微软雅黑" w:hAnsi="微软雅黑" w:eastAsia="微软雅黑"/>
+          <w:b w:val="0"/>
+          <w:color w:val="262626"/>
           <w:sz w:val="21"/>
         </w:rPr>
         <w:t>；中老铁路是标志性开放通道</w:t>
@@ -1796,19 +2212,32 @@
     </w:p>
     <w:p>
       <w:pPr>
-        <w:ind w:left="340" w:hanging="255"/>
-      </w:pPr>
-      <w:r>
-        <w:rPr>
-          <w:rFonts w:ascii="微软雅黑" w:hAnsi="微软雅黑" w:eastAsia="微软雅黑"/>
-          <w:sz w:val="21"/>
-        </w:rPr>
-        <w:t>•　云南是</w:t>
+        <w:spacing w:after="30"/>
+        <w:ind w:left="312" w:hanging="198"/>
+      </w:pPr>
+      <w:r>
+        <w:rPr>
+          <w:rFonts w:ascii="微软雅黑" w:hAnsi="微软雅黑" w:eastAsia="微软雅黑"/>
+          <w:b w:val="0"/>
+          <w:color w:val="1F4E79"/>
+          <w:sz w:val="21"/>
+        </w:rPr>
+        <w:t xml:space="preserve">• </w:t>
+      </w:r>
+      <w:r>
+        <w:rPr>
+          <w:rFonts w:ascii="微软雅黑" w:hAnsi="微软雅黑" w:eastAsia="微软雅黑"/>
+          <w:b w:val="0"/>
+          <w:color w:val="262626"/>
+          <w:sz w:val="21"/>
+        </w:rPr>
+        <w:t>云南是</w:t>
       </w:r>
       <w:r>
         <w:rPr>
           <w:rFonts w:ascii="微软雅黑" w:hAnsi="微软雅黑" w:eastAsia="微软雅黑"/>
           <w:b/>
+          <w:color w:val="262626"/>
           <w:sz w:val="21"/>
         </w:rPr>
         <w:t>全国最大烤烟产区</w:t>
@@ -1816,6 +2245,8 @@
       <w:r>
         <w:rPr>
           <w:rFonts w:ascii="微软雅黑" w:hAnsi="微软雅黑" w:eastAsia="微软雅黑"/>
+          <w:b w:val="0"/>
+          <w:color w:val="262626"/>
           <w:sz w:val="21"/>
         </w:rPr>
         <w:t>，"两烟"（烤烟、卷烟）产量长期居全国首位</w:t>
@@ -1823,33 +2254,46 @@
     </w:p>
     <w:p>
       <w:pPr>
-        <w:spacing w:before="180" w:after="80"/>
+        <w:spacing w:before="240" w:after="80"/>
       </w:pPr>
       <w:r>
         <w:rPr>
           <w:rFonts w:ascii="微软雅黑" w:hAnsi="微软雅黑" w:eastAsia="微软雅黑"/>
           <w:b/>
-          <w:color w:val="1F3B73"/>
-          <w:sz w:val="25"/>
+          <w:color w:val="1F4E79"/>
+          <w:sz w:val="28"/>
         </w:rPr>
         <w:t>2. 烟草行业常识（送分，必背）</w:t>
       </w:r>
     </w:p>
     <w:p>
       <w:pPr>
-        <w:ind w:left="340" w:hanging="255"/>
-      </w:pPr>
-      <w:r>
-        <w:rPr>
-          <w:rFonts w:ascii="微软雅黑" w:hAnsi="微软雅黑" w:eastAsia="微软雅黑"/>
-          <w:sz w:val="21"/>
-        </w:rPr>
-        <w:t>•　管理体制：</w:t>
+        <w:spacing w:after="30"/>
+        <w:ind w:left="312" w:hanging="198"/>
+      </w:pPr>
+      <w:r>
+        <w:rPr>
+          <w:rFonts w:ascii="微软雅黑" w:hAnsi="微软雅黑" w:eastAsia="微软雅黑"/>
+          <w:b w:val="0"/>
+          <w:color w:val="1F4E79"/>
+          <w:sz w:val="21"/>
+        </w:rPr>
+        <w:t xml:space="preserve">• </w:t>
+      </w:r>
+      <w:r>
+        <w:rPr>
+          <w:rFonts w:ascii="微软雅黑" w:hAnsi="微软雅黑" w:eastAsia="微软雅黑"/>
+          <w:b w:val="0"/>
+          <w:color w:val="262626"/>
+          <w:sz w:val="21"/>
+        </w:rPr>
+        <w:t>管理体制：</w:t>
       </w:r>
       <w:r>
         <w:rPr>
           <w:rFonts w:ascii="微软雅黑" w:hAnsi="微软雅黑" w:eastAsia="微软雅黑"/>
           <w:b/>
+          <w:color w:val="262626"/>
           <w:sz w:val="21"/>
         </w:rPr>
         <w:t>统一领导、垂直管理、专卖专营</w:t>
@@ -1857,6 +2301,8 @@
       <w:r>
         <w:rPr>
           <w:rFonts w:ascii="微软雅黑" w:hAnsi="微软雅黑" w:eastAsia="微软雅黑"/>
+          <w:b w:val="0"/>
+          <w:color w:val="262626"/>
           <w:sz w:val="21"/>
         </w:rPr>
         <w:t>；国家烟草专卖局与中国烟草总公司</w:t>
@@ -1865,6 +2311,7 @@
         <w:rPr>
           <w:rFonts w:ascii="微软雅黑" w:hAnsi="微软雅黑" w:eastAsia="微软雅黑"/>
           <w:b/>
+          <w:color w:val="262626"/>
           <w:sz w:val="21"/>
         </w:rPr>
         <w:t>一套机构、两块牌子</w:t>
@@ -1872,19 +2319,23 @@
     </w:p>
     <w:p>
       <w:pPr>
-        <w:ind w:left="340" w:hanging="255"/>
-      </w:pPr>
-      <w:r>
-        <w:rPr>
-          <w:rFonts w:ascii="微软雅黑" w:hAnsi="微软雅黑" w:eastAsia="微软雅黑"/>
-          <w:sz w:val="21"/>
-        </w:rPr>
-        <w:t xml:space="preserve">•　</w:t>
+        <w:spacing w:after="30"/>
+        <w:ind w:left="312" w:hanging="198"/>
+      </w:pPr>
+      <w:r>
+        <w:rPr>
+          <w:rFonts w:ascii="微软雅黑" w:hAnsi="微软雅黑" w:eastAsia="微软雅黑"/>
+          <w:b w:val="0"/>
+          <w:color w:val="1F4E79"/>
+          <w:sz w:val="21"/>
+        </w:rPr>
+        <w:t xml:space="preserve">• </w:t>
       </w:r>
       <w:r>
         <w:rPr>
           <w:rFonts w:ascii="微软雅黑" w:hAnsi="微软雅黑" w:eastAsia="微软雅黑"/>
           <w:b/>
+          <w:color w:val="262626"/>
           <w:sz w:val="21"/>
         </w:rPr>
         <w:t>《烟草专卖法》1992 年 1 月 1 日施行</w:t>
@@ -1892,6 +2343,8 @@
       <w:r>
         <w:rPr>
           <w:rFonts w:ascii="微软雅黑" w:hAnsi="微软雅黑" w:eastAsia="微软雅黑"/>
+          <w:b w:val="0"/>
+          <w:color w:val="262626"/>
           <w:sz w:val="21"/>
         </w:rPr>
         <w:t>（1991 年通过）</w:t>
@@ -1899,19 +2352,23 @@
     </w:p>
     <w:p>
       <w:pPr>
-        <w:ind w:left="340" w:hanging="255"/>
-      </w:pPr>
-      <w:r>
-        <w:rPr>
-          <w:rFonts w:ascii="微软雅黑" w:hAnsi="微软雅黑" w:eastAsia="微软雅黑"/>
-          <w:sz w:val="21"/>
-        </w:rPr>
-        <w:t xml:space="preserve">•　</w:t>
+        <w:spacing w:after="30"/>
+        <w:ind w:left="312" w:hanging="198"/>
+      </w:pPr>
+      <w:r>
+        <w:rPr>
+          <w:rFonts w:ascii="微软雅黑" w:hAnsi="微软雅黑" w:eastAsia="微软雅黑"/>
+          <w:b w:val="0"/>
+          <w:color w:val="1F4E79"/>
+          <w:sz w:val="21"/>
+        </w:rPr>
+        <w:t xml:space="preserve">• </w:t>
       </w:r>
       <w:r>
         <w:rPr>
           <w:rFonts w:ascii="微软雅黑" w:hAnsi="微软雅黑" w:eastAsia="微软雅黑"/>
           <w:b/>
+          <w:color w:val="262626"/>
           <w:sz w:val="21"/>
         </w:rPr>
         <w:t>许可证制度</w:t>
@@ -1919,6 +2376,8 @@
       <w:r>
         <w:rPr>
           <w:rFonts w:ascii="微软雅黑" w:hAnsi="微软雅黑" w:eastAsia="微软雅黑"/>
+          <w:b w:val="0"/>
+          <w:color w:val="262626"/>
           <w:sz w:val="21"/>
         </w:rPr>
         <w:t>：生产、批发、零售、运输等实行许可证管理；运输需</w:t>
@@ -1927,6 +2386,7 @@
         <w:rPr>
           <w:rFonts w:ascii="微软雅黑" w:hAnsi="微软雅黑" w:eastAsia="微软雅黑"/>
           <w:b/>
+          <w:color w:val="262626"/>
           <w:sz w:val="21"/>
         </w:rPr>
         <w:t>准运证</w:t>
@@ -1934,31 +2394,56 @@
     </w:p>
     <w:p>
       <w:pPr>
-        <w:ind w:left="340" w:hanging="255"/>
-      </w:pPr>
-      <w:r>
-        <w:rPr>
-          <w:rFonts w:ascii="微软雅黑" w:hAnsi="微软雅黑" w:eastAsia="微软雅黑"/>
-          <w:sz w:val="21"/>
-        </w:rPr>
-        <w:t>•　烟草专卖品范围：卷烟、雪茄烟、烟丝、复烤烟叶、烟叶、卷烟纸、滤嘴棒、烟用丝束、烟草专用机械</w:t>
+        <w:spacing w:after="30"/>
+        <w:ind w:left="312" w:hanging="198"/>
+      </w:pPr>
+      <w:r>
+        <w:rPr>
+          <w:rFonts w:ascii="微软雅黑" w:hAnsi="微软雅黑" w:eastAsia="微软雅黑"/>
+          <w:b w:val="0"/>
+          <w:color w:val="1F4E79"/>
+          <w:sz w:val="21"/>
+        </w:rPr>
+        <w:t xml:space="preserve">• </w:t>
+      </w:r>
+      <w:r>
+        <w:rPr>
+          <w:rFonts w:ascii="微软雅黑" w:hAnsi="微软雅黑" w:eastAsia="微软雅黑"/>
+          <w:b w:val="0"/>
+          <w:color w:val="262626"/>
+          <w:sz w:val="21"/>
+        </w:rPr>
+        <w:t>烟草专卖品范围：卷烟、雪茄烟、烟丝、复烤烟叶、烟叶、卷烟纸、滤嘴棒、烟用丝束、烟草专用机械</w:t>
       </w:r>
     </w:p>
     <w:p>
       <w:pPr>
-        <w:ind w:left="340" w:hanging="255"/>
-      </w:pPr>
-      <w:r>
-        <w:rPr>
-          <w:rFonts w:ascii="微软雅黑" w:hAnsi="微软雅黑" w:eastAsia="微软雅黑"/>
-          <w:sz w:val="21"/>
-        </w:rPr>
-        <w:t>•　包装必须标注</w:t>
+        <w:spacing w:after="30"/>
+        <w:ind w:left="312" w:hanging="198"/>
+      </w:pPr>
+      <w:r>
+        <w:rPr>
+          <w:rFonts w:ascii="微软雅黑" w:hAnsi="微软雅黑" w:eastAsia="微软雅黑"/>
+          <w:b w:val="0"/>
+          <w:color w:val="1F4E79"/>
+          <w:sz w:val="21"/>
+        </w:rPr>
+        <w:t xml:space="preserve">• </w:t>
+      </w:r>
+      <w:r>
+        <w:rPr>
+          <w:rFonts w:ascii="微软雅黑" w:hAnsi="微软雅黑" w:eastAsia="微软雅黑"/>
+          <w:b w:val="0"/>
+          <w:color w:val="262626"/>
+          <w:sz w:val="21"/>
+        </w:rPr>
+        <w:t>包装必须标注</w:t>
       </w:r>
       <w:r>
         <w:rPr>
           <w:rFonts w:ascii="微软雅黑" w:hAnsi="微软雅黑" w:eastAsia="微软雅黑"/>
           <w:b/>
+          <w:color w:val="262626"/>
           <w:sz w:val="21"/>
         </w:rPr>
         <w:t>焦油量、烟碱量</w:t>
@@ -1966,6 +2451,8 @@
       <w:r>
         <w:rPr>
           <w:rFonts w:ascii="微软雅黑" w:hAnsi="微软雅黑" w:eastAsia="微软雅黑"/>
+          <w:b w:val="0"/>
+          <w:color w:val="262626"/>
           <w:sz w:val="21"/>
         </w:rPr>
         <w:t>及"</w:t>
@@ -1974,6 +2461,7 @@
         <w:rPr>
           <w:rFonts w:ascii="微软雅黑" w:hAnsi="微软雅黑" w:eastAsia="微软雅黑"/>
           <w:b/>
+          <w:color w:val="262626"/>
           <w:sz w:val="21"/>
         </w:rPr>
         <w:t>吸烟有害健康</w:t>
@@ -1981,6 +2469,8 @@
       <w:r>
         <w:rPr>
           <w:rFonts w:ascii="微软雅黑" w:hAnsi="微软雅黑" w:eastAsia="微软雅黑"/>
+          <w:b w:val="0"/>
+          <w:color w:val="262626"/>
           <w:sz w:val="21"/>
         </w:rPr>
         <w:t>"</w:t>
@@ -1988,19 +2478,23 @@
     </w:p>
     <w:p>
       <w:pPr>
-        <w:ind w:left="340" w:hanging="255"/>
-      </w:pPr>
-      <w:r>
-        <w:rPr>
-          <w:rFonts w:ascii="微软雅黑" w:hAnsi="微软雅黑" w:eastAsia="微软雅黑"/>
-          <w:sz w:val="21"/>
-        </w:rPr>
-        <w:t xml:space="preserve">•　</w:t>
+        <w:spacing w:after="30"/>
+        <w:ind w:left="312" w:hanging="198"/>
+      </w:pPr>
+      <w:r>
+        <w:rPr>
+          <w:rFonts w:ascii="微软雅黑" w:hAnsi="微软雅黑" w:eastAsia="微软雅黑"/>
+          <w:b w:val="0"/>
+          <w:color w:val="1F4E79"/>
+          <w:sz w:val="21"/>
+        </w:rPr>
+        <w:t xml:space="preserve">• </w:t>
       </w:r>
       <w:r>
         <w:rPr>
           <w:rFonts w:ascii="微软雅黑" w:hAnsi="微软雅黑" w:eastAsia="微软雅黑"/>
           <w:b/>
+          <w:color w:val="262626"/>
           <w:sz w:val="21"/>
         </w:rPr>
         <w:t>禁止</w:t>
@@ -2008,6 +2502,8 @@
       <w:r>
         <w:rPr>
           <w:rFonts w:ascii="微软雅黑" w:hAnsi="微软雅黑" w:eastAsia="微软雅黑"/>
+          <w:b w:val="0"/>
+          <w:color w:val="262626"/>
           <w:sz w:val="21"/>
         </w:rPr>
         <w:t>在广播电台、电视台播放烟草制品广告；禁止向</w:t>
@@ -2016,6 +2512,7 @@
         <w:rPr>
           <w:rFonts w:ascii="微软雅黑" w:hAnsi="微软雅黑" w:eastAsia="微软雅黑"/>
           <w:b/>
+          <w:color w:val="262626"/>
           <w:sz w:val="21"/>
         </w:rPr>
         <w:t>未成年人</w:t>
@@ -2023,6 +2520,8 @@
       <w:r>
         <w:rPr>
           <w:rFonts w:ascii="微软雅黑" w:hAnsi="微软雅黑" w:eastAsia="微软雅黑"/>
+          <w:b w:val="0"/>
+          <w:color w:val="262626"/>
           <w:sz w:val="21"/>
         </w:rPr>
         <w:t>售烟（未成年人保护法）</w:t>
@@ -2030,19 +2529,23 @@
     </w:p>
     <w:p>
       <w:pPr>
-        <w:ind w:left="340" w:hanging="255"/>
-      </w:pPr>
-      <w:r>
-        <w:rPr>
-          <w:rFonts w:ascii="微软雅黑" w:hAnsi="微软雅黑" w:eastAsia="微软雅黑"/>
-          <w:sz w:val="21"/>
-        </w:rPr>
-        <w:t xml:space="preserve">•　</w:t>
+        <w:spacing w:after="30"/>
+        <w:ind w:left="312" w:hanging="198"/>
+      </w:pPr>
+      <w:r>
+        <w:rPr>
+          <w:rFonts w:ascii="微软雅黑" w:hAnsi="微软雅黑" w:eastAsia="微软雅黑"/>
+          <w:b w:val="0"/>
+          <w:color w:val="1F4E79"/>
+          <w:sz w:val="21"/>
+        </w:rPr>
+        <w:t xml:space="preserve">• </w:t>
       </w:r>
       <w:r>
         <w:rPr>
           <w:rFonts w:ascii="微软雅黑" w:hAnsi="微软雅黑" w:eastAsia="微软雅黑"/>
           <w:b/>
+          <w:color w:val="262626"/>
           <w:sz w:val="21"/>
         </w:rPr>
         <w:t>电子烟</w:t>
@@ -2050,6 +2553,8 @@
       <w:r>
         <w:rPr>
           <w:rFonts w:ascii="微软雅黑" w:hAnsi="微软雅黑" w:eastAsia="微软雅黑"/>
+          <w:b w:val="0"/>
+          <w:color w:val="262626"/>
           <w:sz w:val="21"/>
         </w:rPr>
         <w:t>已纳入烟草专卖监管（《电子烟管理办法》）</w:t>
@@ -2057,19 +2562,32 @@
     </w:p>
     <w:p>
       <w:pPr>
-        <w:ind w:left="340" w:hanging="255"/>
-      </w:pPr>
-      <w:r>
-        <w:rPr>
-          <w:rFonts w:ascii="微软雅黑" w:hAnsi="微软雅黑" w:eastAsia="微软雅黑"/>
-          <w:sz w:val="21"/>
-        </w:rPr>
-        <w:t>•　云南主要工业企业：</w:t>
+        <w:spacing w:after="30"/>
+        <w:ind w:left="312" w:hanging="198"/>
+      </w:pPr>
+      <w:r>
+        <w:rPr>
+          <w:rFonts w:ascii="微软雅黑" w:hAnsi="微软雅黑" w:eastAsia="微软雅黑"/>
+          <w:b w:val="0"/>
+          <w:color w:val="1F4E79"/>
+          <w:sz w:val="21"/>
+        </w:rPr>
+        <w:t xml:space="preserve">• </w:t>
+      </w:r>
+      <w:r>
+        <w:rPr>
+          <w:rFonts w:ascii="微软雅黑" w:hAnsi="微软雅黑" w:eastAsia="微软雅黑"/>
+          <w:b w:val="0"/>
+          <w:color w:val="262626"/>
+          <w:sz w:val="21"/>
+        </w:rPr>
+        <w:t>云南主要工业企业：</w:t>
       </w:r>
       <w:r>
         <w:rPr>
           <w:rFonts w:ascii="微软雅黑" w:hAnsi="微软雅黑" w:eastAsia="微软雅黑"/>
           <w:b/>
+          <w:color w:val="262626"/>
           <w:sz w:val="21"/>
         </w:rPr>
         <w:t>云南中烟工业有限责任公司</w:t>
@@ -2077,6 +2595,8 @@
       <w:r>
         <w:rPr>
           <w:rFonts w:ascii="微软雅黑" w:hAnsi="微软雅黑" w:eastAsia="微软雅黑"/>
+          <w:b w:val="0"/>
+          <w:color w:val="262626"/>
           <w:sz w:val="21"/>
         </w:rPr>
         <w:t>（下辖红塔集团、红云红河集团等），主要品牌：</w:t>
@@ -2085,6 +2605,7 @@
         <w:rPr>
           <w:rFonts w:ascii="微软雅黑" w:hAnsi="微软雅黑" w:eastAsia="微软雅黑"/>
           <w:b/>
+          <w:color w:val="262626"/>
           <w:sz w:val="21"/>
         </w:rPr>
         <w:t>红塔山、玉溪、云烟、红河、红梅</w:t>
@@ -2092,33 +2613,37 @@
     </w:p>
     <w:p>
       <w:pPr>
-        <w:spacing w:before="180" w:after="80"/>
+        <w:spacing w:before="240" w:after="80"/>
       </w:pPr>
       <w:r>
         <w:rPr>
           <w:rFonts w:ascii="微软雅黑" w:hAnsi="微软雅黑" w:eastAsia="微软雅黑"/>
           <w:b/>
-          <w:color w:val="1F3B73"/>
-          <w:sz w:val="25"/>
+          <w:color w:val="1F4E79"/>
+          <w:sz w:val="28"/>
         </w:rPr>
         <w:t>3. 公文基础（高频）</w:t>
       </w:r>
     </w:p>
     <w:p>
       <w:pPr>
-        <w:ind w:left="340" w:hanging="255"/>
-      </w:pPr>
-      <w:r>
-        <w:rPr>
-          <w:rFonts w:ascii="微软雅黑" w:hAnsi="微软雅黑" w:eastAsia="微软雅黑"/>
-          <w:sz w:val="21"/>
-        </w:rPr>
-        <w:t xml:space="preserve">•　</w:t>
+        <w:spacing w:after="30"/>
+        <w:ind w:left="312" w:hanging="198"/>
+      </w:pPr>
+      <w:r>
+        <w:rPr>
+          <w:rFonts w:ascii="微软雅黑" w:hAnsi="微软雅黑" w:eastAsia="微软雅黑"/>
+          <w:b w:val="0"/>
+          <w:color w:val="1F4E79"/>
+          <w:sz w:val="21"/>
+        </w:rPr>
+        <w:t xml:space="preserve">• </w:t>
       </w:r>
       <w:r>
         <w:rPr>
           <w:rFonts w:ascii="微软雅黑" w:hAnsi="微软雅黑" w:eastAsia="微软雅黑"/>
           <w:b/>
+          <w:color w:val="262626"/>
           <w:sz w:val="21"/>
         </w:rPr>
         <w:t>15 种法定公文</w:t>
@@ -2126,6 +2651,8 @@
       <w:r>
         <w:rPr>
           <w:rFonts w:ascii="微软雅黑" w:hAnsi="微软雅黑" w:eastAsia="微软雅黑"/>
+          <w:b w:val="0"/>
+          <w:color w:val="262626"/>
           <w:sz w:val="21"/>
         </w:rPr>
         <w:t>：决议、决定、命令（令）、公报、公告、通告、意见、通知、通报、报告、请示、批复、议案、函、纪要</w:t>
@@ -2133,19 +2660,32 @@
     </w:p>
     <w:p>
       <w:pPr>
-        <w:ind w:left="340" w:hanging="255"/>
-      </w:pPr>
-      <w:r>
-        <w:rPr>
-          <w:rFonts w:ascii="微软雅黑" w:hAnsi="微软雅黑" w:eastAsia="微软雅黑"/>
-          <w:sz w:val="21"/>
-        </w:rPr>
-        <w:t>•　行文规则：</w:t>
+        <w:spacing w:after="30"/>
+        <w:ind w:left="312" w:hanging="198"/>
+      </w:pPr>
+      <w:r>
+        <w:rPr>
+          <w:rFonts w:ascii="微软雅黑" w:hAnsi="微软雅黑" w:eastAsia="微软雅黑"/>
+          <w:b w:val="0"/>
+          <w:color w:val="1F4E79"/>
+          <w:sz w:val="21"/>
+        </w:rPr>
+        <w:t xml:space="preserve">• </w:t>
+      </w:r>
+      <w:r>
+        <w:rPr>
+          <w:rFonts w:ascii="微软雅黑" w:hAnsi="微软雅黑" w:eastAsia="微软雅黑"/>
+          <w:b w:val="0"/>
+          <w:color w:val="262626"/>
+          <w:sz w:val="21"/>
+        </w:rPr>
+        <w:t>行文规则：</w:t>
       </w:r>
       <w:r>
         <w:rPr>
           <w:rFonts w:ascii="微软雅黑" w:hAnsi="微软雅黑" w:eastAsia="微软雅黑"/>
           <w:b/>
+          <w:color w:val="262626"/>
           <w:sz w:val="21"/>
         </w:rPr>
         <w:t>请示一事一文</w:t>
@@ -2153,6 +2693,8 @@
       <w:r>
         <w:rPr>
           <w:rFonts w:ascii="微软雅黑" w:hAnsi="微软雅黑" w:eastAsia="微软雅黑"/>
+          <w:b w:val="0"/>
+          <w:color w:val="262626"/>
           <w:sz w:val="21"/>
         </w:rPr>
         <w:t>；不得越级行文；</w:t>
@@ -2161,6 +2703,7 @@
         <w:rPr>
           <w:rFonts w:ascii="微软雅黑" w:hAnsi="微软雅黑" w:eastAsia="微软雅黑"/>
           <w:b/>
+          <w:color w:val="262626"/>
           <w:sz w:val="21"/>
         </w:rPr>
         <w:t>报告中不得夹带请示事项</w:t>
@@ -2168,6 +2711,8 @@
       <w:r>
         <w:rPr>
           <w:rFonts w:ascii="微软雅黑" w:hAnsi="微软雅黑" w:eastAsia="微软雅黑"/>
+          <w:b w:val="0"/>
+          <w:color w:val="262626"/>
           <w:sz w:val="21"/>
         </w:rPr>
         <w:t>；受双重领导的机关行文应写明主送与抄送</w:t>
@@ -2175,19 +2720,32 @@
     </w:p>
     <w:p>
       <w:pPr>
-        <w:ind w:left="340" w:hanging="255"/>
-      </w:pPr>
-      <w:r>
-        <w:rPr>
-          <w:rFonts w:ascii="微软雅黑" w:hAnsi="微软雅黑" w:eastAsia="微软雅黑"/>
-          <w:sz w:val="21"/>
-        </w:rPr>
-        <w:t>•　标题格式：</w:t>
+        <w:spacing w:after="30"/>
+        <w:ind w:left="312" w:hanging="198"/>
+      </w:pPr>
+      <w:r>
+        <w:rPr>
+          <w:rFonts w:ascii="微软雅黑" w:hAnsi="微软雅黑" w:eastAsia="微软雅黑"/>
+          <w:b w:val="0"/>
+          <w:color w:val="1F4E79"/>
+          <w:sz w:val="21"/>
+        </w:rPr>
+        <w:t xml:space="preserve">• </w:t>
+      </w:r>
+      <w:r>
+        <w:rPr>
+          <w:rFonts w:ascii="微软雅黑" w:hAnsi="微软雅黑" w:eastAsia="微软雅黑"/>
+          <w:b w:val="0"/>
+          <w:color w:val="262626"/>
+          <w:sz w:val="21"/>
+        </w:rPr>
+        <w:t>标题格式：</w:t>
       </w:r>
       <w:r>
         <w:rPr>
           <w:rFonts w:ascii="微软雅黑" w:hAnsi="微软雅黑" w:eastAsia="微软雅黑"/>
           <w:b/>
+          <w:color w:val="262626"/>
           <w:sz w:val="21"/>
         </w:rPr>
         <w:t>发文机关 + 事由 + 文种</w:t>
@@ -2195,6 +2753,8 @@
       <w:r>
         <w:rPr>
           <w:rFonts w:ascii="微软雅黑" w:hAnsi="微软雅黑" w:eastAsia="微软雅黑"/>
+          <w:b w:val="0"/>
+          <w:color w:val="262626"/>
           <w:sz w:val="21"/>
         </w:rPr>
         <w:t>（如《XX局关于XX工作的通知》）</w:t>
@@ -2202,19 +2762,32 @@
     </w:p>
     <w:p>
       <w:pPr>
-        <w:ind w:left="340" w:hanging="255"/>
-      </w:pPr>
-      <w:r>
-        <w:rPr>
-          <w:rFonts w:ascii="微软雅黑" w:hAnsi="微软雅黑" w:eastAsia="微软雅黑"/>
-          <w:sz w:val="21"/>
-        </w:rPr>
-        <w:t>•　成文日期用阿拉伯数字，署会议通过或签发日期；</w:t>
+        <w:spacing w:after="30"/>
+        <w:ind w:left="312" w:hanging="198"/>
+      </w:pPr>
+      <w:r>
+        <w:rPr>
+          <w:rFonts w:ascii="微软雅黑" w:hAnsi="微软雅黑" w:eastAsia="微软雅黑"/>
+          <w:b w:val="0"/>
+          <w:color w:val="1F4E79"/>
+          <w:sz w:val="21"/>
+        </w:rPr>
+        <w:t xml:space="preserve">• </w:t>
+      </w:r>
+      <w:r>
+        <w:rPr>
+          <w:rFonts w:ascii="微软雅黑" w:hAnsi="微软雅黑" w:eastAsia="微软雅黑"/>
+          <w:b w:val="0"/>
+          <w:color w:val="262626"/>
+          <w:sz w:val="21"/>
+        </w:rPr>
+        <w:t>成文日期用阿拉伯数字，署会议通过或签发日期；</w:t>
       </w:r>
       <w:r>
         <w:rPr>
           <w:rFonts w:ascii="微软雅黑" w:hAnsi="微软雅黑" w:eastAsia="微软雅黑"/>
           <w:b/>
+          <w:color w:val="262626"/>
           <w:sz w:val="21"/>
         </w:rPr>
         <w:t>印章与署名一致</w:t>
@@ -2222,33 +2795,37 @@
     </w:p>
     <w:p>
       <w:pPr>
-        <w:spacing w:before="180" w:after="80"/>
+        <w:spacing w:before="240" w:after="80"/>
       </w:pPr>
       <w:r>
         <w:rPr>
           <w:rFonts w:ascii="微软雅黑" w:hAnsi="微软雅黑" w:eastAsia="微软雅黑"/>
           <w:b/>
-          <w:color w:val="1F3B73"/>
-          <w:sz w:val="25"/>
+          <w:color w:val="1F4E79"/>
+          <w:sz w:val="28"/>
         </w:rPr>
         <w:t>4. 法律高频（背要点即可）</w:t>
       </w:r>
     </w:p>
     <w:p>
       <w:pPr>
-        <w:ind w:left="340" w:hanging="255"/>
-      </w:pPr>
-      <w:r>
-        <w:rPr>
-          <w:rFonts w:ascii="微软雅黑" w:hAnsi="微软雅黑" w:eastAsia="微软雅黑"/>
-          <w:sz w:val="21"/>
-        </w:rPr>
-        <w:t xml:space="preserve">•　</w:t>
+        <w:spacing w:after="30"/>
+        <w:ind w:left="312" w:hanging="198"/>
+      </w:pPr>
+      <w:r>
+        <w:rPr>
+          <w:rFonts w:ascii="微软雅黑" w:hAnsi="微软雅黑" w:eastAsia="微软雅黑"/>
+          <w:b w:val="0"/>
+          <w:color w:val="1F4E79"/>
+          <w:sz w:val="21"/>
+        </w:rPr>
+        <w:t xml:space="preserve">• </w:t>
       </w:r>
       <w:r>
         <w:rPr>
           <w:rFonts w:ascii="微软雅黑" w:hAnsi="微软雅黑" w:eastAsia="微软雅黑"/>
           <w:b/>
+          <w:color w:val="262626"/>
           <w:sz w:val="21"/>
         </w:rPr>
         <w:t>宪法</w:t>
@@ -2256,6 +2833,8 @@
       <w:r>
         <w:rPr>
           <w:rFonts w:ascii="微软雅黑" w:hAnsi="微软雅黑" w:eastAsia="微软雅黑"/>
+          <w:b w:val="0"/>
+          <w:color w:val="262626"/>
           <w:sz w:val="21"/>
         </w:rPr>
         <w:t>：国家根本法，效力最高；修改需全国人大</w:t>
@@ -2264,6 +2843,7 @@
         <w:rPr>
           <w:rFonts w:ascii="微软雅黑" w:hAnsi="微软雅黑" w:eastAsia="微软雅黑"/>
           <w:b/>
+          <w:color w:val="262626"/>
           <w:sz w:val="21"/>
         </w:rPr>
         <w:t>全体代表 2/3 以上</w:t>
@@ -2271,6 +2851,8 @@
       <w:r>
         <w:rPr>
           <w:rFonts w:ascii="微软雅黑" w:hAnsi="微软雅黑" w:eastAsia="微软雅黑"/>
+          <w:b w:val="0"/>
+          <w:color w:val="262626"/>
           <w:sz w:val="21"/>
         </w:rPr>
         <w:t>多数通过</w:t>
@@ -2278,19 +2860,23 @@
     </w:p>
     <w:p>
       <w:pPr>
-        <w:ind w:left="340" w:hanging="255"/>
-      </w:pPr>
-      <w:r>
-        <w:rPr>
-          <w:rFonts w:ascii="微软雅黑" w:hAnsi="微软雅黑" w:eastAsia="微软雅黑"/>
-          <w:sz w:val="21"/>
-        </w:rPr>
-        <w:t xml:space="preserve">•　</w:t>
+        <w:spacing w:after="30"/>
+        <w:ind w:left="312" w:hanging="198"/>
+      </w:pPr>
+      <w:r>
+        <w:rPr>
+          <w:rFonts w:ascii="微软雅黑" w:hAnsi="微软雅黑" w:eastAsia="微软雅黑"/>
+          <w:b w:val="0"/>
+          <w:color w:val="1F4E79"/>
+          <w:sz w:val="21"/>
+        </w:rPr>
+        <w:t xml:space="preserve">• </w:t>
       </w:r>
       <w:r>
         <w:rPr>
           <w:rFonts w:ascii="微软雅黑" w:hAnsi="微软雅黑" w:eastAsia="微软雅黑"/>
           <w:b/>
+          <w:color w:val="262626"/>
           <w:sz w:val="21"/>
         </w:rPr>
         <w:t>民法典</w:t>
@@ -2298,6 +2884,8 @@
       <w:r>
         <w:rPr>
           <w:rFonts w:ascii="微软雅黑" w:hAnsi="微软雅黑" w:eastAsia="微软雅黑"/>
+          <w:b w:val="0"/>
+          <w:color w:val="262626"/>
           <w:sz w:val="21"/>
         </w:rPr>
         <w:t>：民事主体、意思表示、合同、侵权责任、继承、</w:t>
@@ -2306,6 +2894,7 @@
         <w:rPr>
           <w:rFonts w:ascii="微软雅黑" w:hAnsi="微软雅黑" w:eastAsia="微软雅黑"/>
           <w:b/>
+          <w:color w:val="262626"/>
           <w:sz w:val="21"/>
         </w:rPr>
         <w:t>离婚冷静期 30 天</w:t>
@@ -2313,19 +2902,23 @@
     </w:p>
     <w:p>
       <w:pPr>
-        <w:ind w:left="340" w:hanging="255"/>
-      </w:pPr>
-      <w:r>
-        <w:rPr>
-          <w:rFonts w:ascii="微软雅黑" w:hAnsi="微软雅黑" w:eastAsia="微软雅黑"/>
-          <w:sz w:val="21"/>
-        </w:rPr>
-        <w:t xml:space="preserve">•　</w:t>
+        <w:spacing w:after="30"/>
+        <w:ind w:left="312" w:hanging="198"/>
+      </w:pPr>
+      <w:r>
+        <w:rPr>
+          <w:rFonts w:ascii="微软雅黑" w:hAnsi="微软雅黑" w:eastAsia="微软雅黑"/>
+          <w:b w:val="0"/>
+          <w:color w:val="1F4E79"/>
+          <w:sz w:val="21"/>
+        </w:rPr>
+        <w:t xml:space="preserve">• </w:t>
       </w:r>
       <w:r>
         <w:rPr>
           <w:rFonts w:ascii="微软雅黑" w:hAnsi="微软雅黑" w:eastAsia="微软雅黑"/>
           <w:b/>
+          <w:color w:val="262626"/>
           <w:sz w:val="21"/>
         </w:rPr>
         <w:t>行政处罚法</w:t>
@@ -2333,6 +2926,8 @@
       <w:r>
         <w:rPr>
           <w:rFonts w:ascii="微软雅黑" w:hAnsi="微软雅黑" w:eastAsia="微软雅黑"/>
+          <w:b w:val="0"/>
+          <w:color w:val="262626"/>
           <w:sz w:val="21"/>
         </w:rPr>
         <w:t>：警告、罚款、没收、责令停产停业、暂扣或吊销许可证、行政拘留等；</w:t>
@@ -2341,6 +2936,7 @@
         <w:rPr>
           <w:rFonts w:ascii="微软雅黑" w:hAnsi="微软雅黑" w:eastAsia="微软雅黑"/>
           <w:b/>
+          <w:color w:val="262626"/>
           <w:sz w:val="21"/>
         </w:rPr>
         <w:t>听证程序</w:t>
@@ -2348,6 +2944,8 @@
       <w:r>
         <w:rPr>
           <w:rFonts w:ascii="微软雅黑" w:hAnsi="微软雅黑" w:eastAsia="微软雅黑"/>
+          <w:b w:val="0"/>
+          <w:color w:val="262626"/>
           <w:sz w:val="21"/>
         </w:rPr>
         <w:t>适用较大数额罚款等</w:t>
@@ -2355,19 +2953,23 @@
     </w:p>
     <w:p>
       <w:pPr>
-        <w:ind w:left="340" w:hanging="255"/>
-      </w:pPr>
-      <w:r>
-        <w:rPr>
-          <w:rFonts w:ascii="微软雅黑" w:hAnsi="微软雅黑" w:eastAsia="微软雅黑"/>
-          <w:sz w:val="21"/>
-        </w:rPr>
-        <w:t xml:space="preserve">•　</w:t>
+        <w:spacing w:after="30"/>
+        <w:ind w:left="312" w:hanging="198"/>
+      </w:pPr>
+      <w:r>
+        <w:rPr>
+          <w:rFonts w:ascii="微软雅黑" w:hAnsi="微软雅黑" w:eastAsia="微软雅黑"/>
+          <w:b w:val="0"/>
+          <w:color w:val="1F4E79"/>
+          <w:sz w:val="21"/>
+        </w:rPr>
+        <w:t xml:space="preserve">• </w:t>
       </w:r>
       <w:r>
         <w:rPr>
           <w:rFonts w:ascii="微软雅黑" w:hAnsi="微软雅黑" w:eastAsia="微软雅黑"/>
           <w:b/>
+          <w:color w:val="262626"/>
           <w:sz w:val="21"/>
         </w:rPr>
         <w:t>公务员法</w:t>
@@ -2375,6 +2977,8 @@
       <w:r>
         <w:rPr>
           <w:rFonts w:ascii="微软雅黑" w:hAnsi="微软雅黑" w:eastAsia="微软雅黑"/>
+          <w:b w:val="0"/>
+          <w:color w:val="262626"/>
           <w:sz w:val="21"/>
         </w:rPr>
         <w:t xml:space="preserve">：处分种类 </w:t>
@@ -2383,6 +2987,7 @@
         <w:rPr>
           <w:rFonts w:ascii="微软雅黑" w:hAnsi="微软雅黑" w:eastAsia="微软雅黑"/>
           <w:b/>
+          <w:color w:val="262626"/>
           <w:sz w:val="21"/>
         </w:rPr>
         <w:t>警告、记过、记大过、降级、撤职、开除</w:t>
@@ -2390,6 +2995,8 @@
       <w:r>
         <w:rPr>
           <w:rFonts w:ascii="微软雅黑" w:hAnsi="微软雅黑" w:eastAsia="微软雅黑"/>
+          <w:b w:val="0"/>
+          <w:color w:val="262626"/>
           <w:sz w:val="21"/>
         </w:rPr>
         <w:t>；考核分优秀/称职/基本称职/不称职</w:t>
@@ -2397,19 +3004,23 @@
     </w:p>
     <w:p>
       <w:pPr>
-        <w:ind w:left="340" w:hanging="255"/>
-      </w:pPr>
-      <w:r>
-        <w:rPr>
-          <w:rFonts w:ascii="微软雅黑" w:hAnsi="微软雅黑" w:eastAsia="微软雅黑"/>
-          <w:sz w:val="21"/>
-        </w:rPr>
-        <w:t xml:space="preserve">•　</w:t>
+        <w:spacing w:after="30"/>
+        <w:ind w:left="312" w:hanging="198"/>
+      </w:pPr>
+      <w:r>
+        <w:rPr>
+          <w:rFonts w:ascii="微软雅黑" w:hAnsi="微软雅黑" w:eastAsia="微软雅黑"/>
+          <w:b w:val="0"/>
+          <w:color w:val="1F4E79"/>
+          <w:sz w:val="21"/>
+        </w:rPr>
+        <w:t xml:space="preserve">• </w:t>
       </w:r>
       <w:r>
         <w:rPr>
           <w:rFonts w:ascii="微软雅黑" w:hAnsi="微软雅黑" w:eastAsia="微软雅黑"/>
           <w:b/>
+          <w:color w:val="262626"/>
           <w:sz w:val="21"/>
         </w:rPr>
         <w:t>劳动合同法</w:t>
@@ -2417,6 +3028,8 @@
       <w:r>
         <w:rPr>
           <w:rFonts w:ascii="微软雅黑" w:hAnsi="微软雅黑" w:eastAsia="微软雅黑"/>
+          <w:b w:val="0"/>
+          <w:color w:val="262626"/>
           <w:sz w:val="21"/>
         </w:rPr>
         <w:t>：试用期上限（3 个月以下不得约定；1–3 年不超过 2 个月；3 年以上不超过 6 个月）；竞业限制不超过 2 年</w:t>
@@ -2424,19 +3037,23 @@
     </w:p>
     <w:p>
       <w:pPr>
-        <w:ind w:left="340" w:hanging="255"/>
-      </w:pPr>
-      <w:r>
-        <w:rPr>
-          <w:rFonts w:ascii="微软雅黑" w:hAnsi="微软雅黑" w:eastAsia="微软雅黑"/>
-          <w:sz w:val="21"/>
-        </w:rPr>
-        <w:t xml:space="preserve">•　</w:t>
+        <w:spacing w:after="30"/>
+        <w:ind w:left="312" w:hanging="198"/>
+      </w:pPr>
+      <w:r>
+        <w:rPr>
+          <w:rFonts w:ascii="微软雅黑" w:hAnsi="微软雅黑" w:eastAsia="微软雅黑"/>
+          <w:b w:val="0"/>
+          <w:color w:val="1F4E79"/>
+          <w:sz w:val="21"/>
+        </w:rPr>
+        <w:t xml:space="preserve">• </w:t>
       </w:r>
       <w:r>
         <w:rPr>
           <w:rFonts w:ascii="微软雅黑" w:hAnsi="微软雅黑" w:eastAsia="微软雅黑"/>
           <w:b/>
+          <w:color w:val="262626"/>
           <w:sz w:val="21"/>
         </w:rPr>
         <w:t>安全生产法</w:t>
@@ -2444,6 +3061,8 @@
       <w:r>
         <w:rPr>
           <w:rFonts w:ascii="微软雅黑" w:hAnsi="微软雅黑" w:eastAsia="微软雅黑"/>
+          <w:b w:val="0"/>
+          <w:color w:val="262626"/>
           <w:sz w:val="21"/>
         </w:rPr>
         <w:t>：主要负责人是本单位安全生产第一责任人</w:t>
@@ -2451,44 +3070,46 @@
     </w:p>
     <w:p>
       <w:pPr>
-        <w:spacing w:before="40" w:after="120"/>
         <w:pBdr>
-          <w:bottom w:val="single" w:sz="6" w:space="1" w:color="BFBFBF"/>
+          <w:bottom w:val="single" w:sz="6" w:space="1" w:color="D0D7DE"/>
         </w:pBdr>
+        <w:spacing w:after="120"/>
       </w:pPr>
     </w:p>
     <w:p>
       <w:pPr>
-        <w:spacing w:before="240" w:after="120"/>
-        <w:pBdr>
-          <w:bottom w:val="single" w:sz="6" w:space="1" w:color="BFBFBF"/>
-        </w:pBdr>
+        <w:spacing w:before="240" w:after="80"/>
+        <w:jc w:val="center"/>
       </w:pPr>
       <w:r>
         <w:rPr>
           <w:rFonts w:ascii="微软雅黑" w:hAnsi="微软雅黑" w:eastAsia="微软雅黑"/>
           <w:b/>
-          <w:color w:val="1F3B73"/>
-          <w:sz w:val="30"/>
+          <w:color w:val="1F4E79"/>
+          <w:sz w:val="36"/>
         </w:rPr>
         <w:t>五、计算机基础高频（只考选择，精简背诵）</w:t>
       </w:r>
     </w:p>
     <w:p>
       <w:pPr>
-        <w:ind w:left="340" w:hanging="255"/>
-      </w:pPr>
-      <w:r>
-        <w:rPr>
-          <w:rFonts w:ascii="微软雅黑" w:hAnsi="微软雅黑" w:eastAsia="微软雅黑"/>
-          <w:sz w:val="21"/>
-        </w:rPr>
-        <w:t xml:space="preserve">•　</w:t>
+        <w:spacing w:after="30"/>
+        <w:ind w:left="312" w:hanging="198"/>
+      </w:pPr>
+      <w:r>
+        <w:rPr>
+          <w:rFonts w:ascii="微软雅黑" w:hAnsi="微软雅黑" w:eastAsia="微软雅黑"/>
+          <w:b w:val="0"/>
+          <w:color w:val="1F4E79"/>
+          <w:sz w:val="21"/>
+        </w:rPr>
+        <w:t xml:space="preserve">• </w:t>
       </w:r>
       <w:r>
         <w:rPr>
           <w:rFonts w:ascii="微软雅黑" w:hAnsi="微软雅黑" w:eastAsia="微软雅黑"/>
           <w:b/>
+          <w:color w:val="262626"/>
           <w:sz w:val="21"/>
         </w:rPr>
         <w:t>数制</w:t>
@@ -2496,6 +3117,8 @@
       <w:r>
         <w:rPr>
           <w:rFonts w:ascii="微软雅黑" w:hAnsi="微软雅黑" w:eastAsia="微软雅黑"/>
+          <w:b w:val="0"/>
+          <w:color w:val="262626"/>
           <w:sz w:val="21"/>
         </w:rPr>
         <w:t>：二/八/十/十六进制转换；</w:t>
@@ -2504,6 +3127,7 @@
         <w:rPr>
           <w:rFonts w:ascii="微软雅黑" w:hAnsi="微软雅黑" w:eastAsia="微软雅黑"/>
           <w:b/>
+          <w:color w:val="262626"/>
           <w:sz w:val="21"/>
         </w:rPr>
         <w:t>1KB=1024B，1MB=1024KB，1GB=1024MB</w:t>
@@ -2511,19 +3135,23 @@
     </w:p>
     <w:p>
       <w:pPr>
-        <w:ind w:left="340" w:hanging="255"/>
-      </w:pPr>
-      <w:r>
-        <w:rPr>
-          <w:rFonts w:ascii="微软雅黑" w:hAnsi="微软雅黑" w:eastAsia="微软雅黑"/>
-          <w:sz w:val="21"/>
-        </w:rPr>
-        <w:t xml:space="preserve">•　</w:t>
+        <w:spacing w:after="30"/>
+        <w:ind w:left="312" w:hanging="198"/>
+      </w:pPr>
+      <w:r>
+        <w:rPr>
+          <w:rFonts w:ascii="微软雅黑" w:hAnsi="微软雅黑" w:eastAsia="微软雅黑"/>
+          <w:b w:val="0"/>
+          <w:color w:val="1F4E79"/>
+          <w:sz w:val="21"/>
+        </w:rPr>
+        <w:t xml:space="preserve">• </w:t>
       </w:r>
       <w:r>
         <w:rPr>
           <w:rFonts w:ascii="微软雅黑" w:hAnsi="微软雅黑" w:eastAsia="微软雅黑"/>
           <w:b/>
+          <w:color w:val="262626"/>
           <w:sz w:val="21"/>
         </w:rPr>
         <w:t>计算机组成</w:t>
@@ -2531,6 +3159,8 @@
       <w:r>
         <w:rPr>
           <w:rFonts w:ascii="微软雅黑" w:hAnsi="微软雅黑" w:eastAsia="微软雅黑"/>
+          <w:b w:val="0"/>
+          <w:color w:val="262626"/>
           <w:sz w:val="21"/>
         </w:rPr>
         <w:t>：CPU（运算器+控制器）、内存（RAM 断电丢失）、外存、总线（数据/地址/控制）</w:t>
@@ -2538,19 +3168,23 @@
     </w:p>
     <w:p>
       <w:pPr>
-        <w:ind w:left="340" w:hanging="255"/>
-      </w:pPr>
-      <w:r>
-        <w:rPr>
-          <w:rFonts w:ascii="微软雅黑" w:hAnsi="微软雅黑" w:eastAsia="微软雅黑"/>
-          <w:sz w:val="21"/>
-        </w:rPr>
-        <w:t xml:space="preserve">•　</w:t>
+        <w:spacing w:after="30"/>
+        <w:ind w:left="312" w:hanging="198"/>
+      </w:pPr>
+      <w:r>
+        <w:rPr>
+          <w:rFonts w:ascii="微软雅黑" w:hAnsi="微软雅黑" w:eastAsia="微软雅黑"/>
+          <w:b w:val="0"/>
+          <w:color w:val="1F4E79"/>
+          <w:sz w:val="21"/>
+        </w:rPr>
+        <w:t xml:space="preserve">• </w:t>
       </w:r>
       <w:r>
         <w:rPr>
           <w:rFonts w:ascii="微软雅黑" w:hAnsi="微软雅黑" w:eastAsia="微软雅黑"/>
           <w:b/>
+          <w:color w:val="262626"/>
           <w:sz w:val="21"/>
         </w:rPr>
         <w:t>操作系统</w:t>
@@ -2558,6 +3192,8 @@
       <w:r>
         <w:rPr>
           <w:rFonts w:ascii="微软雅黑" w:hAnsi="微软雅黑" w:eastAsia="微软雅黑"/>
+          <w:b w:val="0"/>
+          <w:color w:val="262626"/>
           <w:sz w:val="21"/>
         </w:rPr>
         <w:t>：进程与线程区别；</w:t>
@@ -2566,6 +3202,7 @@
         <w:rPr>
           <w:rFonts w:ascii="微软雅黑" w:hAnsi="微软雅黑" w:eastAsia="微软雅黑"/>
           <w:b/>
+          <w:color w:val="262626"/>
           <w:sz w:val="21"/>
         </w:rPr>
         <w:t>死锁四个必要条件</w:t>
@@ -2573,6 +3210,8 @@
       <w:r>
         <w:rPr>
           <w:rFonts w:ascii="微软雅黑" w:hAnsi="微软雅黑" w:eastAsia="微软雅黑"/>
+          <w:b w:val="0"/>
+          <w:color w:val="262626"/>
           <w:sz w:val="21"/>
         </w:rPr>
         <w:t xml:space="preserve">（互斥、请求与保持、不可剥夺、循环等待）；页面置换 </w:t>
@@ -2581,6 +3220,7 @@
         <w:rPr>
           <w:rFonts w:ascii="微软雅黑" w:hAnsi="微软雅黑" w:eastAsia="微软雅黑"/>
           <w:b/>
+          <w:color w:val="262626"/>
           <w:sz w:val="21"/>
         </w:rPr>
         <w:t>FIFO / LRU</w:t>
@@ -2588,19 +3228,23 @@
     </w:p>
     <w:p>
       <w:pPr>
-        <w:ind w:left="340" w:hanging="255"/>
-      </w:pPr>
-      <w:r>
-        <w:rPr>
-          <w:rFonts w:ascii="微软雅黑" w:hAnsi="微软雅黑" w:eastAsia="微软雅黑"/>
-          <w:sz w:val="21"/>
-        </w:rPr>
-        <w:t xml:space="preserve">•　</w:t>
+        <w:spacing w:after="30"/>
+        <w:ind w:left="312" w:hanging="198"/>
+      </w:pPr>
+      <w:r>
+        <w:rPr>
+          <w:rFonts w:ascii="微软雅黑" w:hAnsi="微软雅黑" w:eastAsia="微软雅黑"/>
+          <w:b w:val="0"/>
+          <w:color w:val="1F4E79"/>
+          <w:sz w:val="21"/>
+        </w:rPr>
+        <w:t xml:space="preserve">• </w:t>
       </w:r>
       <w:r>
         <w:rPr>
           <w:rFonts w:ascii="微软雅黑" w:hAnsi="微软雅黑" w:eastAsia="微软雅黑"/>
           <w:b/>
+          <w:color w:val="262626"/>
           <w:sz w:val="21"/>
         </w:rPr>
         <w:t>计算机网络</w:t>
@@ -2608,6 +3252,8 @@
       <w:r>
         <w:rPr>
           <w:rFonts w:ascii="微软雅黑" w:hAnsi="微软雅黑" w:eastAsia="微软雅黑"/>
+          <w:b w:val="0"/>
+          <w:color w:val="262626"/>
           <w:sz w:val="21"/>
         </w:rPr>
         <w:t>：</w:t>
@@ -2616,6 +3262,7 @@
         <w:rPr>
           <w:rFonts w:ascii="微软雅黑" w:hAnsi="微软雅黑" w:eastAsia="微软雅黑"/>
           <w:b/>
+          <w:color w:val="262626"/>
           <w:sz w:val="21"/>
         </w:rPr>
         <w:t>OSI 七层</w:t>
@@ -2623,6 +3270,8 @@
       <w:r>
         <w:rPr>
           <w:rFonts w:ascii="微软雅黑" w:hAnsi="微软雅黑" w:eastAsia="微软雅黑"/>
+          <w:b w:val="0"/>
+          <w:color w:val="262626"/>
           <w:sz w:val="21"/>
         </w:rPr>
         <w:t>（物理-数据链路-网络-传输-会话-表示-应用）；TCP/IP 四层；</w:t>
@@ -2631,6 +3280,7 @@
         <w:rPr>
           <w:rFonts w:ascii="微软雅黑" w:hAnsi="微软雅黑" w:eastAsia="微软雅黑"/>
           <w:b/>
+          <w:color w:val="262626"/>
           <w:sz w:val="21"/>
         </w:rPr>
         <w:t>TCP 可靠（三次握手、四次挥手）、UDP 快但不保证</w:t>
@@ -2638,6 +3288,8 @@
       <w:r>
         <w:rPr>
           <w:rFonts w:ascii="微软雅黑" w:hAnsi="微软雅黑" w:eastAsia="微软雅黑"/>
+          <w:b w:val="0"/>
+          <w:color w:val="262626"/>
           <w:sz w:val="21"/>
         </w:rPr>
         <w:t>；IP 地址分类与子网掩码；</w:t>
@@ -2646,6 +3298,7 @@
         <w:rPr>
           <w:rFonts w:ascii="微软雅黑" w:hAnsi="微软雅黑" w:eastAsia="微软雅黑"/>
           <w:b/>
+          <w:color w:val="262626"/>
           <w:sz w:val="21"/>
         </w:rPr>
         <w:t>常用端口 21(FTP)、22(SSH)、23(Telnet)、25(SMTP)、53(DNS)、80(HTTP)、443(HTTPS)</w:t>
@@ -2653,19 +3306,23 @@
     </w:p>
     <w:p>
       <w:pPr>
-        <w:ind w:left="340" w:hanging="255"/>
-      </w:pPr>
-      <w:r>
-        <w:rPr>
-          <w:rFonts w:ascii="微软雅黑" w:hAnsi="微软雅黑" w:eastAsia="微软雅黑"/>
-          <w:sz w:val="21"/>
-        </w:rPr>
-        <w:t xml:space="preserve">•　</w:t>
+        <w:spacing w:after="30"/>
+        <w:ind w:left="312" w:hanging="198"/>
+      </w:pPr>
+      <w:r>
+        <w:rPr>
+          <w:rFonts w:ascii="微软雅黑" w:hAnsi="微软雅黑" w:eastAsia="微软雅黑"/>
+          <w:b w:val="0"/>
+          <w:color w:val="1F4E79"/>
+          <w:sz w:val="21"/>
+        </w:rPr>
+        <w:t xml:space="preserve">• </w:t>
       </w:r>
       <w:r>
         <w:rPr>
           <w:rFonts w:ascii="微软雅黑" w:hAnsi="微软雅黑" w:eastAsia="微软雅黑"/>
           <w:b/>
+          <w:color w:val="262626"/>
           <w:sz w:val="21"/>
         </w:rPr>
         <w:t>数据库</w:t>
@@ -2673,6 +3330,8 @@
       <w:r>
         <w:rPr>
           <w:rFonts w:ascii="微软雅黑" w:hAnsi="微软雅黑" w:eastAsia="微软雅黑"/>
+          <w:b w:val="0"/>
+          <w:color w:val="262626"/>
           <w:sz w:val="21"/>
         </w:rPr>
         <w:t>：主键/外键；</w:t>
@@ -2681,6 +3340,7 @@
         <w:rPr>
           <w:rFonts w:ascii="微软雅黑" w:hAnsi="微软雅黑" w:eastAsia="微软雅黑"/>
           <w:b/>
+          <w:color w:val="262626"/>
           <w:sz w:val="21"/>
         </w:rPr>
         <w:t>三范式</w:t>
@@ -2688,6 +3348,8 @@
       <w:r>
         <w:rPr>
           <w:rFonts w:ascii="微软雅黑" w:hAnsi="微软雅黑" w:eastAsia="微软雅黑"/>
+          <w:b w:val="0"/>
+          <w:color w:val="262626"/>
           <w:sz w:val="21"/>
         </w:rPr>
         <w:t>（1NF 原子性、2NF 消除部分依赖、3NF 消除传递依赖）；</w:t>
@@ -2696,6 +3358,7 @@
         <w:rPr>
           <w:rFonts w:ascii="微软雅黑" w:hAnsi="微软雅黑" w:eastAsia="微软雅黑"/>
           <w:b/>
+          <w:color w:val="262626"/>
           <w:sz w:val="21"/>
         </w:rPr>
         <w:t>事务 ACID</w:t>
@@ -2703,6 +3366,8 @@
       <w:r>
         <w:rPr>
           <w:rFonts w:ascii="微软雅黑" w:hAnsi="微软雅黑" w:eastAsia="微软雅黑"/>
+          <w:b w:val="0"/>
+          <w:color w:val="262626"/>
           <w:sz w:val="21"/>
         </w:rPr>
         <w:t>（原子性、一致性、隔离性、持久性）；基础 SQL（SELECT/INSERT/UPDATE/DELETE）</w:t>
@@ -2710,19 +3375,23 @@
     </w:p>
     <w:p>
       <w:pPr>
-        <w:ind w:left="340" w:hanging="255"/>
-      </w:pPr>
-      <w:r>
-        <w:rPr>
-          <w:rFonts w:ascii="微软雅黑" w:hAnsi="微软雅黑" w:eastAsia="微软雅黑"/>
-          <w:sz w:val="21"/>
-        </w:rPr>
-        <w:t xml:space="preserve">•　</w:t>
+        <w:spacing w:after="30"/>
+        <w:ind w:left="312" w:hanging="198"/>
+      </w:pPr>
+      <w:r>
+        <w:rPr>
+          <w:rFonts w:ascii="微软雅黑" w:hAnsi="微软雅黑" w:eastAsia="微软雅黑"/>
+          <w:b w:val="0"/>
+          <w:color w:val="1F4E79"/>
+          <w:sz w:val="21"/>
+        </w:rPr>
+        <w:t xml:space="preserve">• </w:t>
       </w:r>
       <w:r>
         <w:rPr>
           <w:rFonts w:ascii="微软雅黑" w:hAnsi="微软雅黑" w:eastAsia="微软雅黑"/>
           <w:b/>
+          <w:color w:val="262626"/>
           <w:sz w:val="21"/>
         </w:rPr>
         <w:t>数据结构</w:t>
@@ -2730,6 +3399,8 @@
       <w:r>
         <w:rPr>
           <w:rFonts w:ascii="微软雅黑" w:hAnsi="微软雅黑" w:eastAsia="微软雅黑"/>
+          <w:b w:val="0"/>
+          <w:color w:val="262626"/>
           <w:sz w:val="21"/>
         </w:rPr>
         <w:t>：栈（后进先出）、队列（先进先出）；排序复杂度：</w:t>
@@ -2738,6 +3409,7 @@
         <w:rPr>
           <w:rFonts w:ascii="微软雅黑" w:hAnsi="微软雅黑" w:eastAsia="微软雅黑"/>
           <w:b/>
+          <w:color w:val="262626"/>
           <w:sz w:val="21"/>
         </w:rPr>
         <w:t>快排/归并 O(n log n)</w:t>
@@ -2745,6 +3417,8 @@
       <w:r>
         <w:rPr>
           <w:rFonts w:ascii="微软雅黑" w:hAnsi="微软雅黑" w:eastAsia="微软雅黑"/>
+          <w:b w:val="0"/>
+          <w:color w:val="262626"/>
           <w:sz w:val="21"/>
         </w:rPr>
         <w:t xml:space="preserve">、冒泡/插入 </w:t>
@@ -2753,6 +3427,7 @@
         <w:rPr>
           <w:rFonts w:ascii="微软雅黑" w:hAnsi="微软雅黑" w:eastAsia="微软雅黑"/>
           <w:b/>
+          <w:color w:val="262626"/>
           <w:sz w:val="21"/>
         </w:rPr>
         <w:t>O(n²)</w:t>
@@ -2760,19 +3435,23 @@
     </w:p>
     <w:p>
       <w:pPr>
-        <w:ind w:left="340" w:hanging="255"/>
-      </w:pPr>
-      <w:r>
-        <w:rPr>
-          <w:rFonts w:ascii="微软雅黑" w:hAnsi="微软雅黑" w:eastAsia="微软雅黑"/>
-          <w:sz w:val="21"/>
-        </w:rPr>
-        <w:t xml:space="preserve">•　</w:t>
+        <w:spacing w:after="30"/>
+        <w:ind w:left="312" w:hanging="198"/>
+      </w:pPr>
+      <w:r>
+        <w:rPr>
+          <w:rFonts w:ascii="微软雅黑" w:hAnsi="微软雅黑" w:eastAsia="微软雅黑"/>
+          <w:b w:val="0"/>
+          <w:color w:val="1F4E79"/>
+          <w:sz w:val="21"/>
+        </w:rPr>
+        <w:t xml:space="preserve">• </w:t>
       </w:r>
       <w:r>
         <w:rPr>
           <w:rFonts w:ascii="微软雅黑" w:hAnsi="微软雅黑" w:eastAsia="微软雅黑"/>
           <w:b/>
+          <w:color w:val="262626"/>
           <w:sz w:val="21"/>
         </w:rPr>
         <w:t>物联网</w:t>
@@ -2780,6 +3459,8 @@
       <w:r>
         <w:rPr>
           <w:rFonts w:ascii="微软雅黑" w:hAnsi="微软雅黑" w:eastAsia="微软雅黑"/>
+          <w:b w:val="0"/>
+          <w:color w:val="262626"/>
           <w:sz w:val="21"/>
         </w:rPr>
         <w:t>：三层架构（</w:t>
@@ -2788,6 +3469,7 @@
         <w:rPr>
           <w:rFonts w:ascii="微软雅黑" w:hAnsi="微软雅黑" w:eastAsia="微软雅黑"/>
           <w:b/>
+          <w:color w:val="262626"/>
           <w:sz w:val="21"/>
         </w:rPr>
         <w:t>感知层 / 网络层 / 应用层</w:t>
@@ -2795,6 +3477,8 @@
       <w:r>
         <w:rPr>
           <w:rFonts w:ascii="微软雅黑" w:hAnsi="微软雅黑" w:eastAsia="微软雅黑"/>
+          <w:b w:val="0"/>
+          <w:color w:val="262626"/>
           <w:sz w:val="21"/>
         </w:rPr>
         <w:t xml:space="preserve">）；常用协议 </w:t>
@@ -2803,6 +3487,7 @@
         <w:rPr>
           <w:rFonts w:ascii="微软雅黑" w:hAnsi="微软雅黑" w:eastAsia="微软雅黑"/>
           <w:b/>
+          <w:color w:val="262626"/>
           <w:sz w:val="21"/>
         </w:rPr>
         <w:t>MQTT（发布订阅，轻量）、CoAP</w:t>
@@ -2810,6 +3495,8 @@
       <w:r>
         <w:rPr>
           <w:rFonts w:ascii="微软雅黑" w:hAnsi="微软雅黑" w:eastAsia="微软雅黑"/>
+          <w:b w:val="0"/>
+          <w:color w:val="262626"/>
           <w:sz w:val="21"/>
         </w:rPr>
         <w:t>；通信技术 RFID / NB-IoT / LoRa / ZigBee</w:t>
@@ -2817,19 +3504,23 @@
     </w:p>
     <w:p>
       <w:pPr>
-        <w:ind w:left="340" w:hanging="255"/>
-      </w:pPr>
-      <w:r>
-        <w:rPr>
-          <w:rFonts w:ascii="微软雅黑" w:hAnsi="微软雅黑" w:eastAsia="微软雅黑"/>
-          <w:sz w:val="21"/>
-        </w:rPr>
-        <w:t xml:space="preserve">•　</w:t>
+        <w:spacing w:after="30"/>
+        <w:ind w:left="312" w:hanging="198"/>
+      </w:pPr>
+      <w:r>
+        <w:rPr>
+          <w:rFonts w:ascii="微软雅黑" w:hAnsi="微软雅黑" w:eastAsia="微软雅黑"/>
+          <w:b w:val="0"/>
+          <w:color w:val="1F4E79"/>
+          <w:sz w:val="21"/>
+        </w:rPr>
+        <w:t xml:space="preserve">• </w:t>
       </w:r>
       <w:r>
         <w:rPr>
           <w:rFonts w:ascii="微软雅黑" w:hAnsi="微软雅黑" w:eastAsia="微软雅黑"/>
           <w:b/>
+          <w:color w:val="262626"/>
           <w:sz w:val="21"/>
         </w:rPr>
         <w:t>信息安全</w:t>
@@ -2837,6 +3528,8 @@
       <w:r>
         <w:rPr>
           <w:rFonts w:ascii="微软雅黑" w:hAnsi="微软雅黑" w:eastAsia="微软雅黑"/>
+          <w:b w:val="0"/>
+          <w:color w:val="262626"/>
           <w:sz w:val="21"/>
         </w:rPr>
         <w:t>：对称加密（AES/DES）速度快、非对称（RSA）用于密钥交换与签名；哈希（MD5/SHA）不可逆；数字签名保证</w:t>
@@ -2845,6 +3538,7 @@
         <w:rPr>
           <w:rFonts w:ascii="微软雅黑" w:hAnsi="微软雅黑" w:eastAsia="微软雅黑"/>
           <w:b/>
+          <w:color w:val="262626"/>
           <w:sz w:val="21"/>
         </w:rPr>
         <w:t>完整性+不可否认</w:t>
@@ -2852,25 +3546,23 @@
     </w:p>
     <w:p>
       <w:pPr>
-        <w:spacing w:before="40" w:after="120"/>
         <w:pBdr>
-          <w:bottom w:val="single" w:sz="6" w:space="1" w:color="BFBFBF"/>
+          <w:bottom w:val="single" w:sz="6" w:space="1" w:color="D0D7DE"/>
         </w:pBdr>
+        <w:spacing w:after="120"/>
       </w:pPr>
     </w:p>
     <w:p>
       <w:pPr>
-        <w:spacing w:before="240" w:after="120"/>
-        <w:pBdr>
-          <w:bottom w:val="single" w:sz="6" w:space="1" w:color="BFBFBF"/>
-        </w:pBdr>
+        <w:spacing w:before="240" w:after="80"/>
+        <w:jc w:val="center"/>
       </w:pPr>
       <w:r>
         <w:rPr>
           <w:rFonts w:ascii="微软雅黑" w:hAnsi="微软雅黑" w:eastAsia="微软雅黑"/>
           <w:b/>
-          <w:color w:val="1F3B73"/>
-          <w:sz w:val="30"/>
+          <w:color w:val="1F4E79"/>
+          <w:sz w:val="36"/>
         </w:rPr>
         <w:t>六、精选练习（分模块 · 高频题型 · 附答案与解析）</w:t>
       </w:r>
@@ -2878,13 +3570,14 @@
     <w:p>
       <w:pPr>
         <w:spacing w:after="60"/>
-        <w:ind w:left="283"/>
-      </w:pPr>
-      <w:r>
-        <w:rPr>
-          <w:rFonts w:ascii="微软雅黑" w:hAnsi="微软雅黑" w:eastAsia="微软雅黑"/>
+        <w:ind w:left="340"/>
+      </w:pPr>
+      <w:r>
+        <w:rPr>
+          <w:rFonts w:ascii="微软雅黑" w:hAnsi="微软雅黑" w:eastAsia="微软雅黑"/>
+          <w:b w:val="0"/>
           <w:i/>
-          <w:color w:val="595959"/>
+          <w:color w:val="6B6B6B"/>
           <w:sz w:val="20"/>
         </w:rPr>
         <w:t>说明：以下为按高频考点自编的练习，用于练方法与手感；真题请在</w:t>
@@ -2894,7 +3587,7 @@
           <w:rFonts w:ascii="微软雅黑" w:hAnsi="微软雅黑" w:eastAsia="微软雅黑"/>
           <w:b/>
           <w:i/>
-          <w:color w:val="595959"/>
+          <w:color w:val="6B6B6B"/>
           <w:sz w:val="20"/>
         </w:rPr>
         <w:t>牛客网</w:t>
@@ -2902,8 +3595,9 @@
       <w:r>
         <w:rPr>
           <w:rFonts w:ascii="微软雅黑" w:hAnsi="微软雅黑" w:eastAsia="微软雅黑"/>
+          <w:b w:val="0"/>
           <w:i/>
-          <w:color w:val="595959"/>
+          <w:color w:val="6B6B6B"/>
           <w:sz w:val="20"/>
         </w:rPr>
         <w:t>搜"云南烟草"、粉笔 APP 里练模块。</w:t>
@@ -2911,25 +3605,28 @@
     </w:p>
     <w:p>
       <w:pPr>
-        <w:spacing w:before="180" w:after="80"/>
+        <w:spacing w:before="240" w:after="80"/>
       </w:pPr>
       <w:r>
         <w:rPr>
           <w:rFonts w:ascii="微软雅黑" w:hAnsi="微软雅黑" w:eastAsia="微软雅黑"/>
           <w:b/>
-          <w:color w:val="1F3B73"/>
-          <w:sz w:val="25"/>
+          <w:color w:val="1F4E79"/>
+          <w:sz w:val="28"/>
         </w:rPr>
         <w:t>A. 资料分析（4 题）</w:t>
       </w:r>
     </w:p>
     <w:p>
       <w:pPr>
-        <w:ind w:left="340" w:hanging="340"/>
-      </w:pPr>
-      <w:r>
-        <w:rPr>
-          <w:rFonts w:ascii="微软雅黑" w:hAnsi="微软雅黑" w:eastAsia="微软雅黑"/>
+        <w:spacing w:after="30"/>
+        <w:ind w:left="397" w:hanging="283"/>
+      </w:pPr>
+      <w:r>
+        <w:rPr>
+          <w:rFonts w:ascii="微软雅黑" w:hAnsi="微软雅黑" w:eastAsia="微软雅黑"/>
+          <w:b w:val="0"/>
+          <w:color w:val="262626"/>
           <w:sz w:val="21"/>
         </w:rPr>
         <w:t>1. 某年云南某行业产值 1200 亿元，同比增长 20%，则上年产值为多少？</w:t>
@@ -2937,11 +3634,14 @@
     </w:p>
     <w:p>
       <w:pPr>
-        <w:ind w:left="340" w:hanging="340"/>
-      </w:pPr>
-      <w:r>
-        <w:rPr>
-          <w:rFonts w:ascii="微软雅黑" w:hAnsi="微软雅黑" w:eastAsia="微软雅黑"/>
+        <w:spacing w:after="30"/>
+        <w:ind w:left="397" w:hanging="283"/>
+      </w:pPr>
+      <w:r>
+        <w:rPr>
+          <w:rFonts w:ascii="微软雅黑" w:hAnsi="微软雅黑" w:eastAsia="微软雅黑"/>
+          <w:b w:val="0"/>
+          <w:color w:val="262626"/>
           <w:sz w:val="21"/>
         </w:rPr>
         <w:t>2. 某企业 2025 年营收 500 万元，比 2024 年增加 100 万元，增长率约为？</w:t>
@@ -2949,20 +3649,28 @@
     </w:p>
     <w:p>
       <w:pPr>
-        <w:ind w:left="340" w:hanging="340"/>
-      </w:pPr>
-      <w:r>
-        <w:rPr>
-          <w:rFonts w:ascii="微软雅黑" w:hAnsi="微软雅黑" w:eastAsia="微软雅黑"/>
+        <w:spacing w:after="30"/>
+        <w:ind w:left="397" w:hanging="283"/>
+      </w:pPr>
+      <w:r>
+        <w:rPr>
+          <w:rFonts w:ascii="微软雅黑" w:hAnsi="微软雅黑" w:eastAsia="微软雅黑"/>
+          <w:b w:val="0"/>
+          <w:color w:val="262626"/>
           <w:sz w:val="21"/>
         </w:rPr>
         <w:t>3. 某地区总产量 800 万吨，其中 A 产品 200 万吨；若 A 产品增速 10%，总量增速 5%，则 A 占比相比上年？</w:t>
       </w:r>
     </w:p>
     <w:p>
-      <w:r>
-        <w:rPr>
-          <w:rFonts w:ascii="微软雅黑" w:hAnsi="微软雅黑" w:eastAsia="微软雅黑"/>
+      <w:pPr>
+        <w:spacing w:after="60"/>
+      </w:pPr>
+      <w:r>
+        <w:rPr>
+          <w:rFonts w:ascii="微软雅黑" w:hAnsi="微软雅黑" w:eastAsia="微软雅黑"/>
+          <w:b w:val="0"/>
+          <w:color w:val="262626"/>
           <w:sz w:val="21"/>
         </w:rPr>
         <w:t>A. 上升　B. 下降　C. 不变　D. 无法判断</w:t>
@@ -2970,21 +3678,28 @@
     </w:p>
     <w:p>
       <w:pPr>
-        <w:ind w:left="340" w:hanging="340"/>
-      </w:pPr>
-      <w:r>
-        <w:rPr>
-          <w:rFonts w:ascii="微软雅黑" w:hAnsi="微软雅黑" w:eastAsia="微软雅黑"/>
+        <w:spacing w:after="30"/>
+        <w:ind w:left="397" w:hanging="283"/>
+      </w:pPr>
+      <w:r>
+        <w:rPr>
+          <w:rFonts w:ascii="微软雅黑" w:hAnsi="微软雅黑" w:eastAsia="微软雅黑"/>
+          <w:b w:val="0"/>
+          <w:color w:val="262626"/>
           <w:sz w:val="21"/>
         </w:rPr>
         <w:t>4. 2024 年某公司利润 240 万元，2026 年为 345.6 万元，年均增长率约为？</w:t>
       </w:r>
     </w:p>
     <w:p>
+      <w:pPr>
+        <w:spacing w:after="60"/>
+      </w:pPr>
       <w:r>
         <w:rPr>
           <w:rFonts w:ascii="微软雅黑" w:hAnsi="微软雅黑" w:eastAsia="微软雅黑"/>
           <w:b/>
+          <w:color w:val="262626"/>
           <w:sz w:val="21"/>
         </w:rPr>
         <w:t>答案与解析</w:t>
@@ -2992,11 +3707,14 @@
     </w:p>
     <w:p>
       <w:pPr>
-        <w:ind w:left="340" w:hanging="340"/>
-      </w:pPr>
-      <w:r>
-        <w:rPr>
-          <w:rFonts w:ascii="微软雅黑" w:hAnsi="微软雅黑" w:eastAsia="微软雅黑"/>
+        <w:spacing w:after="30"/>
+        <w:ind w:left="397" w:hanging="283"/>
+      </w:pPr>
+      <w:r>
+        <w:rPr>
+          <w:rFonts w:ascii="微软雅黑" w:hAnsi="微软雅黑" w:eastAsia="微软雅黑"/>
+          <w:b w:val="0"/>
+          <w:color w:val="262626"/>
           <w:sz w:val="21"/>
         </w:rPr>
         <w:t xml:space="preserve">1. 基期 = 1200 ÷ 1.2 = </w:t>
@@ -3005,6 +3723,7 @@
         <w:rPr>
           <w:rFonts w:ascii="微软雅黑" w:hAnsi="微软雅黑" w:eastAsia="微软雅黑"/>
           <w:b/>
+          <w:color w:val="262626"/>
           <w:sz w:val="21"/>
         </w:rPr>
         <w:t>1000 亿元</w:t>
@@ -3012,11 +3731,14 @@
     </w:p>
     <w:p>
       <w:pPr>
-        <w:ind w:left="340" w:hanging="340"/>
-      </w:pPr>
-      <w:r>
-        <w:rPr>
-          <w:rFonts w:ascii="微软雅黑" w:hAnsi="微软雅黑" w:eastAsia="微软雅黑"/>
+        <w:spacing w:after="30"/>
+        <w:ind w:left="397" w:hanging="283"/>
+      </w:pPr>
+      <w:r>
+        <w:rPr>
+          <w:rFonts w:ascii="微软雅黑" w:hAnsi="微软雅黑" w:eastAsia="微软雅黑"/>
+          <w:b w:val="0"/>
+          <w:color w:val="262626"/>
           <w:sz w:val="21"/>
         </w:rPr>
         <w:t xml:space="preserve">2. 增长率 = 100 ÷ (500−100) = 100 ÷ 400 = </w:t>
@@ -3025,6 +3747,7 @@
         <w:rPr>
           <w:rFonts w:ascii="微软雅黑" w:hAnsi="微软雅黑" w:eastAsia="微软雅黑"/>
           <w:b/>
+          <w:color w:val="262626"/>
           <w:sz w:val="21"/>
         </w:rPr>
         <w:t>25%</w:t>
@@ -3032,11 +3755,14 @@
     </w:p>
     <w:p>
       <w:pPr>
-        <w:ind w:left="340" w:hanging="340"/>
-      </w:pPr>
-      <w:r>
-        <w:rPr>
-          <w:rFonts w:ascii="微软雅黑" w:hAnsi="微软雅黑" w:eastAsia="微软雅黑"/>
+        <w:spacing w:after="30"/>
+        <w:ind w:left="397" w:hanging="283"/>
+      </w:pPr>
+      <w:r>
+        <w:rPr>
+          <w:rFonts w:ascii="微软雅黑" w:hAnsi="微软雅黑" w:eastAsia="微软雅黑"/>
+          <w:b w:val="0"/>
+          <w:color w:val="262626"/>
           <w:sz w:val="21"/>
         </w:rPr>
         <w:t xml:space="preserve">3. </w:t>
@@ -3045,6 +3771,7 @@
         <w:rPr>
           <w:rFonts w:ascii="微软雅黑" w:hAnsi="微软雅黑" w:eastAsia="微软雅黑"/>
           <w:b/>
+          <w:color w:val="262626"/>
           <w:sz w:val="21"/>
         </w:rPr>
         <w:t>A</w:t>
@@ -3052,6 +3779,8 @@
       <w:r>
         <w:rPr>
           <w:rFonts w:ascii="微软雅黑" w:hAnsi="微软雅黑" w:eastAsia="微软雅黑"/>
+          <w:b w:val="0"/>
+          <w:color w:val="262626"/>
           <w:sz w:val="21"/>
         </w:rPr>
         <w:t>：部分增速（10%）&gt; 整体增速（5%）→ 比重上升</w:t>
@@ -3059,11 +3788,14 @@
     </w:p>
     <w:p>
       <w:pPr>
-        <w:ind w:left="340" w:hanging="340"/>
-      </w:pPr>
-      <w:r>
-        <w:rPr>
-          <w:rFonts w:ascii="微软雅黑" w:hAnsi="微软雅黑" w:eastAsia="微软雅黑"/>
+        <w:spacing w:after="30"/>
+        <w:ind w:left="397" w:hanging="283"/>
+      </w:pPr>
+      <w:r>
+        <w:rPr>
+          <w:rFonts w:ascii="微软雅黑" w:hAnsi="微软雅黑" w:eastAsia="微软雅黑"/>
+          <w:b w:val="0"/>
+          <w:color w:val="262626"/>
           <w:sz w:val="21"/>
         </w:rPr>
         <w:t xml:space="preserve">4. 345.6 ÷ 240 = 1.44；(1+r)² = 1.44 → 1+r = 1.2 → </w:t>
@@ -3072,6 +3804,7 @@
         <w:rPr>
           <w:rFonts w:ascii="微软雅黑" w:hAnsi="微软雅黑" w:eastAsia="微软雅黑"/>
           <w:b/>
+          <w:color w:val="262626"/>
           <w:sz w:val="21"/>
         </w:rPr>
         <w:t>r = 20%</w:t>
@@ -3079,25 +3812,28 @@
     </w:p>
     <w:p>
       <w:pPr>
-        <w:spacing w:before="180" w:after="80"/>
+        <w:spacing w:before="240" w:after="80"/>
       </w:pPr>
       <w:r>
         <w:rPr>
           <w:rFonts w:ascii="微软雅黑" w:hAnsi="微软雅黑" w:eastAsia="微软雅黑"/>
           <w:b/>
-          <w:color w:val="1F3B73"/>
-          <w:sz w:val="25"/>
+          <w:color w:val="1F4E79"/>
+          <w:sz w:val="28"/>
         </w:rPr>
         <w:t>B. 判断推理（5 题）</w:t>
       </w:r>
     </w:p>
     <w:p>
       <w:pPr>
-        <w:ind w:left="340" w:hanging="340"/>
-      </w:pPr>
-      <w:r>
-        <w:rPr>
-          <w:rFonts w:ascii="微软雅黑" w:hAnsi="微软雅黑" w:eastAsia="微软雅黑"/>
+        <w:spacing w:after="30"/>
+        <w:ind w:left="397" w:hanging="283"/>
+      </w:pPr>
+      <w:r>
+        <w:rPr>
+          <w:rFonts w:ascii="微软雅黑" w:hAnsi="微软雅黑" w:eastAsia="微软雅黑"/>
+          <w:b w:val="0"/>
+          <w:color w:val="262626"/>
           <w:sz w:val="21"/>
         </w:rPr>
         <w:t>5. "如果明天不下雨，我们就去爬山。"若明天</w:t>
@@ -3106,6 +3842,7 @@
         <w:rPr>
           <w:rFonts w:ascii="微软雅黑" w:hAnsi="微软雅黑" w:eastAsia="微软雅黑"/>
           <w:b/>
+          <w:color w:val="262626"/>
           <w:sz w:val="21"/>
         </w:rPr>
         <w:t>下雨</w:t>
@@ -3113,15 +3850,22 @@
       <w:r>
         <w:rPr>
           <w:rFonts w:ascii="微软雅黑" w:hAnsi="微软雅黑" w:eastAsia="微软雅黑"/>
+          <w:b w:val="0"/>
+          <w:color w:val="262626"/>
           <w:sz w:val="21"/>
         </w:rPr>
         <w:t>了，可以推出：</w:t>
       </w:r>
     </w:p>
     <w:p>
-      <w:r>
-        <w:rPr>
-          <w:rFonts w:ascii="微软雅黑" w:hAnsi="微软雅黑" w:eastAsia="微软雅黑"/>
+      <w:pPr>
+        <w:spacing w:after="60"/>
+      </w:pPr>
+      <w:r>
+        <w:rPr>
+          <w:rFonts w:ascii="微软雅黑" w:hAnsi="微软雅黑" w:eastAsia="微软雅黑"/>
+          <w:b w:val="0"/>
+          <w:color w:val="262626"/>
           <w:sz w:val="21"/>
         </w:rPr>
         <w:t>A. 我们不去爬山　B. 我们去爬山　C. 无法确定　D. 一定下雨</w:t>
@@ -3129,20 +3873,28 @@
     </w:p>
     <w:p>
       <w:pPr>
-        <w:ind w:left="340" w:hanging="340"/>
-      </w:pPr>
-      <w:r>
-        <w:rPr>
-          <w:rFonts w:ascii="微软雅黑" w:hAnsi="微软雅黑" w:eastAsia="微软雅黑"/>
+        <w:spacing w:after="30"/>
+        <w:ind w:left="397" w:hanging="283"/>
+      </w:pPr>
+      <w:r>
+        <w:rPr>
+          <w:rFonts w:ascii="微软雅黑" w:hAnsi="微软雅黑" w:eastAsia="微软雅黑"/>
+          <w:b w:val="0"/>
+          <w:color w:val="262626"/>
           <w:sz w:val="21"/>
         </w:rPr>
         <w:t>6. 所有实习生都参加了培训；小李没参加培训。可推出：</w:t>
       </w:r>
     </w:p>
     <w:p>
-      <w:r>
-        <w:rPr>
-          <w:rFonts w:ascii="微软雅黑" w:hAnsi="微软雅黑" w:eastAsia="微软雅黑"/>
+      <w:pPr>
+        <w:spacing w:after="60"/>
+      </w:pPr>
+      <w:r>
+        <w:rPr>
+          <w:rFonts w:ascii="微软雅黑" w:hAnsi="微软雅黑" w:eastAsia="微软雅黑"/>
+          <w:b w:val="0"/>
+          <w:color w:val="262626"/>
           <w:sz w:val="21"/>
         </w:rPr>
         <w:t>A. 小李是实习生　B. 小李不是实习生　C. 无法确定　D. 有人没参加</w:t>
@@ -3150,20 +3902,28 @@
     </w:p>
     <w:p>
       <w:pPr>
-        <w:ind w:left="340" w:hanging="340"/>
-      </w:pPr>
-      <w:r>
-        <w:rPr>
-          <w:rFonts w:ascii="微软雅黑" w:hAnsi="微软雅黑" w:eastAsia="微软雅黑"/>
+        <w:spacing w:after="30"/>
+        <w:ind w:left="397" w:hanging="283"/>
+      </w:pPr>
+      <w:r>
+        <w:rPr>
+          <w:rFonts w:ascii="微软雅黑" w:hAnsi="微软雅黑" w:eastAsia="微软雅黑"/>
+          <w:b w:val="0"/>
+          <w:color w:val="262626"/>
           <w:sz w:val="21"/>
         </w:rPr>
         <w:t>7. "只有通过笔试，才能进入面试。" 等价于：</w:t>
       </w:r>
     </w:p>
     <w:p>
-      <w:r>
-        <w:rPr>
-          <w:rFonts w:ascii="微软雅黑" w:hAnsi="微软雅黑" w:eastAsia="微软雅黑"/>
+      <w:pPr>
+        <w:spacing w:after="60"/>
+      </w:pPr>
+      <w:r>
+        <w:rPr>
+          <w:rFonts w:ascii="微软雅黑" w:hAnsi="微软雅黑" w:eastAsia="微软雅黑"/>
+          <w:b w:val="0"/>
+          <w:color w:val="262626"/>
           <w:sz w:val="21"/>
         </w:rPr>
         <w:t>A. 通过笔试 → 进入面试　B. 进入面试 → 通过笔试　C. 未通过笔试 → 进入面试　D. 无等价</w:t>
@@ -3171,20 +3931,28 @@
     </w:p>
     <w:p>
       <w:pPr>
-        <w:ind w:left="340" w:hanging="340"/>
-      </w:pPr>
-      <w:r>
-        <w:rPr>
-          <w:rFonts w:ascii="微软雅黑" w:hAnsi="微软雅黑" w:eastAsia="微软雅黑"/>
+        <w:spacing w:after="30"/>
+        <w:ind w:left="397" w:hanging="283"/>
+      </w:pPr>
+      <w:r>
+        <w:rPr>
+          <w:rFonts w:ascii="微软雅黑" w:hAnsi="微软雅黑" w:eastAsia="微软雅黑"/>
+          <w:b w:val="0"/>
+          <w:color w:val="262626"/>
           <w:sz w:val="21"/>
         </w:rPr>
         <w:t>8. 图形推理：一组图形对称轴数量依次为 1、2、3、4，下一个应为？</w:t>
       </w:r>
     </w:p>
     <w:p>
-      <w:r>
-        <w:rPr>
-          <w:rFonts w:ascii="微软雅黑" w:hAnsi="微软雅黑" w:eastAsia="微软雅黑"/>
+      <w:pPr>
+        <w:spacing w:after="60"/>
+      </w:pPr>
+      <w:r>
+        <w:rPr>
+          <w:rFonts w:ascii="微软雅黑" w:hAnsi="微软雅黑" w:eastAsia="微软雅黑"/>
+          <w:b w:val="0"/>
+          <w:color w:val="262626"/>
           <w:sz w:val="21"/>
         </w:rPr>
         <w:t>A. 4　B. 5　C. 6　D. 0</w:t>
@@ -3192,11 +3960,14 @@
     </w:p>
     <w:p>
       <w:pPr>
-        <w:ind w:left="340" w:hanging="340"/>
-      </w:pPr>
-      <w:r>
-        <w:rPr>
-          <w:rFonts w:ascii="微软雅黑" w:hAnsi="微软雅黑" w:eastAsia="微软雅黑"/>
+        <w:spacing w:after="30"/>
+        <w:ind w:left="397" w:hanging="283"/>
+      </w:pPr>
+      <w:r>
+        <w:rPr>
+          <w:rFonts w:ascii="微软雅黑" w:hAnsi="微软雅黑" w:eastAsia="微软雅黑"/>
+          <w:b w:val="0"/>
+          <w:color w:val="262626"/>
           <w:sz w:val="21"/>
         </w:rPr>
         <w:t>9. 定义：行政授权指上级机关依法将部分职权授予下级行使。下列</w:t>
@@ -3205,6 +3976,7 @@
         <w:rPr>
           <w:rFonts w:ascii="微软雅黑" w:hAnsi="微软雅黑" w:eastAsia="微软雅黑"/>
           <w:b/>
+          <w:color w:val="262626"/>
           <w:sz w:val="21"/>
         </w:rPr>
         <w:t>不属于</w:t>
@@ -3212,34 +3984,50 @@
       <w:r>
         <w:rPr>
           <w:rFonts w:ascii="微软雅黑" w:hAnsi="微软雅黑" w:eastAsia="微软雅黑"/>
+          <w:b w:val="0"/>
+          <w:color w:val="262626"/>
           <w:sz w:val="21"/>
         </w:rPr>
         <w:t>的是：</w:t>
       </w:r>
     </w:p>
     <w:p>
-      <w:r>
-        <w:rPr>
-          <w:rFonts w:ascii="微软雅黑" w:hAnsi="微软雅黑" w:eastAsia="微软雅黑"/>
+      <w:pPr>
+        <w:spacing w:after="60"/>
+      </w:pPr>
+      <w:r>
+        <w:rPr>
+          <w:rFonts w:ascii="微软雅黑" w:hAnsi="微软雅黑" w:eastAsia="微软雅黑"/>
+          <w:b w:val="0"/>
+          <w:color w:val="262626"/>
           <w:sz w:val="21"/>
         </w:rPr>
         <w:t>A. 省厅将审批权下放至市局　B. 公司经理将任务分配给员工</w:t>
       </w:r>
     </w:p>
     <w:p>
-      <w:r>
-        <w:rPr>
-          <w:rFonts w:ascii="微软雅黑" w:hAnsi="微软雅黑" w:eastAsia="微软雅黑"/>
+      <w:pPr>
+        <w:spacing w:after="60"/>
+      </w:pPr>
+      <w:r>
+        <w:rPr>
+          <w:rFonts w:ascii="微软雅黑" w:hAnsi="微软雅黑" w:eastAsia="微软雅黑"/>
+          <w:b w:val="0"/>
+          <w:color w:val="262626"/>
           <w:sz w:val="21"/>
         </w:rPr>
         <w:t>C. 县政府依法委托乡镇政府执法　D. 市局将部分许可权授予区局</w:t>
       </w:r>
     </w:p>
     <w:p>
+      <w:pPr>
+        <w:spacing w:after="60"/>
+      </w:pPr>
       <w:r>
         <w:rPr>
           <w:rFonts w:ascii="微软雅黑" w:hAnsi="微软雅黑" w:eastAsia="微软雅黑"/>
           <w:b/>
+          <w:color w:val="262626"/>
           <w:sz w:val="21"/>
         </w:rPr>
         <w:t>答案与解析</w:t>
@@ -3247,11 +4035,14 @@
     </w:p>
     <w:p>
       <w:pPr>
-        <w:ind w:left="340" w:hanging="340"/>
-      </w:pPr>
-      <w:r>
-        <w:rPr>
-          <w:rFonts w:ascii="微软雅黑" w:hAnsi="微软雅黑" w:eastAsia="微软雅黑"/>
+        <w:spacing w:after="30"/>
+        <w:ind w:left="397" w:hanging="283"/>
+      </w:pPr>
+      <w:r>
+        <w:rPr>
+          <w:rFonts w:ascii="微软雅黑" w:hAnsi="微软雅黑" w:eastAsia="微软雅黑"/>
+          <w:b w:val="0"/>
+          <w:color w:val="262626"/>
           <w:sz w:val="21"/>
         </w:rPr>
         <w:t xml:space="preserve">5. </w:t>
@@ -3260,6 +4051,7 @@
         <w:rPr>
           <w:rFonts w:ascii="微软雅黑" w:hAnsi="微软雅黑" w:eastAsia="微软雅黑"/>
           <w:b/>
+          <w:color w:val="262626"/>
           <w:sz w:val="21"/>
         </w:rPr>
         <w:t>C</w:t>
@@ -3267,6 +4059,8 @@
       <w:r>
         <w:rPr>
           <w:rFonts w:ascii="微软雅黑" w:hAnsi="微软雅黑" w:eastAsia="微软雅黑"/>
+          <w:b w:val="0"/>
+          <w:color w:val="262626"/>
           <w:sz w:val="21"/>
         </w:rPr>
         <w:t>：条件命题只保证"肯前必肯后、否后必否前"，否前（下雨）不能推出确定结论</w:t>
@@ -3274,11 +4068,14 @@
     </w:p>
     <w:p>
       <w:pPr>
-        <w:ind w:left="340" w:hanging="340"/>
-      </w:pPr>
-      <w:r>
-        <w:rPr>
-          <w:rFonts w:ascii="微软雅黑" w:hAnsi="微软雅黑" w:eastAsia="微软雅黑"/>
+        <w:spacing w:after="30"/>
+        <w:ind w:left="397" w:hanging="283"/>
+      </w:pPr>
+      <w:r>
+        <w:rPr>
+          <w:rFonts w:ascii="微软雅黑" w:hAnsi="微软雅黑" w:eastAsia="微软雅黑"/>
+          <w:b w:val="0"/>
+          <w:color w:val="262626"/>
           <w:sz w:val="21"/>
         </w:rPr>
         <w:t xml:space="preserve">6. </w:t>
@@ -3287,6 +4084,7 @@
         <w:rPr>
           <w:rFonts w:ascii="微软雅黑" w:hAnsi="微软雅黑" w:eastAsia="微软雅黑"/>
           <w:b/>
+          <w:color w:val="262626"/>
           <w:sz w:val="21"/>
         </w:rPr>
         <w:t>B</w:t>
@@ -3294,6 +4092,8 @@
       <w:r>
         <w:rPr>
           <w:rFonts w:ascii="微软雅黑" w:hAnsi="微软雅黑" w:eastAsia="微软雅黑"/>
+          <w:b w:val="0"/>
+          <w:color w:val="262626"/>
           <w:sz w:val="21"/>
         </w:rPr>
         <w:t>：逆否命题——"没参加培训 → 不是实习生"</w:t>
@@ -3301,11 +4101,14 @@
     </w:p>
     <w:p>
       <w:pPr>
-        <w:ind w:left="340" w:hanging="340"/>
-      </w:pPr>
-      <w:r>
-        <w:rPr>
-          <w:rFonts w:ascii="微软雅黑" w:hAnsi="微软雅黑" w:eastAsia="微软雅黑"/>
+        <w:spacing w:after="30"/>
+        <w:ind w:left="397" w:hanging="283"/>
+      </w:pPr>
+      <w:r>
+        <w:rPr>
+          <w:rFonts w:ascii="微软雅黑" w:hAnsi="微软雅黑" w:eastAsia="微软雅黑"/>
+          <w:b w:val="0"/>
+          <w:color w:val="262626"/>
           <w:sz w:val="21"/>
         </w:rPr>
         <w:t xml:space="preserve">7. </w:t>
@@ -3314,6 +4117,7 @@
         <w:rPr>
           <w:rFonts w:ascii="微软雅黑" w:hAnsi="微软雅黑" w:eastAsia="微软雅黑"/>
           <w:b/>
+          <w:color w:val="262626"/>
           <w:sz w:val="21"/>
         </w:rPr>
         <w:t>B</w:t>
@@ -3321,6 +4125,8 @@
       <w:r>
         <w:rPr>
           <w:rFonts w:ascii="微软雅黑" w:hAnsi="微软雅黑" w:eastAsia="微软雅黑"/>
+          <w:b w:val="0"/>
+          <w:color w:val="262626"/>
           <w:sz w:val="21"/>
         </w:rPr>
         <w:t>：只有 A 才 B → B → A，即"进入面试 → 通过笔试"</w:t>
@@ -3328,11 +4134,14 @@
     </w:p>
     <w:p>
       <w:pPr>
-        <w:ind w:left="340" w:hanging="340"/>
-      </w:pPr>
-      <w:r>
-        <w:rPr>
-          <w:rFonts w:ascii="微软雅黑" w:hAnsi="微软雅黑" w:eastAsia="微软雅黑"/>
+        <w:spacing w:after="30"/>
+        <w:ind w:left="397" w:hanging="283"/>
+      </w:pPr>
+      <w:r>
+        <w:rPr>
+          <w:rFonts w:ascii="微软雅黑" w:hAnsi="微软雅黑" w:eastAsia="微软雅黑"/>
+          <w:b w:val="0"/>
+          <w:color w:val="262626"/>
           <w:sz w:val="21"/>
         </w:rPr>
         <w:t xml:space="preserve">8. </w:t>
@@ -3341,6 +4150,7 @@
         <w:rPr>
           <w:rFonts w:ascii="微软雅黑" w:hAnsi="微软雅黑" w:eastAsia="微软雅黑"/>
           <w:b/>
+          <w:color w:val="262626"/>
           <w:sz w:val="21"/>
         </w:rPr>
         <w:t>B</w:t>
@@ -3348,6 +4158,8 @@
       <w:r>
         <w:rPr>
           <w:rFonts w:ascii="微软雅黑" w:hAnsi="微软雅黑" w:eastAsia="微软雅黑"/>
+          <w:b w:val="0"/>
+          <w:color w:val="262626"/>
           <w:sz w:val="21"/>
         </w:rPr>
         <w:t>：等差递增，下一个为 5</w:t>
@@ -3355,11 +4167,14 @@
     </w:p>
     <w:p>
       <w:pPr>
-        <w:ind w:left="340" w:hanging="340"/>
-      </w:pPr>
-      <w:r>
-        <w:rPr>
-          <w:rFonts w:ascii="微软雅黑" w:hAnsi="微软雅黑" w:eastAsia="微软雅黑"/>
+        <w:spacing w:after="30"/>
+        <w:ind w:left="397" w:hanging="283"/>
+      </w:pPr>
+      <w:r>
+        <w:rPr>
+          <w:rFonts w:ascii="微软雅黑" w:hAnsi="微软雅黑" w:eastAsia="微软雅黑"/>
+          <w:b w:val="0"/>
+          <w:color w:val="262626"/>
           <w:sz w:val="21"/>
         </w:rPr>
         <w:t xml:space="preserve">9. </w:t>
@@ -3368,6 +4183,7 @@
         <w:rPr>
           <w:rFonts w:ascii="微软雅黑" w:hAnsi="微软雅黑" w:eastAsia="微软雅黑"/>
           <w:b/>
+          <w:color w:val="262626"/>
           <w:sz w:val="21"/>
         </w:rPr>
         <w:t>B</w:t>
@@ -3375,6 +4191,8 @@
       <w:r>
         <w:rPr>
           <w:rFonts w:ascii="微软雅黑" w:hAnsi="微软雅黑" w:eastAsia="微软雅黑"/>
+          <w:b w:val="0"/>
+          <w:color w:val="262626"/>
           <w:sz w:val="21"/>
         </w:rPr>
         <w:t>：公司经理不属于"行政机关/依法授权"，是内部管理</w:t>
@@ -3382,34 +4200,42 @@
     </w:p>
     <w:p>
       <w:pPr>
-        <w:spacing w:before="180" w:after="80"/>
+        <w:spacing w:before="240" w:after="80"/>
       </w:pPr>
       <w:r>
         <w:rPr>
           <w:rFonts w:ascii="微软雅黑" w:hAnsi="微软雅黑" w:eastAsia="微软雅黑"/>
           <w:b/>
-          <w:color w:val="1F3B73"/>
-          <w:sz w:val="25"/>
+          <w:color w:val="1F4E79"/>
+          <w:sz w:val="28"/>
         </w:rPr>
         <w:t>C. 言语理解（3 题）</w:t>
       </w:r>
     </w:p>
     <w:p>
       <w:pPr>
-        <w:ind w:left="340" w:hanging="340"/>
-      </w:pPr>
-      <w:r>
-        <w:rPr>
-          <w:rFonts w:ascii="微软雅黑" w:hAnsi="微软雅黑" w:eastAsia="微软雅黑"/>
+        <w:spacing w:after="30"/>
+        <w:ind w:left="397" w:hanging="283"/>
+      </w:pPr>
+      <w:r>
+        <w:rPr>
+          <w:rFonts w:ascii="微软雅黑" w:hAnsi="微软雅黑" w:eastAsia="微软雅黑"/>
+          <w:b w:val="0"/>
+          <w:color w:val="262626"/>
           <w:sz w:val="21"/>
         </w:rPr>
         <w:t>10. 片段主旨题技巧：答案通常出现在（　）</w:t>
       </w:r>
     </w:p>
     <w:p>
-      <w:r>
-        <w:rPr>
-          <w:rFonts w:ascii="微软雅黑" w:hAnsi="微软雅黑" w:eastAsia="微软雅黑"/>
+      <w:pPr>
+        <w:spacing w:after="60"/>
+      </w:pPr>
+      <w:r>
+        <w:rPr>
+          <w:rFonts w:ascii="微软雅黑" w:hAnsi="微软雅黑" w:eastAsia="微软雅黑"/>
+          <w:b w:val="0"/>
+          <w:color w:val="262626"/>
           <w:sz w:val="21"/>
         </w:rPr>
         <w:t>A. 转折之后　B. 结论词之后　C. 首尾句　D. 以上都常考</w:t>
@@ -3417,20 +4243,28 @@
     </w:p>
     <w:p>
       <w:pPr>
-        <w:ind w:left="340" w:hanging="340"/>
-      </w:pPr>
-      <w:r>
-        <w:rPr>
-          <w:rFonts w:ascii="微软雅黑" w:hAnsi="微软雅黑" w:eastAsia="微软雅黑"/>
+        <w:spacing w:after="30"/>
+        <w:ind w:left="397" w:hanging="283"/>
+      </w:pPr>
+      <w:r>
+        <w:rPr>
+          <w:rFonts w:ascii="微软雅黑" w:hAnsi="微软雅黑" w:eastAsia="微软雅黑"/>
+          <w:b w:val="0"/>
+          <w:color w:val="262626"/>
           <w:sz w:val="21"/>
         </w:rPr>
         <w:t>11. "这项工作的重要性____，必须抓紧推进。"最合适的词是：</w:t>
       </w:r>
     </w:p>
     <w:p>
-      <w:r>
-        <w:rPr>
-          <w:rFonts w:ascii="微软雅黑" w:hAnsi="微软雅黑" w:eastAsia="微软雅黑"/>
+      <w:pPr>
+        <w:spacing w:after="60"/>
+      </w:pPr>
+      <w:r>
+        <w:rPr>
+          <w:rFonts w:ascii="微软雅黑" w:hAnsi="微软雅黑" w:eastAsia="微软雅黑"/>
+          <w:b w:val="0"/>
+          <w:color w:val="262626"/>
           <w:sz w:val="21"/>
         </w:rPr>
         <w:t>A. 不言而喻　B. 不以为然　C. 不谋而合　D. 不胫而走</w:t>
@@ -3438,11 +4272,14 @@
     </w:p>
     <w:p>
       <w:pPr>
-        <w:ind w:left="340" w:hanging="340"/>
-      </w:pPr>
-      <w:r>
-        <w:rPr>
-          <w:rFonts w:ascii="微软雅黑" w:hAnsi="微软雅黑" w:eastAsia="微软雅黑"/>
+        <w:spacing w:after="30"/>
+        <w:ind w:left="397" w:hanging="283"/>
+      </w:pPr>
+      <w:r>
+        <w:rPr>
+          <w:rFonts w:ascii="微软雅黑" w:hAnsi="微软雅黑" w:eastAsia="微软雅黑"/>
+          <w:b w:val="0"/>
+          <w:color w:val="262626"/>
           <w:sz w:val="21"/>
         </w:rPr>
         <w:t>12. 语句排序首句通常</w:t>
@@ -3451,6 +4288,7 @@
         <w:rPr>
           <w:rFonts w:ascii="微软雅黑" w:hAnsi="微软雅黑" w:eastAsia="微软雅黑"/>
           <w:b/>
+          <w:color w:val="262626"/>
           <w:sz w:val="21"/>
         </w:rPr>
         <w:t>不适合</w:t>
@@ -3458,25 +4296,36 @@
       <w:r>
         <w:rPr>
           <w:rFonts w:ascii="微软雅黑" w:hAnsi="微软雅黑" w:eastAsia="微软雅黑"/>
+          <w:b w:val="0"/>
+          <w:color w:val="262626"/>
           <w:sz w:val="21"/>
         </w:rPr>
         <w:t>是：</w:t>
       </w:r>
     </w:p>
     <w:p>
-      <w:r>
-        <w:rPr>
-          <w:rFonts w:ascii="微软雅黑" w:hAnsi="微软雅黑" w:eastAsia="微软雅黑"/>
+      <w:pPr>
+        <w:spacing w:after="60"/>
+      </w:pPr>
+      <w:r>
+        <w:rPr>
+          <w:rFonts w:ascii="微软雅黑" w:hAnsi="微软雅黑" w:eastAsia="微软雅黑"/>
+          <w:b w:val="0"/>
+          <w:color w:val="262626"/>
           <w:sz w:val="21"/>
         </w:rPr>
         <w:t>A. 提出话题的句子　B. 含指代词"这/那"的句子　C. 背景介绍句　D. 定义句</w:t>
       </w:r>
     </w:p>
     <w:p>
+      <w:pPr>
+        <w:spacing w:after="60"/>
+      </w:pPr>
       <w:r>
         <w:rPr>
           <w:rFonts w:ascii="微软雅黑" w:hAnsi="微软雅黑" w:eastAsia="微软雅黑"/>
           <w:b/>
+          <w:color w:val="262626"/>
           <w:sz w:val="21"/>
         </w:rPr>
         <w:t>答案</w:t>
@@ -3484,6 +4333,8 @@
       <w:r>
         <w:rPr>
           <w:rFonts w:ascii="微软雅黑" w:hAnsi="微软雅黑" w:eastAsia="微软雅黑"/>
+          <w:b w:val="0"/>
+          <w:color w:val="262626"/>
           <w:sz w:val="21"/>
         </w:rPr>
         <w:t xml:space="preserve">：10. </w:t>
@@ -3492,6 +4343,7 @@
         <w:rPr>
           <w:rFonts w:ascii="微软雅黑" w:hAnsi="微软雅黑" w:eastAsia="微软雅黑"/>
           <w:b/>
+          <w:color w:val="262626"/>
           <w:sz w:val="21"/>
         </w:rPr>
         <w:t>D</w:t>
@@ -3499,6 +4351,8 @@
       <w:r>
         <w:rPr>
           <w:rFonts w:ascii="微软雅黑" w:hAnsi="微软雅黑" w:eastAsia="微软雅黑"/>
+          <w:b w:val="0"/>
+          <w:color w:val="262626"/>
           <w:sz w:val="21"/>
         </w:rPr>
         <w:t xml:space="preserve">　11. </w:t>
@@ -3507,6 +4361,7 @@
         <w:rPr>
           <w:rFonts w:ascii="微软雅黑" w:hAnsi="微软雅黑" w:eastAsia="微软雅黑"/>
           <w:b/>
+          <w:color w:val="262626"/>
           <w:sz w:val="21"/>
         </w:rPr>
         <w:t>A</w:t>
@@ -3514,6 +4369,8 @@
       <w:r>
         <w:rPr>
           <w:rFonts w:ascii="微软雅黑" w:hAnsi="微软雅黑" w:eastAsia="微软雅黑"/>
+          <w:b w:val="0"/>
+          <w:color w:val="262626"/>
           <w:sz w:val="21"/>
         </w:rPr>
         <w:t xml:space="preserve">（不言而喻=不用说就能明白）　12. </w:t>
@@ -3522,6 +4379,7 @@
         <w:rPr>
           <w:rFonts w:ascii="微软雅黑" w:hAnsi="微软雅黑" w:eastAsia="微软雅黑"/>
           <w:b/>
+          <w:color w:val="262626"/>
           <w:sz w:val="21"/>
         </w:rPr>
         <w:t>B</w:t>
@@ -3529,25 +4387,28 @@
     </w:p>
     <w:p>
       <w:pPr>
-        <w:spacing w:before="180" w:after="80"/>
+        <w:spacing w:before="240" w:after="80"/>
       </w:pPr>
       <w:r>
         <w:rPr>
           <w:rFonts w:ascii="微软雅黑" w:hAnsi="微软雅黑" w:eastAsia="微软雅黑"/>
           <w:b/>
-          <w:color w:val="1F3B73"/>
-          <w:sz w:val="25"/>
+          <w:color w:val="1F4E79"/>
+          <w:sz w:val="28"/>
         </w:rPr>
         <w:t>D. 公基（5 题）</w:t>
       </w:r>
     </w:p>
     <w:p>
       <w:pPr>
-        <w:ind w:left="340" w:hanging="340"/>
-      </w:pPr>
-      <w:r>
-        <w:rPr>
-          <w:rFonts w:ascii="微软雅黑" w:hAnsi="微软雅黑" w:eastAsia="微软雅黑"/>
+        <w:spacing w:after="30"/>
+        <w:ind w:left="397" w:hanging="283"/>
+      </w:pPr>
+      <w:r>
+        <w:rPr>
+          <w:rFonts w:ascii="微软雅黑" w:hAnsi="微软雅黑" w:eastAsia="微软雅黑"/>
+          <w:b w:val="0"/>
+          <w:color w:val="262626"/>
           <w:sz w:val="21"/>
         </w:rPr>
         <w:t>13. 《烟草专卖法》正式施行时间是（　）　A. 1991.1.1　B. 1992.1.1　C. 1995.1.1　D. 2000.1.1</w:t>
@@ -3555,11 +4416,14 @@
     </w:p>
     <w:p>
       <w:pPr>
-        <w:ind w:left="340" w:hanging="340"/>
-      </w:pPr>
-      <w:r>
-        <w:rPr>
-          <w:rFonts w:ascii="微软雅黑" w:hAnsi="微软雅黑" w:eastAsia="微软雅黑"/>
+        <w:spacing w:after="30"/>
+        <w:ind w:left="397" w:hanging="283"/>
+      </w:pPr>
+      <w:r>
+        <w:rPr>
+          <w:rFonts w:ascii="微软雅黑" w:hAnsi="微软雅黑" w:eastAsia="微软雅黑"/>
+          <w:b w:val="0"/>
+          <w:color w:val="262626"/>
           <w:sz w:val="21"/>
         </w:rPr>
         <w:t>14. 我国烟草行业实行的管理体制是（　）　A. 属地分级管理　B. 统一领导、垂直管理、专卖专营　C. 市场化竞争　D. 行业协会自律</w:t>
@@ -3567,11 +4431,14 @@
     </w:p>
     <w:p>
       <w:pPr>
-        <w:ind w:left="340" w:hanging="340"/>
-      </w:pPr>
-      <w:r>
-        <w:rPr>
-          <w:rFonts w:ascii="微软雅黑" w:hAnsi="微软雅黑" w:eastAsia="微软雅黑"/>
+        <w:spacing w:after="30"/>
+        <w:ind w:left="397" w:hanging="283"/>
+      </w:pPr>
+      <w:r>
+        <w:rPr>
+          <w:rFonts w:ascii="微软雅黑" w:hAnsi="微软雅黑" w:eastAsia="微软雅黑"/>
+          <w:b w:val="0"/>
+          <w:color w:val="262626"/>
           <w:sz w:val="21"/>
         </w:rPr>
         <w:t>15. 下列不属于烟草专卖品的是（　）　A. 卷烟纸　B. 滤嘴棒　C. 烟用丝束　D. 打火机</w:t>
@@ -3579,11 +4446,14 @@
     </w:p>
     <w:p>
       <w:pPr>
-        <w:ind w:left="340" w:hanging="340"/>
-      </w:pPr>
-      <w:r>
-        <w:rPr>
-          <w:rFonts w:ascii="微软雅黑" w:hAnsi="微软雅黑" w:eastAsia="微软雅黑"/>
+        <w:spacing w:after="30"/>
+        <w:ind w:left="397" w:hanging="283"/>
+      </w:pPr>
+      <w:r>
+        <w:rPr>
+          <w:rFonts w:ascii="微软雅黑" w:hAnsi="微软雅黑" w:eastAsia="微软雅黑"/>
+          <w:b w:val="0"/>
+          <w:color w:val="262626"/>
           <w:sz w:val="21"/>
         </w:rPr>
         <w:t>16. 云南省三个定位不包括（　）　A. 民族团结进步示范区　B. 生态文明建设排头兵　C. 面向南亚东南亚辐射中心　D. 国家制造业中心</w:t>
@@ -3591,21 +4461,28 @@
     </w:p>
     <w:p>
       <w:pPr>
-        <w:ind w:left="340" w:hanging="340"/>
-      </w:pPr>
-      <w:r>
-        <w:rPr>
-          <w:rFonts w:ascii="微软雅黑" w:hAnsi="微软雅黑" w:eastAsia="微软雅黑"/>
+        <w:spacing w:after="30"/>
+        <w:ind w:left="397" w:hanging="283"/>
+      </w:pPr>
+      <w:r>
+        <w:rPr>
+          <w:rFonts w:ascii="微软雅黑" w:hAnsi="微软雅黑" w:eastAsia="微软雅黑"/>
+          <w:b w:val="0"/>
+          <w:color w:val="262626"/>
           <w:sz w:val="21"/>
         </w:rPr>
         <w:t>17. 公务员处分种类不包括（　）　A. 警告　B. 记过　C. 降级　D. 罚款</w:t>
       </w:r>
     </w:p>
     <w:p>
+      <w:pPr>
+        <w:spacing w:after="60"/>
+      </w:pPr>
       <w:r>
         <w:rPr>
           <w:rFonts w:ascii="微软雅黑" w:hAnsi="微软雅黑" w:eastAsia="微软雅黑"/>
           <w:b/>
+          <w:color w:val="262626"/>
           <w:sz w:val="21"/>
         </w:rPr>
         <w:t>答案</w:t>
@@ -3613,6 +4490,8 @@
       <w:r>
         <w:rPr>
           <w:rFonts w:ascii="微软雅黑" w:hAnsi="微软雅黑" w:eastAsia="微软雅黑"/>
+          <w:b w:val="0"/>
+          <w:color w:val="262626"/>
           <w:sz w:val="21"/>
         </w:rPr>
         <w:t xml:space="preserve">：13. </w:t>
@@ -3621,6 +4500,7 @@
         <w:rPr>
           <w:rFonts w:ascii="微软雅黑" w:hAnsi="微软雅黑" w:eastAsia="微软雅黑"/>
           <w:b/>
+          <w:color w:val="262626"/>
           <w:sz w:val="21"/>
         </w:rPr>
         <w:t>B</w:t>
@@ -3628,6 +4508,8 @@
       <w:r>
         <w:rPr>
           <w:rFonts w:ascii="微软雅黑" w:hAnsi="微软雅黑" w:eastAsia="微软雅黑"/>
+          <w:b w:val="0"/>
+          <w:color w:val="262626"/>
           <w:sz w:val="21"/>
         </w:rPr>
         <w:t xml:space="preserve">　14. </w:t>
@@ -3636,6 +4518,7 @@
         <w:rPr>
           <w:rFonts w:ascii="微软雅黑" w:hAnsi="微软雅黑" w:eastAsia="微软雅黑"/>
           <w:b/>
+          <w:color w:val="262626"/>
           <w:sz w:val="21"/>
         </w:rPr>
         <w:t>B</w:t>
@@ -3643,6 +4526,8 @@
       <w:r>
         <w:rPr>
           <w:rFonts w:ascii="微软雅黑" w:hAnsi="微软雅黑" w:eastAsia="微软雅黑"/>
+          <w:b w:val="0"/>
+          <w:color w:val="262626"/>
           <w:sz w:val="21"/>
         </w:rPr>
         <w:t xml:space="preserve">　15. </w:t>
@@ -3651,6 +4536,7 @@
         <w:rPr>
           <w:rFonts w:ascii="微软雅黑" w:hAnsi="微软雅黑" w:eastAsia="微软雅黑"/>
           <w:b/>
+          <w:color w:val="262626"/>
           <w:sz w:val="21"/>
         </w:rPr>
         <w:t>D</w:t>
@@ -3658,6 +4544,8 @@
       <w:r>
         <w:rPr>
           <w:rFonts w:ascii="微软雅黑" w:hAnsi="微软雅黑" w:eastAsia="微软雅黑"/>
+          <w:b w:val="0"/>
+          <w:color w:val="262626"/>
           <w:sz w:val="21"/>
         </w:rPr>
         <w:t xml:space="preserve">　16. </w:t>
@@ -3666,6 +4554,7 @@
         <w:rPr>
           <w:rFonts w:ascii="微软雅黑" w:hAnsi="微软雅黑" w:eastAsia="微软雅黑"/>
           <w:b/>
+          <w:color w:val="262626"/>
           <w:sz w:val="21"/>
         </w:rPr>
         <w:t>D</w:t>
@@ -3673,6 +4562,8 @@
       <w:r>
         <w:rPr>
           <w:rFonts w:ascii="微软雅黑" w:hAnsi="微软雅黑" w:eastAsia="微软雅黑"/>
+          <w:b w:val="0"/>
+          <w:color w:val="262626"/>
           <w:sz w:val="21"/>
         </w:rPr>
         <w:t xml:space="preserve">　17. </w:t>
@@ -3681,6 +4572,7 @@
         <w:rPr>
           <w:rFonts w:ascii="微软雅黑" w:hAnsi="微软雅黑" w:eastAsia="微软雅黑"/>
           <w:b/>
+          <w:color w:val="262626"/>
           <w:sz w:val="21"/>
         </w:rPr>
         <w:t>D</w:t>
@@ -3688,6 +4580,8 @@
       <w:r>
         <w:rPr>
           <w:rFonts w:ascii="微软雅黑" w:hAnsi="微软雅黑" w:eastAsia="微软雅黑"/>
+          <w:b w:val="0"/>
+          <w:color w:val="262626"/>
           <w:sz w:val="21"/>
         </w:rPr>
         <w:t>（罚款是行政处罚，不是公务员处分）</w:t>
@@ -3695,25 +4589,28 @@
     </w:p>
     <w:p>
       <w:pPr>
-        <w:spacing w:before="180" w:after="80"/>
+        <w:spacing w:before="240" w:after="80"/>
       </w:pPr>
       <w:r>
         <w:rPr>
           <w:rFonts w:ascii="微软雅黑" w:hAnsi="微软雅黑" w:eastAsia="微软雅黑"/>
           <w:b/>
-          <w:color w:val="1F3B73"/>
-          <w:sz w:val="25"/>
+          <w:color w:val="1F4E79"/>
+          <w:sz w:val="28"/>
         </w:rPr>
         <w:t>E. 计算机基础（5 题）</w:t>
       </w:r>
     </w:p>
     <w:p>
       <w:pPr>
-        <w:ind w:left="340" w:hanging="340"/>
-      </w:pPr>
-      <w:r>
-        <w:rPr>
-          <w:rFonts w:ascii="微软雅黑" w:hAnsi="微软雅黑" w:eastAsia="微软雅黑"/>
+        <w:spacing w:after="30"/>
+        <w:ind w:left="397" w:hanging="283"/>
+      </w:pPr>
+      <w:r>
+        <w:rPr>
+          <w:rFonts w:ascii="微软雅黑" w:hAnsi="微软雅黑" w:eastAsia="微软雅黑"/>
+          <w:b w:val="0"/>
+          <w:color w:val="262626"/>
           <w:sz w:val="21"/>
         </w:rPr>
         <w:t>18. 1GB 等于（　）　A. 1000MB　B. 1024MB　C. 1024KB　D. 1024B</w:t>
@@ -3721,11 +4618,14 @@
     </w:p>
     <w:p>
       <w:pPr>
-        <w:ind w:left="340" w:hanging="340"/>
-      </w:pPr>
-      <w:r>
-        <w:rPr>
-          <w:rFonts w:ascii="微软雅黑" w:hAnsi="微软雅黑" w:eastAsia="微软雅黑"/>
+        <w:spacing w:after="30"/>
+        <w:ind w:left="397" w:hanging="283"/>
+      </w:pPr>
+      <w:r>
+        <w:rPr>
+          <w:rFonts w:ascii="微软雅黑" w:hAnsi="微软雅黑" w:eastAsia="微软雅黑"/>
+          <w:b w:val="0"/>
+          <w:color w:val="262626"/>
           <w:sz w:val="21"/>
         </w:rPr>
         <w:t>19. 下列属传输层协议的是（　）　A. IP　B. TCP　C. HTTP　D. ARP</w:t>
@@ -3733,11 +4633,14 @@
     </w:p>
     <w:p>
       <w:pPr>
-        <w:ind w:left="340" w:hanging="340"/>
-      </w:pPr>
-      <w:r>
-        <w:rPr>
-          <w:rFonts w:ascii="微软雅黑" w:hAnsi="微软雅黑" w:eastAsia="微软雅黑"/>
+        <w:spacing w:after="30"/>
+        <w:ind w:left="397" w:hanging="283"/>
+      </w:pPr>
+      <w:r>
+        <w:rPr>
+          <w:rFonts w:ascii="微软雅黑" w:hAnsi="微软雅黑" w:eastAsia="微软雅黑"/>
+          <w:b w:val="0"/>
+          <w:color w:val="262626"/>
           <w:sz w:val="21"/>
         </w:rPr>
         <w:t>20. 死锁的四个必要条件不包括（　）　A. 互斥　B. 请求与保持　C. 可剥夺　D. 循环等待</w:t>
@@ -3745,11 +4648,14 @@
     </w:p>
     <w:p>
       <w:pPr>
-        <w:ind w:left="340" w:hanging="340"/>
-      </w:pPr>
-      <w:r>
-        <w:rPr>
-          <w:rFonts w:ascii="微软雅黑" w:hAnsi="微软雅黑" w:eastAsia="微软雅黑"/>
+        <w:spacing w:after="30"/>
+        <w:ind w:left="397" w:hanging="283"/>
+      </w:pPr>
+      <w:r>
+        <w:rPr>
+          <w:rFonts w:ascii="微软雅黑" w:hAnsi="微软雅黑" w:eastAsia="微软雅黑"/>
+          <w:b w:val="0"/>
+          <w:color w:val="262626"/>
           <w:sz w:val="21"/>
         </w:rPr>
         <w:t>21. 物联网三层架构中，负责数据传输的是（　）　A. 感知层　B. 网络层　C. 应用层　D. 表示层</w:t>
@@ -3757,21 +4663,28 @@
     </w:p>
     <w:p>
       <w:pPr>
-        <w:ind w:left="340" w:hanging="340"/>
-      </w:pPr>
-      <w:r>
-        <w:rPr>
-          <w:rFonts w:ascii="微软雅黑" w:hAnsi="微软雅黑" w:eastAsia="微软雅黑"/>
+        <w:spacing w:after="30"/>
+        <w:ind w:left="397" w:hanging="283"/>
+      </w:pPr>
+      <w:r>
+        <w:rPr>
+          <w:rFonts w:ascii="微软雅黑" w:hAnsi="微软雅黑" w:eastAsia="微软雅黑"/>
+          <w:b w:val="0"/>
+          <w:color w:val="262626"/>
           <w:sz w:val="21"/>
         </w:rPr>
         <w:t>22. MQTT 协议的通信模型是（　）　A. 请求-响应　B. 发布-订阅　C. 广播　D. 轮询</w:t>
       </w:r>
     </w:p>
     <w:p>
+      <w:pPr>
+        <w:spacing w:after="60"/>
+      </w:pPr>
       <w:r>
         <w:rPr>
           <w:rFonts w:ascii="微软雅黑" w:hAnsi="微软雅黑" w:eastAsia="微软雅黑"/>
           <w:b/>
+          <w:color w:val="262626"/>
           <w:sz w:val="21"/>
         </w:rPr>
         <w:t>答案</w:t>
@@ -3779,6 +4692,8 @@
       <w:r>
         <w:rPr>
           <w:rFonts w:ascii="微软雅黑" w:hAnsi="微软雅黑" w:eastAsia="微软雅黑"/>
+          <w:b w:val="0"/>
+          <w:color w:val="262626"/>
           <w:sz w:val="21"/>
         </w:rPr>
         <w:t xml:space="preserve">：18. </w:t>
@@ -3787,6 +4702,7 @@
         <w:rPr>
           <w:rFonts w:ascii="微软雅黑" w:hAnsi="微软雅黑" w:eastAsia="微软雅黑"/>
           <w:b/>
+          <w:color w:val="262626"/>
           <w:sz w:val="21"/>
         </w:rPr>
         <w:t>B</w:t>
@@ -3794,6 +4710,8 @@
       <w:r>
         <w:rPr>
           <w:rFonts w:ascii="微软雅黑" w:hAnsi="微软雅黑" w:eastAsia="微软雅黑"/>
+          <w:b w:val="0"/>
+          <w:color w:val="262626"/>
           <w:sz w:val="21"/>
         </w:rPr>
         <w:t xml:space="preserve">　19. </w:t>
@@ -3802,6 +4720,7 @@
         <w:rPr>
           <w:rFonts w:ascii="微软雅黑" w:hAnsi="微软雅黑" w:eastAsia="微软雅黑"/>
           <w:b/>
+          <w:color w:val="262626"/>
           <w:sz w:val="21"/>
         </w:rPr>
         <w:t>B</w:t>
@@ -3809,6 +4728,8 @@
       <w:r>
         <w:rPr>
           <w:rFonts w:ascii="微软雅黑" w:hAnsi="微软雅黑" w:eastAsia="微软雅黑"/>
+          <w:b w:val="0"/>
+          <w:color w:val="262626"/>
           <w:sz w:val="21"/>
         </w:rPr>
         <w:t xml:space="preserve">　20. </w:t>
@@ -3817,6 +4738,7 @@
         <w:rPr>
           <w:rFonts w:ascii="微软雅黑" w:hAnsi="微软雅黑" w:eastAsia="微软雅黑"/>
           <w:b/>
+          <w:color w:val="262626"/>
           <w:sz w:val="21"/>
         </w:rPr>
         <w:t>C</w:t>
@@ -3824,6 +4746,8 @@
       <w:r>
         <w:rPr>
           <w:rFonts w:ascii="微软雅黑" w:hAnsi="微软雅黑" w:eastAsia="微软雅黑"/>
+          <w:b w:val="0"/>
+          <w:color w:val="262626"/>
           <w:sz w:val="21"/>
         </w:rPr>
         <w:t xml:space="preserve">（条件是不可剥夺）　21. </w:t>
@@ -3832,6 +4756,7 @@
         <w:rPr>
           <w:rFonts w:ascii="微软雅黑" w:hAnsi="微软雅黑" w:eastAsia="微软雅黑"/>
           <w:b/>
+          <w:color w:val="262626"/>
           <w:sz w:val="21"/>
         </w:rPr>
         <w:t>B</w:t>
@@ -3839,6 +4764,8 @@
       <w:r>
         <w:rPr>
           <w:rFonts w:ascii="微软雅黑" w:hAnsi="微软雅黑" w:eastAsia="微软雅黑"/>
+          <w:b w:val="0"/>
+          <w:color w:val="262626"/>
           <w:sz w:val="21"/>
         </w:rPr>
         <w:t xml:space="preserve">　22. </w:t>
@@ -3847,6 +4774,7 @@
         <w:rPr>
           <w:rFonts w:ascii="微软雅黑" w:hAnsi="微软雅黑" w:eastAsia="微软雅黑"/>
           <w:b/>
+          <w:color w:val="262626"/>
           <w:sz w:val="21"/>
         </w:rPr>
         <w:t>B</w:t>
@@ -3854,39 +4782,37 @@
     </w:p>
     <w:p>
       <w:pPr>
-        <w:spacing w:before="40" w:after="120"/>
         <w:pBdr>
-          <w:bottom w:val="single" w:sz="6" w:space="1" w:color="BFBFBF"/>
+          <w:bottom w:val="single" w:sz="6" w:space="1" w:color="D0D7DE"/>
         </w:pBdr>
+        <w:spacing w:after="120"/>
       </w:pPr>
     </w:p>
     <w:p>
       <w:pPr>
-        <w:spacing w:before="240" w:after="120"/>
-        <w:pBdr>
-          <w:bottom w:val="single" w:sz="6" w:space="1" w:color="BFBFBF"/>
-        </w:pBdr>
+        <w:spacing w:before="240" w:after="80"/>
+        <w:jc w:val="center"/>
       </w:pPr>
       <w:r>
         <w:rPr>
           <w:rFonts w:ascii="微软雅黑" w:hAnsi="微软雅黑" w:eastAsia="微软雅黑"/>
           <w:b/>
-          <w:color w:val="1F3B73"/>
-          <w:sz w:val="30"/>
+          <w:color w:val="1F4E79"/>
+          <w:sz w:val="36"/>
         </w:rPr>
         <w:t>七、每日 2 小时打卡清单（9.16 → 笔试）</w:t>
       </w:r>
     </w:p>
     <w:p>
       <w:pPr>
-        <w:spacing w:before="180" w:after="80"/>
+        <w:spacing w:before="240" w:after="80"/>
       </w:pPr>
       <w:r>
         <w:rPr>
           <w:rFonts w:ascii="微软雅黑" w:hAnsi="微软雅黑" w:eastAsia="微软雅黑"/>
           <w:b/>
-          <w:color w:val="1F3B73"/>
-          <w:sz w:val="25"/>
+          <w:color w:val="1F4E79"/>
+          <w:sz w:val="28"/>
         </w:rPr>
         <w:t>阶段 1：基础速成（9.16–10.7，22 天）</w:t>
       </w:r>
@@ -3895,28 +4821,28 @@
       <w:tblPr>
         <w:tblStyle w:val="TableGrid"/>
         <w:tblW w:type="auto" w:w="0"/>
-        <w:jc w:val="center"/>
         <w:tblLook w:firstColumn="1" w:firstRow="1" w:lastColumn="0" w:lastRow="0" w:noHBand="0" w:noVBand="1" w:val="04A0"/>
       </w:tblPr>
       <w:tblGrid>
-        <w:gridCol w:w="3251"/>
-        <w:gridCol w:w="3251"/>
-        <w:gridCol w:w="3251"/>
+        <w:gridCol w:w="3137"/>
+        <w:gridCol w:w="3137"/>
+        <w:gridCol w:w="3137"/>
       </w:tblGrid>
       <w:tr>
         <w:tc>
           <w:tcPr>
-            <w:tcW w:type="dxa" w:w="3251"/>
-            <w:shd w:val="clear" w:fill="DCE6F1"/>
+            <w:tcW w:type="dxa" w:w="3137"/>
           </w:tcPr>
           <w:p>
-            <w:r/>
+            <w:pPr>
+              <w:spacing w:after="20" w:before="20"/>
+            </w:pPr>
             <w:r>
               <w:rPr>
                 <w:rFonts w:ascii="微软雅黑" w:hAnsi="微软雅黑" w:eastAsia="微软雅黑"/>
                 <w:b/>
-                <w:color w:val="1F3B73"/>
-                <w:sz w:val="20"/>
+                <w:color w:val="1F4E79"/>
+                <w:sz w:val="19"/>
               </w:rPr>
               <w:t>时段</w:t>
             </w:r>
@@ -3924,17 +4850,18 @@
         </w:tc>
         <w:tc>
           <w:tcPr>
-            <w:tcW w:type="dxa" w:w="3251"/>
-            <w:shd w:val="clear" w:fill="DCE6F1"/>
+            <w:tcW w:type="dxa" w:w="3137"/>
           </w:tcPr>
           <w:p>
-            <w:r/>
+            <w:pPr>
+              <w:spacing w:after="20" w:before="20"/>
+            </w:pPr>
             <w:r>
               <w:rPr>
                 <w:rFonts w:ascii="微软雅黑" w:hAnsi="微软雅黑" w:eastAsia="微软雅黑"/>
                 <w:b/>
-                <w:color w:val="1F3B73"/>
-                <w:sz w:val="20"/>
+                <w:color w:val="1F4E79"/>
+                <w:sz w:val="19"/>
               </w:rPr>
               <w:t>内容</w:t>
             </w:r>
@@ -3942,17 +4869,18 @@
         </w:tc>
         <w:tc>
           <w:tcPr>
-            <w:tcW w:type="dxa" w:w="3251"/>
-            <w:shd w:val="clear" w:fill="DCE6F1"/>
+            <w:tcW w:type="dxa" w:w="3137"/>
           </w:tcPr>
           <w:p>
-            <w:r/>
+            <w:pPr>
+              <w:spacing w:after="20" w:before="20"/>
+            </w:pPr>
             <w:r>
               <w:rPr>
                 <w:rFonts w:ascii="微软雅黑" w:hAnsi="微软雅黑" w:eastAsia="微软雅黑"/>
                 <w:b/>
-                <w:color w:val="1F3B73"/>
-                <w:sz w:val="20"/>
+                <w:color w:val="1F4E79"/>
+                <w:sz w:val="19"/>
               </w:rPr>
               <w:t>打卡</w:t>
             </w:r>
@@ -3962,14 +4890,18 @@
       <w:tr>
         <w:tc>
           <w:tcPr>
-            <w:tcW w:type="dxa" w:w="3251"/>
+            <w:tcW w:type="dxa" w:w="3137"/>
           </w:tcPr>
           <w:p>
-            <w:r/>
+            <w:pPr>
+              <w:spacing w:after="20" w:before="20"/>
+            </w:pPr>
             <w:r>
               <w:rPr>
                 <w:rFonts w:ascii="微软雅黑" w:hAnsi="微软雅黑" w:eastAsia="微软雅黑"/>
-                <w:sz w:val="20"/>
+                <w:b w:val="0"/>
+                <w:color w:val="262626"/>
+                <w:sz w:val="19"/>
               </w:rPr>
               <w:t>30 min</w:t>
             </w:r>
@@ -3977,14 +4909,18 @@
         </w:tc>
         <w:tc>
           <w:tcPr>
-            <w:tcW w:type="dxa" w:w="3251"/>
+            <w:tcW w:type="dxa" w:w="3137"/>
           </w:tcPr>
           <w:p>
-            <w:r/>
+            <w:pPr>
+              <w:spacing w:after="20" w:before="20"/>
+            </w:pPr>
             <w:r>
               <w:rPr>
                 <w:rFonts w:ascii="微软雅黑" w:hAnsi="微软雅黑" w:eastAsia="微软雅黑"/>
-                <w:sz w:val="20"/>
+                <w:b w:val="0"/>
+                <w:color w:val="262626"/>
+                <w:sz w:val="19"/>
               </w:rPr>
               <w:t>资料分析：背公式 + 2 篇材料 + 10 题（目标 75%）</w:t>
             </w:r>
@@ -3992,14 +4928,18 @@
         </w:tc>
         <w:tc>
           <w:tcPr>
-            <w:tcW w:type="dxa" w:w="3251"/>
+            <w:tcW w:type="dxa" w:w="3137"/>
           </w:tcPr>
           <w:p>
-            <w:r/>
+            <w:pPr>
+              <w:spacing w:after="20" w:before="20"/>
+            </w:pPr>
             <w:r>
               <w:rPr>
                 <w:rFonts w:ascii="微软雅黑" w:hAnsi="微软雅黑" w:eastAsia="微软雅黑"/>
-                <w:sz w:val="20"/>
+                <w:b w:val="0"/>
+                <w:color w:val="262626"/>
+                <w:sz w:val="19"/>
               </w:rPr>
               <w:t>☐</w:t>
             </w:r>
@@ -4009,14 +4949,18 @@
       <w:tr>
         <w:tc>
           <w:tcPr>
-            <w:tcW w:type="dxa" w:w="3251"/>
+            <w:tcW w:type="dxa" w:w="3137"/>
           </w:tcPr>
           <w:p>
-            <w:r/>
+            <w:pPr>
+              <w:spacing w:after="20" w:before="20"/>
+            </w:pPr>
             <w:r>
               <w:rPr>
                 <w:rFonts w:ascii="微软雅黑" w:hAnsi="微软雅黑" w:eastAsia="微软雅黑"/>
-                <w:sz w:val="20"/>
+                <w:b w:val="0"/>
+                <w:color w:val="262626"/>
+                <w:sz w:val="19"/>
               </w:rPr>
               <w:t>25 min</w:t>
             </w:r>
@@ -4024,14 +4968,18 @@
         </w:tc>
         <w:tc>
           <w:tcPr>
-            <w:tcW w:type="dxa" w:w="3251"/>
+            <w:tcW w:type="dxa" w:w="3137"/>
           </w:tcPr>
           <w:p>
-            <w:r/>
+            <w:pPr>
+              <w:spacing w:after="20" w:before="20"/>
+            </w:pPr>
             <w:r>
               <w:rPr>
                 <w:rFonts w:ascii="微软雅黑" w:hAnsi="微软雅黑" w:eastAsia="微软雅黑"/>
-                <w:sz w:val="20"/>
+                <w:b w:val="0"/>
+                <w:color w:val="262626"/>
+                <w:sz w:val="19"/>
               </w:rPr>
               <w:t>判断推理：图推 20 题 + 逻辑公式背 1 遍</w:t>
             </w:r>
@@ -4039,14 +4987,18 @@
         </w:tc>
         <w:tc>
           <w:tcPr>
-            <w:tcW w:type="dxa" w:w="3251"/>
+            <w:tcW w:type="dxa" w:w="3137"/>
           </w:tcPr>
           <w:p>
-            <w:r/>
+            <w:pPr>
+              <w:spacing w:after="20" w:before="20"/>
+            </w:pPr>
             <w:r>
               <w:rPr>
                 <w:rFonts w:ascii="微软雅黑" w:hAnsi="微软雅黑" w:eastAsia="微软雅黑"/>
-                <w:sz w:val="20"/>
+                <w:b w:val="0"/>
+                <w:color w:val="262626"/>
+                <w:sz w:val="19"/>
               </w:rPr>
               <w:t>☐</w:t>
             </w:r>
@@ -4056,14 +5008,18 @@
       <w:tr>
         <w:tc>
           <w:tcPr>
-            <w:tcW w:type="dxa" w:w="3251"/>
+            <w:tcW w:type="dxa" w:w="3137"/>
           </w:tcPr>
           <w:p>
-            <w:r/>
+            <w:pPr>
+              <w:spacing w:after="20" w:before="20"/>
+            </w:pPr>
             <w:r>
               <w:rPr>
                 <w:rFonts w:ascii="微软雅黑" w:hAnsi="微软雅黑" w:eastAsia="微软雅黑"/>
-                <w:sz w:val="20"/>
+                <w:b w:val="0"/>
+                <w:color w:val="262626"/>
+                <w:sz w:val="19"/>
               </w:rPr>
               <w:t>15 min</w:t>
             </w:r>
@@ -4071,14 +5027,18 @@
         </w:tc>
         <w:tc>
           <w:tcPr>
-            <w:tcW w:type="dxa" w:w="3251"/>
+            <w:tcW w:type="dxa" w:w="3137"/>
           </w:tcPr>
           <w:p>
-            <w:r/>
+            <w:pPr>
+              <w:spacing w:after="20" w:before="20"/>
+            </w:pPr>
             <w:r>
               <w:rPr>
                 <w:rFonts w:ascii="微软雅黑" w:hAnsi="微软雅黑" w:eastAsia="微软雅黑"/>
-                <w:sz w:val="20"/>
+                <w:b w:val="0"/>
+                <w:color w:val="262626"/>
+                <w:sz w:val="19"/>
               </w:rPr>
               <w:t>言语：15 题（片段+选词）</w:t>
             </w:r>
@@ -4086,14 +5046,18 @@
         </w:tc>
         <w:tc>
           <w:tcPr>
-            <w:tcW w:type="dxa" w:w="3251"/>
+            <w:tcW w:type="dxa" w:w="3137"/>
           </w:tcPr>
           <w:p>
-            <w:r/>
+            <w:pPr>
+              <w:spacing w:after="20" w:before="20"/>
+            </w:pPr>
             <w:r>
               <w:rPr>
                 <w:rFonts w:ascii="微软雅黑" w:hAnsi="微软雅黑" w:eastAsia="微软雅黑"/>
-                <w:sz w:val="20"/>
+                <w:b w:val="0"/>
+                <w:color w:val="262626"/>
+                <w:sz w:val="19"/>
               </w:rPr>
               <w:t>☐</w:t>
             </w:r>
@@ -4103,14 +5067,18 @@
       <w:tr>
         <w:tc>
           <w:tcPr>
-            <w:tcW w:type="dxa" w:w="3251"/>
+            <w:tcW w:type="dxa" w:w="3137"/>
           </w:tcPr>
           <w:p>
-            <w:r/>
+            <w:pPr>
+              <w:spacing w:after="20" w:before="20"/>
+            </w:pPr>
             <w:r>
               <w:rPr>
                 <w:rFonts w:ascii="微软雅黑" w:hAnsi="微软雅黑" w:eastAsia="微软雅黑"/>
-                <w:sz w:val="20"/>
+                <w:b w:val="0"/>
+                <w:color w:val="262626"/>
+                <w:sz w:val="19"/>
               </w:rPr>
               <w:t>40 min</w:t>
             </w:r>
@@ -4118,14 +5086,18 @@
         </w:tc>
         <w:tc>
           <w:tcPr>
-            <w:tcW w:type="dxa" w:w="3251"/>
+            <w:tcW w:type="dxa" w:w="3137"/>
           </w:tcPr>
           <w:p>
-            <w:r/>
+            <w:pPr>
+              <w:spacing w:after="20" w:before="20"/>
+            </w:pPr>
             <w:r>
               <w:rPr>
                 <w:rFonts w:ascii="微软雅黑" w:hAnsi="微软雅黑" w:eastAsia="微软雅黑"/>
-                <w:sz w:val="20"/>
+                <w:b w:val="0"/>
+                <w:color w:val="262626"/>
+                <w:sz w:val="19"/>
               </w:rPr>
               <w:t>公基：云南省情/烟草常识/公文/法律（按天轮换背诵）</w:t>
             </w:r>
@@ -4133,14 +5105,18 @@
         </w:tc>
         <w:tc>
           <w:tcPr>
-            <w:tcW w:type="dxa" w:w="3251"/>
+            <w:tcW w:type="dxa" w:w="3137"/>
           </w:tcPr>
           <w:p>
-            <w:r/>
+            <w:pPr>
+              <w:spacing w:after="20" w:before="20"/>
+            </w:pPr>
             <w:r>
               <w:rPr>
                 <w:rFonts w:ascii="微软雅黑" w:hAnsi="微软雅黑" w:eastAsia="微软雅黑"/>
-                <w:sz w:val="20"/>
+                <w:b w:val="0"/>
+                <w:color w:val="262626"/>
+                <w:sz w:val="19"/>
               </w:rPr>
               <w:t>☐</w:t>
             </w:r>
@@ -4150,14 +5126,18 @@
       <w:tr>
         <w:tc>
           <w:tcPr>
-            <w:tcW w:type="dxa" w:w="3251"/>
+            <w:tcW w:type="dxa" w:w="3137"/>
           </w:tcPr>
           <w:p>
-            <w:r/>
+            <w:pPr>
+              <w:spacing w:after="20" w:before="20"/>
+            </w:pPr>
             <w:r>
               <w:rPr>
                 <w:rFonts w:ascii="微软雅黑" w:hAnsi="微软雅黑" w:eastAsia="微软雅黑"/>
-                <w:sz w:val="20"/>
+                <w:b w:val="0"/>
+                <w:color w:val="262626"/>
+                <w:sz w:val="19"/>
               </w:rPr>
               <w:t>10 min</w:t>
             </w:r>
@@ -4165,14 +5145,18 @@
         </w:tc>
         <w:tc>
           <w:tcPr>
-            <w:tcW w:type="dxa" w:w="3251"/>
+            <w:tcW w:type="dxa" w:w="3137"/>
           </w:tcPr>
           <w:p>
-            <w:r/>
+            <w:pPr>
+              <w:spacing w:after="20" w:before="20"/>
+            </w:pPr>
             <w:r>
               <w:rPr>
                 <w:rFonts w:ascii="微软雅黑" w:hAnsi="微软雅黑" w:eastAsia="微软雅黑"/>
-                <w:sz w:val="20"/>
+                <w:b w:val="0"/>
+                <w:color w:val="262626"/>
+                <w:sz w:val="19"/>
               </w:rPr>
               <w:t>计算机（隔天）：10 道选择题</w:t>
             </w:r>
@@ -4180,14 +5164,18 @@
         </w:tc>
         <w:tc>
           <w:tcPr>
-            <w:tcW w:type="dxa" w:w="3251"/>
+            <w:tcW w:type="dxa" w:w="3137"/>
           </w:tcPr>
           <w:p>
-            <w:r/>
+            <w:pPr>
+              <w:spacing w:after="20" w:before="20"/>
+            </w:pPr>
             <w:r>
               <w:rPr>
                 <w:rFonts w:ascii="微软雅黑" w:hAnsi="微软雅黑" w:eastAsia="微软雅黑"/>
-                <w:sz w:val="20"/>
+                <w:b w:val="0"/>
+                <w:color w:val="262626"/>
+                <w:sz w:val="19"/>
               </w:rPr>
               <w:t>☐</w:t>
             </w:r>
@@ -4195,17 +5183,21 @@
         </w:tc>
       </w:tr>
     </w:tbl>
-    <w:p/>
     <w:p>
       <w:pPr>
-        <w:spacing w:before="180" w:after="80"/>
+        <w:spacing w:after="80"/>
+      </w:pPr>
+    </w:p>
+    <w:p>
+      <w:pPr>
+        <w:spacing w:before="240" w:after="80"/>
       </w:pPr>
       <w:r>
         <w:rPr>
           <w:rFonts w:ascii="微软雅黑" w:hAnsi="微软雅黑" w:eastAsia="微软雅黑"/>
           <w:b/>
-          <w:color w:val="1F3B73"/>
-          <w:sz w:val="25"/>
+          <w:color w:val="1F4E79"/>
+          <w:sz w:val="28"/>
         </w:rPr>
         <w:t>阶段 2：限时刷题强化（10.8–10.31，24 天）</w:t>
       </w:r>
@@ -4214,28 +5206,28 @@
       <w:tblPr>
         <w:tblStyle w:val="TableGrid"/>
         <w:tblW w:type="auto" w:w="0"/>
-        <w:jc w:val="center"/>
         <w:tblLook w:firstColumn="1" w:firstRow="1" w:lastColumn="0" w:lastRow="0" w:noHBand="0" w:noVBand="1" w:val="04A0"/>
       </w:tblPr>
       <w:tblGrid>
-        <w:gridCol w:w="3251"/>
-        <w:gridCol w:w="3251"/>
-        <w:gridCol w:w="3251"/>
+        <w:gridCol w:w="3137"/>
+        <w:gridCol w:w="3137"/>
+        <w:gridCol w:w="3137"/>
       </w:tblGrid>
       <w:tr>
         <w:tc>
           <w:tcPr>
-            <w:tcW w:type="dxa" w:w="3251"/>
-            <w:shd w:val="clear" w:fill="DCE6F1"/>
+            <w:tcW w:type="dxa" w:w="3137"/>
           </w:tcPr>
           <w:p>
-            <w:r/>
+            <w:pPr>
+              <w:spacing w:after="20" w:before="20"/>
+            </w:pPr>
             <w:r>
               <w:rPr>
                 <w:rFonts w:ascii="微软雅黑" w:hAnsi="微软雅黑" w:eastAsia="微软雅黑"/>
                 <w:b/>
-                <w:color w:val="1F3B73"/>
-                <w:sz w:val="20"/>
+                <w:color w:val="1F4E79"/>
+                <w:sz w:val="19"/>
               </w:rPr>
               <w:t>时段</w:t>
             </w:r>
@@ -4243,17 +5235,18 @@
         </w:tc>
         <w:tc>
           <w:tcPr>
-            <w:tcW w:type="dxa" w:w="3251"/>
-            <w:shd w:val="clear" w:fill="DCE6F1"/>
+            <w:tcW w:type="dxa" w:w="3137"/>
           </w:tcPr>
           <w:p>
-            <w:r/>
+            <w:pPr>
+              <w:spacing w:after="20" w:before="20"/>
+            </w:pPr>
             <w:r>
               <w:rPr>
                 <w:rFonts w:ascii="微软雅黑" w:hAnsi="微软雅黑" w:eastAsia="微软雅黑"/>
                 <w:b/>
-                <w:color w:val="1F3B73"/>
-                <w:sz w:val="20"/>
+                <w:color w:val="1F4E79"/>
+                <w:sz w:val="19"/>
               </w:rPr>
               <w:t>内容</w:t>
             </w:r>
@@ -4261,17 +5254,18 @@
         </w:tc>
         <w:tc>
           <w:tcPr>
-            <w:tcW w:type="dxa" w:w="3251"/>
-            <w:shd w:val="clear" w:fill="DCE6F1"/>
+            <w:tcW w:type="dxa" w:w="3137"/>
           </w:tcPr>
           <w:p>
-            <w:r/>
+            <w:pPr>
+              <w:spacing w:after="20" w:before="20"/>
+            </w:pPr>
             <w:r>
               <w:rPr>
                 <w:rFonts w:ascii="微软雅黑" w:hAnsi="微软雅黑" w:eastAsia="微软雅黑"/>
                 <w:b/>
-                <w:color w:val="1F3B73"/>
-                <w:sz w:val="20"/>
+                <w:color w:val="1F4E79"/>
+                <w:sz w:val="19"/>
               </w:rPr>
               <w:t>打卡</w:t>
             </w:r>
@@ -4281,14 +5275,18 @@
       <w:tr>
         <w:tc>
           <w:tcPr>
-            <w:tcW w:type="dxa" w:w="3251"/>
+            <w:tcW w:type="dxa" w:w="3137"/>
           </w:tcPr>
           <w:p>
-            <w:r/>
+            <w:pPr>
+              <w:spacing w:after="20" w:before="20"/>
+            </w:pPr>
             <w:r>
               <w:rPr>
                 <w:rFonts w:ascii="微软雅黑" w:hAnsi="微软雅黑" w:eastAsia="微软雅黑"/>
-                <w:sz w:val="20"/>
+                <w:b w:val="0"/>
+                <w:color w:val="262626"/>
+                <w:sz w:val="19"/>
               </w:rPr>
               <w:t>70 min</w:t>
             </w:r>
@@ -4296,14 +5294,18 @@
         </w:tc>
         <w:tc>
           <w:tcPr>
-            <w:tcW w:type="dxa" w:w="3251"/>
+            <w:tcW w:type="dxa" w:w="3137"/>
           </w:tcPr>
           <w:p>
-            <w:r/>
+            <w:pPr>
+              <w:spacing w:after="20" w:before="20"/>
+            </w:pPr>
             <w:r>
               <w:rPr>
                 <w:rFonts w:ascii="微软雅黑" w:hAnsi="微软雅黑" w:eastAsia="微软雅黑"/>
-                <w:sz w:val="20"/>
+                <w:b w:val="0"/>
+                <w:color w:val="262626"/>
+                <w:sz w:val="19"/>
               </w:rPr>
               <w:t>行测模块</w:t>
             </w:r>
@@ -4311,14 +5313,17 @@
               <w:rPr>
                 <w:rFonts w:ascii="微软雅黑" w:hAnsi="微软雅黑" w:eastAsia="微软雅黑"/>
                 <w:b/>
-                <w:sz w:val="20"/>
+                <w:color w:val="262626"/>
+                <w:sz w:val="19"/>
               </w:rPr>
               <w:t>限时</w:t>
             </w:r>
             <w:r>
               <w:rPr>
                 <w:rFonts w:ascii="微软雅黑" w:hAnsi="微软雅黑" w:eastAsia="微软雅黑"/>
-                <w:sz w:val="20"/>
+                <w:b w:val="0"/>
+                <w:color w:val="262626"/>
+                <w:sz w:val="19"/>
               </w:rPr>
               <w:t>刷题（资料/判断/言语成组掐表）</w:t>
             </w:r>
@@ -4326,14 +5331,18 @@
         </w:tc>
         <w:tc>
           <w:tcPr>
-            <w:tcW w:type="dxa" w:w="3251"/>
+            <w:tcW w:type="dxa" w:w="3137"/>
           </w:tcPr>
           <w:p>
-            <w:r/>
+            <w:pPr>
+              <w:spacing w:after="20" w:before="20"/>
+            </w:pPr>
             <w:r>
               <w:rPr>
                 <w:rFonts w:ascii="微软雅黑" w:hAnsi="微软雅黑" w:eastAsia="微软雅黑"/>
-                <w:sz w:val="20"/>
+                <w:b w:val="0"/>
+                <w:color w:val="262626"/>
+                <w:sz w:val="19"/>
               </w:rPr>
               <w:t>☐</w:t>
             </w:r>
@@ -4343,14 +5352,18 @@
       <w:tr>
         <w:tc>
           <w:tcPr>
-            <w:tcW w:type="dxa" w:w="3251"/>
+            <w:tcW w:type="dxa" w:w="3137"/>
           </w:tcPr>
           <w:p>
-            <w:r/>
+            <w:pPr>
+              <w:spacing w:after="20" w:before="20"/>
+            </w:pPr>
             <w:r>
               <w:rPr>
                 <w:rFonts w:ascii="微软雅黑" w:hAnsi="微软雅黑" w:eastAsia="微软雅黑"/>
-                <w:sz w:val="20"/>
+                <w:b w:val="0"/>
+                <w:color w:val="262626"/>
+                <w:sz w:val="19"/>
               </w:rPr>
               <w:t>40 min</w:t>
             </w:r>
@@ -4358,14 +5371,18 @@
         </w:tc>
         <w:tc>
           <w:tcPr>
-            <w:tcW w:type="dxa" w:w="3251"/>
+            <w:tcW w:type="dxa" w:w="3137"/>
           </w:tcPr>
           <w:p>
-            <w:r/>
+            <w:pPr>
+              <w:spacing w:after="20" w:before="20"/>
+            </w:pPr>
             <w:r>
               <w:rPr>
                 <w:rFonts w:ascii="微软雅黑" w:hAnsi="微软雅黑" w:eastAsia="微软雅黑"/>
-                <w:sz w:val="20"/>
+                <w:b w:val="0"/>
+                <w:color w:val="262626"/>
+                <w:sz w:val="19"/>
               </w:rPr>
               <w:t>公基滚动背诵 + 刷题</w:t>
             </w:r>
@@ -4373,14 +5390,18 @@
         </w:tc>
         <w:tc>
           <w:tcPr>
-            <w:tcW w:type="dxa" w:w="3251"/>
+            <w:tcW w:type="dxa" w:w="3137"/>
           </w:tcPr>
           <w:p>
-            <w:r/>
+            <w:pPr>
+              <w:spacing w:after="20" w:before="20"/>
+            </w:pPr>
             <w:r>
               <w:rPr>
                 <w:rFonts w:ascii="微软雅黑" w:hAnsi="微软雅黑" w:eastAsia="微软雅黑"/>
-                <w:sz w:val="20"/>
+                <w:b w:val="0"/>
+                <w:color w:val="262626"/>
+                <w:sz w:val="19"/>
               </w:rPr>
               <w:t>☐</w:t>
             </w:r>
@@ -4390,14 +5411,18 @@
       <w:tr>
         <w:tc>
           <w:tcPr>
-            <w:tcW w:type="dxa" w:w="3251"/>
+            <w:tcW w:type="dxa" w:w="3137"/>
           </w:tcPr>
           <w:p>
-            <w:r/>
+            <w:pPr>
+              <w:spacing w:after="20" w:before="20"/>
+            </w:pPr>
             <w:r>
               <w:rPr>
                 <w:rFonts w:ascii="微软雅黑" w:hAnsi="微软雅黑" w:eastAsia="微软雅黑"/>
-                <w:sz w:val="20"/>
+                <w:b w:val="0"/>
+                <w:color w:val="262626"/>
+                <w:sz w:val="19"/>
               </w:rPr>
               <w:t>10 min</w:t>
             </w:r>
@@ -4405,14 +5430,18 @@
         </w:tc>
         <w:tc>
           <w:tcPr>
-            <w:tcW w:type="dxa" w:w="3251"/>
+            <w:tcW w:type="dxa" w:w="3137"/>
           </w:tcPr>
           <w:p>
-            <w:r/>
+            <w:pPr>
+              <w:spacing w:after="20" w:before="20"/>
+            </w:pPr>
             <w:r>
               <w:rPr>
                 <w:rFonts w:ascii="微软雅黑" w:hAnsi="微软雅黑" w:eastAsia="微软雅黑"/>
-                <w:sz w:val="20"/>
+                <w:b w:val="0"/>
+                <w:color w:val="262626"/>
+                <w:sz w:val="19"/>
               </w:rPr>
               <w:t>错题复盘（当天错当天看）</w:t>
             </w:r>
@@ -4420,14 +5449,18 @@
         </w:tc>
         <w:tc>
           <w:tcPr>
-            <w:tcW w:type="dxa" w:w="3251"/>
+            <w:tcW w:type="dxa" w:w="3137"/>
           </w:tcPr>
           <w:p>
-            <w:r/>
+            <w:pPr>
+              <w:spacing w:after="20" w:before="20"/>
+            </w:pPr>
             <w:r>
               <w:rPr>
                 <w:rFonts w:ascii="微软雅黑" w:hAnsi="微软雅黑" w:eastAsia="微软雅黑"/>
-                <w:sz w:val="20"/>
+                <w:b w:val="0"/>
+                <w:color w:val="262626"/>
+                <w:sz w:val="19"/>
               </w:rPr>
               <w:t>☐</w:t>
             </w:r>
@@ -4435,17 +5468,21 @@
         </w:tc>
       </w:tr>
     </w:tbl>
-    <w:p/>
     <w:p>
       <w:pPr>
-        <w:spacing w:before="180" w:after="80"/>
+        <w:spacing w:after="80"/>
+      </w:pPr>
+    </w:p>
+    <w:p>
+      <w:pPr>
+        <w:spacing w:before="240" w:after="80"/>
       </w:pPr>
       <w:r>
         <w:rPr>
           <w:rFonts w:ascii="微软雅黑" w:hAnsi="微软雅黑" w:eastAsia="微软雅黑"/>
           <w:b/>
-          <w:color w:val="1F3B73"/>
-          <w:sz w:val="25"/>
+          <w:color w:val="1F4E79"/>
+          <w:sz w:val="28"/>
         </w:rPr>
         <w:t>阶段 3：模考冲刺（公告后 → 笔试前，约 15 天）</w:t>
       </w:r>
@@ -4454,28 +5491,28 @@
       <w:tblPr>
         <w:tblStyle w:val="TableGrid"/>
         <w:tblW w:type="auto" w:w="0"/>
-        <w:jc w:val="center"/>
         <w:tblLook w:firstColumn="1" w:firstRow="1" w:lastColumn="0" w:lastRow="0" w:noHBand="0" w:noVBand="1" w:val="04A0"/>
       </w:tblPr>
       <w:tblGrid>
-        <w:gridCol w:w="3251"/>
-        <w:gridCol w:w="3251"/>
-        <w:gridCol w:w="3251"/>
+        <w:gridCol w:w="3137"/>
+        <w:gridCol w:w="3137"/>
+        <w:gridCol w:w="3137"/>
       </w:tblGrid>
       <w:tr>
         <w:tc>
           <w:tcPr>
-            <w:tcW w:type="dxa" w:w="3251"/>
-            <w:shd w:val="clear" w:fill="DCE6F1"/>
+            <w:tcW w:type="dxa" w:w="3137"/>
           </w:tcPr>
           <w:p>
-            <w:r/>
+            <w:pPr>
+              <w:spacing w:after="20" w:before="20"/>
+            </w:pPr>
             <w:r>
               <w:rPr>
                 <w:rFonts w:ascii="微软雅黑" w:hAnsi="微软雅黑" w:eastAsia="微软雅黑"/>
                 <w:b/>
-                <w:color w:val="1F3B73"/>
-                <w:sz w:val="20"/>
+                <w:color w:val="1F4E79"/>
+                <w:sz w:val="19"/>
               </w:rPr>
               <w:t>时段</w:t>
             </w:r>
@@ -4483,17 +5520,18 @@
         </w:tc>
         <w:tc>
           <w:tcPr>
-            <w:tcW w:type="dxa" w:w="3251"/>
-            <w:shd w:val="clear" w:fill="DCE6F1"/>
+            <w:tcW w:type="dxa" w:w="3137"/>
           </w:tcPr>
           <w:p>
-            <w:r/>
+            <w:pPr>
+              <w:spacing w:after="20" w:before="20"/>
+            </w:pPr>
             <w:r>
               <w:rPr>
                 <w:rFonts w:ascii="微软雅黑" w:hAnsi="微软雅黑" w:eastAsia="微软雅黑"/>
                 <w:b/>
-                <w:color w:val="1F3B73"/>
-                <w:sz w:val="20"/>
+                <w:color w:val="1F4E79"/>
+                <w:sz w:val="19"/>
               </w:rPr>
               <w:t>内容</w:t>
             </w:r>
@@ -4501,17 +5539,18 @@
         </w:tc>
         <w:tc>
           <w:tcPr>
-            <w:tcW w:type="dxa" w:w="3251"/>
-            <w:shd w:val="clear" w:fill="DCE6F1"/>
+            <w:tcW w:type="dxa" w:w="3137"/>
           </w:tcPr>
           <w:p>
-            <w:r/>
+            <w:pPr>
+              <w:spacing w:after="20" w:before="20"/>
+            </w:pPr>
             <w:r>
               <w:rPr>
                 <w:rFonts w:ascii="微软雅黑" w:hAnsi="微软雅黑" w:eastAsia="微软雅黑"/>
                 <w:b/>
-                <w:color w:val="1F3B73"/>
-                <w:sz w:val="20"/>
+                <w:color w:val="1F4E79"/>
+                <w:sz w:val="19"/>
               </w:rPr>
               <w:t>打卡</w:t>
             </w:r>
@@ -4521,14 +5560,18 @@
       <w:tr>
         <w:tc>
           <w:tcPr>
-            <w:tcW w:type="dxa" w:w="3251"/>
+            <w:tcW w:type="dxa" w:w="3137"/>
           </w:tcPr>
           <w:p>
-            <w:r/>
+            <w:pPr>
+              <w:spacing w:after="20" w:before="20"/>
+            </w:pPr>
             <w:r>
               <w:rPr>
                 <w:rFonts w:ascii="微软雅黑" w:hAnsi="微软雅黑" w:eastAsia="微软雅黑"/>
-                <w:sz w:val="20"/>
+                <w:b w:val="0"/>
+                <w:color w:val="262626"/>
+                <w:sz w:val="19"/>
               </w:rPr>
               <w:t>隔天</w:t>
             </w:r>
@@ -4536,14 +5579,18 @@
         </w:tc>
         <w:tc>
           <w:tcPr>
-            <w:tcW w:type="dxa" w:w="3251"/>
+            <w:tcW w:type="dxa" w:w="3137"/>
           </w:tcPr>
           <w:p>
-            <w:r/>
+            <w:pPr>
+              <w:spacing w:after="20" w:before="20"/>
+            </w:pPr>
             <w:r>
               <w:rPr>
                 <w:rFonts w:ascii="微软雅黑" w:hAnsi="微软雅黑" w:eastAsia="微软雅黑"/>
-                <w:sz w:val="20"/>
+                <w:b w:val="0"/>
+                <w:color w:val="262626"/>
+                <w:sz w:val="19"/>
               </w:rPr>
               <w:t>一整套限时模考（行测+公基），练"难题直接跳过"</w:t>
             </w:r>
@@ -4551,14 +5598,18 @@
         </w:tc>
         <w:tc>
           <w:tcPr>
-            <w:tcW w:type="dxa" w:w="3251"/>
+            <w:tcW w:type="dxa" w:w="3137"/>
           </w:tcPr>
           <w:p>
-            <w:r/>
+            <w:pPr>
+              <w:spacing w:after="20" w:before="20"/>
+            </w:pPr>
             <w:r>
               <w:rPr>
                 <w:rFonts w:ascii="微软雅黑" w:hAnsi="微软雅黑" w:eastAsia="微软雅黑"/>
-                <w:sz w:val="20"/>
+                <w:b w:val="0"/>
+                <w:color w:val="262626"/>
+                <w:sz w:val="19"/>
               </w:rPr>
               <w:t>☐</w:t>
             </w:r>
@@ -4568,14 +5619,18 @@
       <w:tr>
         <w:tc>
           <w:tcPr>
-            <w:tcW w:type="dxa" w:w="3251"/>
+            <w:tcW w:type="dxa" w:w="3137"/>
           </w:tcPr>
           <w:p>
-            <w:r/>
+            <w:pPr>
+              <w:spacing w:after="20" w:before="20"/>
+            </w:pPr>
             <w:r>
               <w:rPr>
                 <w:rFonts w:ascii="微软雅黑" w:hAnsi="微软雅黑" w:eastAsia="微软雅黑"/>
-                <w:sz w:val="20"/>
+                <w:b w:val="0"/>
+                <w:color w:val="262626"/>
+                <w:sz w:val="19"/>
               </w:rPr>
               <w:t>每天</w:t>
             </w:r>
@@ -4583,14 +5638,18 @@
         </w:tc>
         <w:tc>
           <w:tcPr>
-            <w:tcW w:type="dxa" w:w="3251"/>
+            <w:tcW w:type="dxa" w:w="3137"/>
           </w:tcPr>
           <w:p>
-            <w:r/>
+            <w:pPr>
+              <w:spacing w:after="20" w:before="20"/>
+            </w:pPr>
             <w:r>
               <w:rPr>
                 <w:rFonts w:ascii="微软雅黑" w:hAnsi="微软雅黑" w:eastAsia="微软雅黑"/>
-                <w:sz w:val="20"/>
+                <w:b w:val="0"/>
+                <w:color w:val="262626"/>
+                <w:sz w:val="19"/>
               </w:rPr>
               <w:t>背诵云南时政 + 烟草常识 + 申论金句/模板</w:t>
             </w:r>
@@ -4598,14 +5657,18 @@
         </w:tc>
         <w:tc>
           <w:tcPr>
-            <w:tcW w:type="dxa" w:w="3251"/>
+            <w:tcW w:type="dxa" w:w="3137"/>
           </w:tcPr>
           <w:p>
-            <w:r/>
+            <w:pPr>
+              <w:spacing w:after="20" w:before="20"/>
+            </w:pPr>
             <w:r>
               <w:rPr>
                 <w:rFonts w:ascii="微软雅黑" w:hAnsi="微软雅黑" w:eastAsia="微软雅黑"/>
-                <w:sz w:val="20"/>
+                <w:b w:val="0"/>
+                <w:color w:val="262626"/>
+                <w:sz w:val="19"/>
               </w:rPr>
               <w:t>☐</w:t>
             </w:r>
@@ -4615,14 +5678,18 @@
       <w:tr>
         <w:tc>
           <w:tcPr>
-            <w:tcW w:type="dxa" w:w="3251"/>
+            <w:tcW w:type="dxa" w:w="3137"/>
           </w:tcPr>
           <w:p>
-            <w:r/>
+            <w:pPr>
+              <w:spacing w:after="20" w:before="20"/>
+            </w:pPr>
             <w:r>
               <w:rPr>
                 <w:rFonts w:ascii="微软雅黑" w:hAnsi="微软雅黑" w:eastAsia="微软雅黑"/>
-                <w:sz w:val="20"/>
+                <w:b w:val="0"/>
+                <w:color w:val="262626"/>
+                <w:sz w:val="19"/>
               </w:rPr>
               <w:t>考前</w:t>
             </w:r>
@@ -4630,14 +5697,18 @@
         </w:tc>
         <w:tc>
           <w:tcPr>
-            <w:tcW w:type="dxa" w:w="3251"/>
+            <w:tcW w:type="dxa" w:w="3137"/>
           </w:tcPr>
           <w:p>
-            <w:r/>
+            <w:pPr>
+              <w:spacing w:after="20" w:before="20"/>
+            </w:pPr>
             <w:r>
               <w:rPr>
                 <w:rFonts w:ascii="微软雅黑" w:hAnsi="微软雅黑" w:eastAsia="微软雅黑"/>
-                <w:sz w:val="20"/>
+                <w:b w:val="0"/>
+                <w:color w:val="262626"/>
+                <w:sz w:val="19"/>
               </w:rPr>
               <w:t>只看错题本，不再学新内容；准备文具与证件</w:t>
             </w:r>
@@ -4645,14 +5716,18 @@
         </w:tc>
         <w:tc>
           <w:tcPr>
-            <w:tcW w:type="dxa" w:w="3251"/>
+            <w:tcW w:type="dxa" w:w="3137"/>
           </w:tcPr>
           <w:p>
-            <w:r/>
+            <w:pPr>
+              <w:spacing w:after="20" w:before="20"/>
+            </w:pPr>
             <w:r>
               <w:rPr>
                 <w:rFonts w:ascii="微软雅黑" w:hAnsi="微软雅黑" w:eastAsia="微软雅黑"/>
-                <w:sz w:val="20"/>
+                <w:b w:val="0"/>
+                <w:color w:val="262626"/>
+                <w:sz w:val="19"/>
               </w:rPr>
               <w:t>☐</w:t>
             </w:r>
@@ -4660,428 +5735,556 @@
         </w:tc>
       </w:tr>
     </w:tbl>
-    <w:p/>
     <w:p>
       <w:pPr>
-        <w:spacing w:before="180" w:after="80"/>
-      </w:pPr>
-      <w:r>
-        <w:rPr>
-          <w:rFonts w:ascii="微软雅黑" w:hAnsi="微软雅黑" w:eastAsia="微软雅黑"/>
-          <w:b/>
-          <w:color w:val="1F3B73"/>
-          <w:sz w:val="25"/>
-        </w:rPr>
-        <w:t>三条铁律</w:t>
-      </w:r>
+        <w:spacing w:after="80"/>
+      </w:pPr>
     </w:p>
     <w:p>
       <w:pPr>
-        <w:ind w:left="340" w:hanging="340"/>
-      </w:pPr>
-      <w:r>
-        <w:rPr>
-          <w:rFonts w:ascii="微软雅黑" w:hAnsi="微软雅黑" w:eastAsia="微软雅黑"/>
-          <w:sz w:val="21"/>
-        </w:rPr>
-        <w:t xml:space="preserve">1. </w:t>
-      </w:r>
+        <w:spacing w:before="240" w:after="80"/>
+      </w:pPr>
       <w:r>
         <w:rPr>
           <w:rFonts w:ascii="微软雅黑" w:hAnsi="微软雅黑" w:eastAsia="微软雅黑"/>
           <w:b/>
-          <w:sz w:val="21"/>
-        </w:rPr>
-        <w:t>错题复盘的收益 &gt; 刷新题</w:t>
-      </w:r>
-      <w:r>
-        <w:rPr>
-          <w:rFonts w:ascii="微软雅黑" w:hAnsi="微软雅黑" w:eastAsia="微软雅黑"/>
-          <w:sz w:val="21"/>
-        </w:rPr>
-        <w:t>：同类题错 2 次，标记为"重点"，每天过一遍</w:t>
+          <w:color w:val="1F4E79"/>
+          <w:sz w:val="28"/>
+        </w:rPr>
+        <w:t>三条铁律</w:t>
       </w:r>
     </w:p>
     <w:p>
       <w:pPr>
-        <w:ind w:left="340" w:hanging="340"/>
-      </w:pPr>
-      <w:r>
-        <w:rPr>
-          <w:rFonts w:ascii="微软雅黑" w:hAnsi="微软雅黑" w:eastAsia="微软雅黑"/>
-          <w:sz w:val="21"/>
-        </w:rPr>
-        <w:t xml:space="preserve">2. </w:t>
+        <w:spacing w:after="30"/>
+        <w:ind w:left="397" w:hanging="283"/>
+      </w:pPr>
+      <w:r>
+        <w:rPr>
+          <w:rFonts w:ascii="微软雅黑" w:hAnsi="微软雅黑" w:eastAsia="微软雅黑"/>
+          <w:b w:val="0"/>
+          <w:color w:val="262626"/>
+          <w:sz w:val="21"/>
+        </w:rPr>
+        <w:t xml:space="preserve">1. </w:t>
       </w:r>
       <w:r>
         <w:rPr>
           <w:rFonts w:ascii="微软雅黑" w:hAnsi="微软雅黑" w:eastAsia="微软雅黑"/>
           <w:b/>
-          <w:sz w:val="21"/>
-        </w:rPr>
-        <w:t>每天至少 1 小时</w:t>
-      </w:r>
-      <w:r>
-        <w:rPr>
-          <w:rFonts w:ascii="微软雅黑" w:hAnsi="微软雅黑" w:eastAsia="微软雅黑"/>
-          <w:sz w:val="21"/>
-        </w:rPr>
-        <w:t>，断更不超过 2 天（时政和公式最容易忘）</w:t>
+          <w:color w:val="262626"/>
+          <w:sz w:val="21"/>
+        </w:rPr>
+        <w:t>错题复盘的收益 &gt; 刷新题</w:t>
+      </w:r>
+      <w:r>
+        <w:rPr>
+          <w:rFonts w:ascii="微软雅黑" w:hAnsi="微软雅黑" w:eastAsia="微软雅黑"/>
+          <w:b w:val="0"/>
+          <w:color w:val="262626"/>
+          <w:sz w:val="21"/>
+        </w:rPr>
+        <w:t>：同类题错 2 次，标记为"重点"，每天过一遍</w:t>
       </w:r>
     </w:p>
     <w:p>
       <w:pPr>
-        <w:ind w:left="340" w:hanging="340"/>
-      </w:pPr>
-      <w:r>
-        <w:rPr>
-          <w:rFonts w:ascii="微软雅黑" w:hAnsi="微软雅黑" w:eastAsia="微软雅黑"/>
-          <w:sz w:val="21"/>
-        </w:rPr>
-        <w:t xml:space="preserve">3. </w:t>
+        <w:spacing w:after="30"/>
+        <w:ind w:left="397" w:hanging="283"/>
+      </w:pPr>
+      <w:r>
+        <w:rPr>
+          <w:rFonts w:ascii="微软雅黑" w:hAnsi="微软雅黑" w:eastAsia="微软雅黑"/>
+          <w:b w:val="0"/>
+          <w:color w:val="262626"/>
+          <w:sz w:val="21"/>
+        </w:rPr>
+        <w:t xml:space="preserve">2. </w:t>
       </w:r>
       <w:r>
         <w:rPr>
           <w:rFonts w:ascii="微软雅黑" w:hAnsi="微软雅黑" w:eastAsia="微软雅黑"/>
           <w:b/>
-          <w:sz w:val="21"/>
-        </w:rPr>
-        <w:t>数量关系、冷门文史、计算机底层</w:t>
-      </w:r>
-      <w:r>
-        <w:rPr>
-          <w:rFonts w:ascii="微软雅黑" w:hAnsi="微软雅黑" w:eastAsia="微软雅黑"/>
-          <w:sz w:val="21"/>
-        </w:rPr>
-        <w:t>：不投入时间，考场直接猜</w:t>
+          <w:color w:val="262626"/>
+          <w:sz w:val="21"/>
+        </w:rPr>
+        <w:t>每天至少 1 小时</w:t>
+      </w:r>
+      <w:r>
+        <w:rPr>
+          <w:rFonts w:ascii="微软雅黑" w:hAnsi="微软雅黑" w:eastAsia="微软雅黑"/>
+          <w:b w:val="0"/>
+          <w:color w:val="262626"/>
+          <w:sz w:val="21"/>
+        </w:rPr>
+        <w:t>，断更不超过 2 天（时政和公式最容易忘）</w:t>
       </w:r>
     </w:p>
     <w:p>
       <w:pPr>
-        <w:spacing w:before="40" w:after="120"/>
-        <w:pBdr>
-          <w:bottom w:val="single" w:sz="6" w:space="1" w:color="BFBFBF"/>
-        </w:pBdr>
-      </w:pPr>
+        <w:spacing w:after="30"/>
+        <w:ind w:left="397" w:hanging="283"/>
+      </w:pPr>
+      <w:r>
+        <w:rPr>
+          <w:rFonts w:ascii="微软雅黑" w:hAnsi="微软雅黑" w:eastAsia="微软雅黑"/>
+          <w:b w:val="0"/>
+          <w:color w:val="262626"/>
+          <w:sz w:val="21"/>
+        </w:rPr>
+        <w:t xml:space="preserve">3. </w:t>
+      </w:r>
+      <w:r>
+        <w:rPr>
+          <w:rFonts w:ascii="微软雅黑" w:hAnsi="微软雅黑" w:eastAsia="微软雅黑"/>
+          <w:b/>
+          <w:color w:val="262626"/>
+          <w:sz w:val="21"/>
+        </w:rPr>
+        <w:t>数量关系、冷门文史、计算机底层</w:t>
+      </w:r>
+      <w:r>
+        <w:rPr>
+          <w:rFonts w:ascii="微软雅黑" w:hAnsi="微软雅黑" w:eastAsia="微软雅黑"/>
+          <w:b w:val="0"/>
+          <w:color w:val="262626"/>
+          <w:sz w:val="21"/>
+        </w:rPr>
+        <w:t>：不投入时间，考场直接猜</w:t>
+      </w:r>
     </w:p>
     <w:p>
       <w:pPr>
-        <w:spacing w:before="240" w:after="120"/>
         <w:pBdr>
-          <w:bottom w:val="single" w:sz="6" w:space="1" w:color="BFBFBF"/>
+          <w:bottom w:val="single" w:sz="6" w:space="1" w:color="D0D7DE"/>
         </w:pBdr>
-      </w:pPr>
-      <w:r>
-        <w:rPr>
-          <w:rFonts w:ascii="微软雅黑" w:hAnsi="微软雅黑" w:eastAsia="微软雅黑"/>
-          <w:b/>
-          <w:color w:val="1F3B73"/>
-          <w:sz w:val="30"/>
-        </w:rPr>
-        <w:t>附录 A：申论 2 套万能框架（专卖局可能考）</w:t>
-      </w:r>
+        <w:spacing w:after="120"/>
+      </w:pPr>
     </w:p>
     <w:p>
+      <w:pPr>
+        <w:spacing w:before="240" w:after="80"/>
+        <w:jc w:val="center"/>
+      </w:pPr>
       <w:r>
         <w:rPr>
           <w:rFonts w:ascii="微软雅黑" w:hAnsi="微软雅黑" w:eastAsia="微软雅黑"/>
           <w:b/>
-          <w:sz w:val="21"/>
-        </w:rPr>
-        <w:t>框架 1｜对策方案类</w:t>
-      </w:r>
-      <w:r>
-        <w:rPr>
-          <w:rFonts w:ascii="微软雅黑" w:hAnsi="微软雅黑" w:eastAsia="微软雅黑"/>
-          <w:sz w:val="21"/>
-        </w:rPr>
-        <w:t>（如"绿色转型实施方案"）</w:t>
+          <w:color w:val="1F4E79"/>
+          <w:sz w:val="36"/>
+        </w:rPr>
+        <w:t>附录 A：申论 2 套万能框架（专卖局可能考）</w:t>
       </w:r>
     </w:p>
     <w:p>
-      <w:r>
-        <w:rPr>
-          <w:rFonts w:ascii="微软雅黑" w:hAnsi="微软雅黑" w:eastAsia="微软雅黑"/>
-          <w:sz w:val="21"/>
-        </w:rPr>
-        <w:t>标题：《关于……的实施方案》</w:t>
+      <w:pPr>
+        <w:spacing w:after="60"/>
+      </w:pPr>
+      <w:r>
+        <w:rPr>
+          <w:rFonts w:ascii="微软雅黑" w:hAnsi="微软雅黑" w:eastAsia="微软雅黑"/>
+          <w:b/>
+          <w:color w:val="262626"/>
+          <w:sz w:val="21"/>
+        </w:rPr>
+        <w:t>框架 1｜对策方案类</w:t>
+      </w:r>
+      <w:r>
+        <w:rPr>
+          <w:rFonts w:ascii="微软雅黑" w:hAnsi="微软雅黑" w:eastAsia="微软雅黑"/>
+          <w:b w:val="0"/>
+          <w:color w:val="262626"/>
+          <w:sz w:val="21"/>
+        </w:rPr>
+        <w:t>（如"绿色转型实施方案"）</w:t>
       </w:r>
     </w:p>
     <w:p>
-      <w:r>
-        <w:rPr>
-          <w:rFonts w:ascii="微软雅黑" w:hAnsi="微软雅黑" w:eastAsia="微软雅黑"/>
-          <w:sz w:val="21"/>
-        </w:rPr>
-        <w:t>一、背景与目标（2–3 句，引"双碳"/数字化）</w:t>
+      <w:pPr>
+        <w:spacing w:after="60"/>
+      </w:pPr>
+      <w:r>
+        <w:rPr>
+          <w:rFonts w:ascii="微软雅黑" w:hAnsi="微软雅黑" w:eastAsia="微软雅黑"/>
+          <w:b w:val="0"/>
+          <w:color w:val="262626"/>
+          <w:sz w:val="21"/>
+        </w:rPr>
+        <w:t>标题：《关于……的实施方案》</w:t>
       </w:r>
     </w:p>
     <w:p>
-      <w:r>
-        <w:rPr>
-          <w:rFonts w:ascii="微软雅黑" w:hAnsi="微软雅黑" w:eastAsia="微软雅黑"/>
-          <w:sz w:val="21"/>
-        </w:rPr>
-        <w:t>二、主要措施（3–4 条：绿色种植、节能减排、数字化监管、碳足迹管理）</w:t>
+      <w:pPr>
+        <w:spacing w:after="60"/>
+      </w:pPr>
+      <w:r>
+        <w:rPr>
+          <w:rFonts w:ascii="微软雅黑" w:hAnsi="微软雅黑" w:eastAsia="微软雅黑"/>
+          <w:b w:val="0"/>
+          <w:color w:val="262626"/>
+          <w:sz w:val="21"/>
+        </w:rPr>
+        <w:t>一、背景与目标（2–3 句，引"双碳"/数字化）</w:t>
       </w:r>
     </w:p>
     <w:p>
-      <w:r>
-        <w:rPr>
-          <w:rFonts w:ascii="微软雅黑" w:hAnsi="微软雅黑" w:eastAsia="微软雅黑"/>
-          <w:sz w:val="21"/>
-        </w:rPr>
-        <w:t>三、保障机制（组织、资金、考核）</w:t>
+      <w:pPr>
+        <w:spacing w:after="60"/>
+      </w:pPr>
+      <w:r>
+        <w:rPr>
+          <w:rFonts w:ascii="微软雅黑" w:hAnsi="微软雅黑" w:eastAsia="微软雅黑"/>
+          <w:b w:val="0"/>
+          <w:color w:val="262626"/>
+          <w:sz w:val="21"/>
+        </w:rPr>
+        <w:t>二、主要措施（3–4 条：绿色种植、节能减排、数字化监管、碳足迹管理）</w:t>
       </w:r>
     </w:p>
     <w:p>
-      <w:r>
-        <w:rPr>
-          <w:rFonts w:ascii="微软雅黑" w:hAnsi="微软雅黑" w:eastAsia="微软雅黑"/>
-          <w:b/>
-          <w:sz w:val="21"/>
-        </w:rPr>
-        <w:t>框架 2｜议论文类</w:t>
-      </w:r>
-      <w:r>
-        <w:rPr>
-          <w:rFonts w:ascii="微软雅黑" w:hAnsi="微软雅黑" w:eastAsia="微软雅黑"/>
-          <w:sz w:val="21"/>
-        </w:rPr>
-        <w:t>（如"如何平衡效益与社会责任"）</w:t>
+      <w:pPr>
+        <w:spacing w:after="60"/>
+      </w:pPr>
+      <w:r>
+        <w:rPr>
+          <w:rFonts w:ascii="微软雅黑" w:hAnsi="微软雅黑" w:eastAsia="微软雅黑"/>
+          <w:b w:val="0"/>
+          <w:color w:val="262626"/>
+          <w:sz w:val="21"/>
+        </w:rPr>
+        <w:t>三、保障机制（组织、资金、考核）</w:t>
       </w:r>
     </w:p>
     <w:p>
-      <w:r>
-        <w:rPr>
-          <w:rFonts w:ascii="微软雅黑" w:hAnsi="微软雅黑" w:eastAsia="微软雅黑"/>
-          <w:sz w:val="21"/>
-        </w:rPr>
-        <w:t>开头引出矛盾 → 分析原因 → 提出对策 → 总结升华</w:t>
+      <w:pPr>
+        <w:spacing w:after="60"/>
+      </w:pPr>
+      <w:r>
+        <w:rPr>
+          <w:rFonts w:ascii="微软雅黑" w:hAnsi="微软雅黑" w:eastAsia="微软雅黑"/>
+          <w:b/>
+          <w:color w:val="262626"/>
+          <w:sz w:val="21"/>
+        </w:rPr>
+        <w:t>框架 2｜议论文类</w:t>
+      </w:r>
+      <w:r>
+        <w:rPr>
+          <w:rFonts w:ascii="微软雅黑" w:hAnsi="微软雅黑" w:eastAsia="微软雅黑"/>
+          <w:b w:val="0"/>
+          <w:color w:val="262626"/>
+          <w:sz w:val="21"/>
+        </w:rPr>
+        <w:t>（如"如何平衡效益与社会责任"）</w:t>
       </w:r>
     </w:p>
     <w:p>
-      <w:r>
-        <w:rPr>
-          <w:rFonts w:ascii="微软雅黑" w:hAnsi="微软雅黑" w:eastAsia="微软雅黑"/>
-          <w:b/>
-          <w:sz w:val="21"/>
-        </w:rPr>
-        <w:t>3 个通用金句</w:t>
-      </w:r>
-      <w:r>
-        <w:rPr>
-          <w:rFonts w:ascii="微软雅黑" w:hAnsi="微软雅黑" w:eastAsia="微软雅黑"/>
-          <w:sz w:val="21"/>
-        </w:rPr>
-        <w:t>（背下来直接用）</w:t>
+      <w:pPr>
+        <w:spacing w:after="60"/>
+      </w:pPr>
+      <w:r>
+        <w:rPr>
+          <w:rFonts w:ascii="微软雅黑" w:hAnsi="微软雅黑" w:eastAsia="微软雅黑"/>
+          <w:b w:val="0"/>
+          <w:color w:val="262626"/>
+          <w:sz w:val="21"/>
+        </w:rPr>
+        <w:t>开头引出矛盾 → 分析原因 → 提出对策 → 总结升华</w:t>
       </w:r>
     </w:p>
     <w:p>
       <w:pPr>
-        <w:ind w:left="340" w:hanging="255"/>
-      </w:pPr>
-      <w:r>
-        <w:rPr>
-          <w:rFonts w:ascii="微软雅黑" w:hAnsi="微软雅黑" w:eastAsia="微软雅黑"/>
-          <w:sz w:val="21"/>
-        </w:rPr>
-        <w:t>•　"以'双碳'目标为引领，推动烟草产业绿色化、数字化双轮驱动。"</w:t>
+        <w:spacing w:after="60"/>
+      </w:pPr>
+      <w:r>
+        <w:rPr>
+          <w:rFonts w:ascii="微软雅黑" w:hAnsi="微软雅黑" w:eastAsia="微软雅黑"/>
+          <w:b/>
+          <w:color w:val="262626"/>
+          <w:sz w:val="21"/>
+        </w:rPr>
+        <w:t>3 个通用金句</w:t>
+      </w:r>
+      <w:r>
+        <w:rPr>
+          <w:rFonts w:ascii="微软雅黑" w:hAnsi="微软雅黑" w:eastAsia="微软雅黑"/>
+          <w:b w:val="0"/>
+          <w:color w:val="262626"/>
+          <w:sz w:val="21"/>
+        </w:rPr>
+        <w:t>（背下来直接用）</w:t>
       </w:r>
     </w:p>
     <w:p>
       <w:pPr>
-        <w:ind w:left="340" w:hanging="255"/>
-      </w:pPr>
-      <w:r>
-        <w:rPr>
-          <w:rFonts w:ascii="微软雅黑" w:hAnsi="微软雅黑" w:eastAsia="微软雅黑"/>
-          <w:sz w:val="21"/>
-        </w:rPr>
-        <w:t>•　"深化'订单收购+分红'模式，构建烟草产业与烟农利益联结长效机制。"</w:t>
+        <w:spacing w:after="30"/>
+        <w:ind w:left="312" w:hanging="198"/>
+      </w:pPr>
+      <w:r>
+        <w:rPr>
+          <w:rFonts w:ascii="微软雅黑" w:hAnsi="微软雅黑" w:eastAsia="微软雅黑"/>
+          <w:b w:val="0"/>
+          <w:color w:val="1F4E79"/>
+          <w:sz w:val="21"/>
+        </w:rPr>
+        <w:t xml:space="preserve">• </w:t>
+      </w:r>
+      <w:r>
+        <w:rPr>
+          <w:rFonts w:ascii="微软雅黑" w:hAnsi="微软雅黑" w:eastAsia="微软雅黑"/>
+          <w:b w:val="0"/>
+          <w:color w:val="262626"/>
+          <w:sz w:val="21"/>
+        </w:rPr>
+        <w:t>"以'双碳'目标为引领，推动烟草产业绿色化、数字化双轮驱动。"</w:t>
       </w:r>
     </w:p>
     <w:p>
       <w:pPr>
-        <w:ind w:left="340" w:hanging="255"/>
-      </w:pPr>
-      <w:r>
-        <w:rPr>
-          <w:rFonts w:ascii="微软雅黑" w:hAnsi="微软雅黑" w:eastAsia="微软雅黑"/>
-          <w:sz w:val="21"/>
-        </w:rPr>
-        <w:t>•　"在保障国家财政贡献的同时，主动履行控烟社会责任，彰显国企担当。"</w:t>
+        <w:spacing w:after="30"/>
+        <w:ind w:left="312" w:hanging="198"/>
+      </w:pPr>
+      <w:r>
+        <w:rPr>
+          <w:rFonts w:ascii="微软雅黑" w:hAnsi="微软雅黑" w:eastAsia="微软雅黑"/>
+          <w:b w:val="0"/>
+          <w:color w:val="1F4E79"/>
+          <w:sz w:val="21"/>
+        </w:rPr>
+        <w:t xml:space="preserve">• </w:t>
+      </w:r>
+      <w:r>
+        <w:rPr>
+          <w:rFonts w:ascii="微软雅黑" w:hAnsi="微软雅黑" w:eastAsia="微软雅黑"/>
+          <w:b w:val="0"/>
+          <w:color w:val="262626"/>
+          <w:sz w:val="21"/>
+        </w:rPr>
+        <w:t>"深化'订单收购+分红'模式，构建烟草产业与烟农利益联结长效机制。"</w:t>
       </w:r>
     </w:p>
     <w:p>
       <w:pPr>
-        <w:spacing w:before="40" w:after="120"/>
-        <w:pBdr>
-          <w:bottom w:val="single" w:sz="6" w:space="1" w:color="BFBFBF"/>
-        </w:pBdr>
-      </w:pPr>
+        <w:spacing w:after="30"/>
+        <w:ind w:left="312" w:hanging="198"/>
+      </w:pPr>
+      <w:r>
+        <w:rPr>
+          <w:rFonts w:ascii="微软雅黑" w:hAnsi="微软雅黑" w:eastAsia="微软雅黑"/>
+          <w:b w:val="0"/>
+          <w:color w:val="1F4E79"/>
+          <w:sz w:val="21"/>
+        </w:rPr>
+        <w:t xml:space="preserve">• </w:t>
+      </w:r>
+      <w:r>
+        <w:rPr>
+          <w:rFonts w:ascii="微软雅黑" w:hAnsi="微软雅黑" w:eastAsia="微软雅黑"/>
+          <w:b w:val="0"/>
+          <w:color w:val="262626"/>
+          <w:sz w:val="21"/>
+        </w:rPr>
+        <w:t>"在保障国家财政贡献的同时，主动履行控烟社会责任，彰显国企担当。"</w:t>
+      </w:r>
     </w:p>
     <w:p>
       <w:pPr>
-        <w:spacing w:before="240" w:after="120"/>
         <w:pBdr>
-          <w:bottom w:val="single" w:sz="6" w:space="1" w:color="BFBFBF"/>
+          <w:bottom w:val="single" w:sz="6" w:space="1" w:color="D0D7DE"/>
         </w:pBdr>
-      </w:pPr>
-      <w:r>
-        <w:rPr>
-          <w:rFonts w:ascii="微软雅黑" w:hAnsi="微软雅黑" w:eastAsia="微软雅黑"/>
-          <w:b/>
-          <w:color w:val="1F3B73"/>
-          <w:sz w:val="30"/>
-        </w:rPr>
-        <w:t>附录 B：秋招广投策略（昆明/大理，不额外占用备考时间）</w:t>
-      </w:r>
+        <w:spacing w:after="120"/>
+      </w:pPr>
     </w:p>
     <w:p>
       <w:pPr>
-        <w:ind w:left="340" w:hanging="340"/>
-      </w:pPr>
-      <w:r>
-        <w:rPr>
-          <w:rFonts w:ascii="微软雅黑" w:hAnsi="微软雅黑" w:eastAsia="微软雅黑"/>
-          <w:sz w:val="21"/>
-        </w:rPr>
-        <w:t xml:space="preserve">1. </w:t>
-      </w:r>
+        <w:spacing w:before="240" w:after="80"/>
+        <w:jc w:val="center"/>
+      </w:pPr>
       <w:r>
         <w:rPr>
           <w:rFonts w:ascii="微软雅黑" w:hAnsi="微软雅黑" w:eastAsia="微软雅黑"/>
           <w:b/>
-          <w:sz w:val="21"/>
-        </w:rPr>
-        <w:t>只投不准备</w:t>
-      </w:r>
-      <w:r>
-        <w:rPr>
-          <w:rFonts w:ascii="微软雅黑" w:hAnsi="微软雅黑" w:eastAsia="微软雅黑"/>
-          <w:sz w:val="21"/>
-        </w:rPr>
-        <w:t>：昆明/大理国企信息化、技术、综合管理岗 → 用同一份简历直接投</w:t>
+          <w:color w:val="1F4E79"/>
+          <w:sz w:val="36"/>
+        </w:rPr>
+        <w:t>附录 B：秋招广投策略（昆明/大理，不额外占用备考时间）</w:t>
       </w:r>
     </w:p>
     <w:p>
       <w:pPr>
-        <w:ind w:left="340" w:hanging="340"/>
-      </w:pPr>
-      <w:r>
-        <w:rPr>
-          <w:rFonts w:ascii="微软雅黑" w:hAnsi="微软雅黑" w:eastAsia="微软雅黑"/>
-          <w:sz w:val="21"/>
-        </w:rPr>
-        <w:t xml:space="preserve">2. </w:t>
+        <w:spacing w:after="30"/>
+        <w:ind w:left="397" w:hanging="283"/>
+      </w:pPr>
+      <w:r>
+        <w:rPr>
+          <w:rFonts w:ascii="微软雅黑" w:hAnsi="微软雅黑" w:eastAsia="微软雅黑"/>
+          <w:b w:val="0"/>
+          <w:color w:val="262626"/>
+          <w:sz w:val="21"/>
+        </w:rPr>
+        <w:t xml:space="preserve">1. </w:t>
       </w:r>
       <w:r>
         <w:rPr>
           <w:rFonts w:ascii="微软雅黑" w:hAnsi="微软雅黑" w:eastAsia="微软雅黑"/>
           <w:b/>
-          <w:sz w:val="21"/>
-        </w:rPr>
-        <w:t>一次写完，反复复用</w:t>
-      </w:r>
-      <w:r>
-        <w:rPr>
-          <w:rFonts w:ascii="微软雅黑" w:hAnsi="微软雅黑" w:eastAsia="微软雅黑"/>
-          <w:sz w:val="21"/>
-        </w:rPr>
-        <w:t>：集中 1 个晚上把网申简历、项目描述、自我介绍写定（用"网申助手"自动填表）</w:t>
+          <w:color w:val="262626"/>
+          <w:sz w:val="21"/>
+        </w:rPr>
+        <w:t>只投不准备</w:t>
+      </w:r>
+      <w:r>
+        <w:rPr>
+          <w:rFonts w:ascii="微软雅黑" w:hAnsi="微软雅黑" w:eastAsia="微软雅黑"/>
+          <w:b w:val="0"/>
+          <w:color w:val="262626"/>
+          <w:sz w:val="21"/>
+        </w:rPr>
+        <w:t>：昆明/大理国企信息化、技术、综合管理岗 → 用同一份简历直接投</w:t>
       </w:r>
     </w:p>
     <w:p>
       <w:pPr>
-        <w:ind w:left="340" w:hanging="340"/>
-      </w:pPr>
-      <w:r>
-        <w:rPr>
-          <w:rFonts w:ascii="微软雅黑" w:hAnsi="微软雅黑" w:eastAsia="微软雅黑"/>
-          <w:sz w:val="21"/>
-        </w:rPr>
-        <w:t xml:space="preserve">3. </w:t>
+        <w:spacing w:after="30"/>
+        <w:ind w:left="397" w:hanging="283"/>
+      </w:pPr>
+      <w:r>
+        <w:rPr>
+          <w:rFonts w:ascii="微软雅黑" w:hAnsi="微软雅黑" w:eastAsia="微软雅黑"/>
+          <w:b w:val="0"/>
+          <w:color w:val="262626"/>
+          <w:sz w:val="21"/>
+        </w:rPr>
+        <w:t xml:space="preserve">2. </w:t>
       </w:r>
       <w:r>
         <w:rPr>
           <w:rFonts w:ascii="微软雅黑" w:hAnsi="微软雅黑" w:eastAsia="微软雅黑"/>
           <w:b/>
-          <w:sz w:val="21"/>
-        </w:rPr>
-        <w:t>时间冲突原则</w:t>
-      </w:r>
-      <w:r>
-        <w:rPr>
-          <w:rFonts w:ascii="微软雅黑" w:hAnsi="微软雅黑" w:eastAsia="微软雅黑"/>
-          <w:sz w:val="21"/>
-        </w:rPr>
-        <w:t>：与烟草笔试/面试冲突时，</w:t>
-      </w:r>
-      <w:r>
-        <w:rPr>
-          <w:rFonts w:ascii="微软雅黑" w:hAnsi="微软雅黑" w:eastAsia="微软雅黑"/>
-          <w:b/>
-          <w:sz w:val="21"/>
-        </w:rPr>
-        <w:t>优先烟草</w:t>
-      </w:r>
-      <w:r>
-        <w:rPr>
-          <w:rFonts w:ascii="微软雅黑" w:hAnsi="微软雅黑" w:eastAsia="微软雅黑"/>
-          <w:sz w:val="21"/>
-        </w:rPr>
-        <w:t>；其他岗位笔试内容与烟草行测高度重合，不用单独复习</w:t>
+          <w:color w:val="262626"/>
+          <w:sz w:val="21"/>
+        </w:rPr>
+        <w:t>一次写完，反复复用</w:t>
+      </w:r>
+      <w:r>
+        <w:rPr>
+          <w:rFonts w:ascii="微软雅黑" w:hAnsi="微软雅黑" w:eastAsia="微软雅黑"/>
+          <w:b w:val="0"/>
+          <w:color w:val="262626"/>
+          <w:sz w:val="21"/>
+        </w:rPr>
+        <w:t>：集中 1 个晚上把网申简历、项目描述、自我介绍写定（用"网申助手"自动填表）</w:t>
       </w:r>
     </w:p>
     <w:p>
       <w:pPr>
-        <w:ind w:left="340" w:hanging="340"/>
-      </w:pPr>
-      <w:r>
-        <w:rPr>
-          <w:rFonts w:ascii="微软雅黑" w:hAnsi="微软雅黑" w:eastAsia="微软雅黑"/>
-          <w:sz w:val="21"/>
-        </w:rPr>
-        <w:t xml:space="preserve">4. </w:t>
+        <w:spacing w:after="30"/>
+        <w:ind w:left="397" w:hanging="283"/>
+      </w:pPr>
+      <w:r>
+        <w:rPr>
+          <w:rFonts w:ascii="微软雅黑" w:hAnsi="微软雅黑" w:eastAsia="微软雅黑"/>
+          <w:b w:val="0"/>
+          <w:color w:val="262626"/>
+          <w:sz w:val="21"/>
+        </w:rPr>
+        <w:t xml:space="preserve">3. </w:t>
       </w:r>
       <w:r>
         <w:rPr>
           <w:rFonts w:ascii="微软雅黑" w:hAnsi="微软雅黑" w:eastAsia="微软雅黑"/>
           <w:b/>
-          <w:sz w:val="21"/>
-        </w:rPr>
-        <w:t>投递跟踪</w:t>
-      </w:r>
-      <w:r>
-        <w:rPr>
-          <w:rFonts w:ascii="微软雅黑" w:hAnsi="微软雅黑" w:eastAsia="微软雅黑"/>
-          <w:sz w:val="21"/>
-        </w:rPr>
-        <w:t>：投完在 InternHub「📮 网申跟踪」记录进度（未投/已投/笔试/面试/Offer），避免漏跟进</w:t>
+          <w:color w:val="262626"/>
+          <w:sz w:val="21"/>
+        </w:rPr>
+        <w:t>时间冲突原则</w:t>
+      </w:r>
+      <w:r>
+        <w:rPr>
+          <w:rFonts w:ascii="微软雅黑" w:hAnsi="微软雅黑" w:eastAsia="微软雅黑"/>
+          <w:b w:val="0"/>
+          <w:color w:val="262626"/>
+          <w:sz w:val="21"/>
+        </w:rPr>
+        <w:t>：与烟草笔试/面试冲突时，</w:t>
+      </w:r>
+      <w:r>
+        <w:rPr>
+          <w:rFonts w:ascii="微软雅黑" w:hAnsi="微软雅黑" w:eastAsia="微软雅黑"/>
+          <w:b/>
+          <w:color w:val="262626"/>
+          <w:sz w:val="21"/>
+        </w:rPr>
+        <w:t>优先烟草</w:t>
+      </w:r>
+      <w:r>
+        <w:rPr>
+          <w:rFonts w:ascii="微软雅黑" w:hAnsi="微软雅黑" w:eastAsia="微软雅黑"/>
+          <w:b w:val="0"/>
+          <w:color w:val="262626"/>
+          <w:sz w:val="21"/>
+        </w:rPr>
+        <w:t>；其他岗位笔试内容与烟草行测高度重合，不用单独复习</w:t>
       </w:r>
     </w:p>
     <w:p>
+      <w:pPr>
+        <w:spacing w:after="30"/>
+        <w:ind w:left="397" w:hanging="283"/>
+      </w:pPr>
+      <w:r>
+        <w:rPr>
+          <w:rFonts w:ascii="微软雅黑" w:hAnsi="微软雅黑" w:eastAsia="微软雅黑"/>
+          <w:b w:val="0"/>
+          <w:color w:val="262626"/>
+          <w:sz w:val="21"/>
+        </w:rPr>
+        <w:t xml:space="preserve">4. </w:t>
+      </w:r>
       <w:r>
         <w:rPr>
           <w:rFonts w:ascii="微软雅黑" w:hAnsi="微软雅黑" w:eastAsia="微软雅黑"/>
           <w:b/>
-          <w:sz w:val="21"/>
-        </w:rPr>
-        <w:t>烟草信息化岗简历项目描述模板（可直接用）</w:t>
+          <w:color w:val="262626"/>
+          <w:sz w:val="21"/>
+        </w:rPr>
+        <w:t>投递跟踪</w:t>
+      </w:r>
+      <w:r>
+        <w:rPr>
+          <w:rFonts w:ascii="微软雅黑" w:hAnsi="微软雅黑" w:eastAsia="微软雅黑"/>
+          <w:b w:val="0"/>
+          <w:color w:val="262626"/>
+          <w:sz w:val="21"/>
+        </w:rPr>
+        <w:t>：投完在 InternHub「📮 网申跟踪」记录进度（未投/已投/笔试/面试/Offer），避免漏跟进</w:t>
       </w:r>
     </w:p>
     <w:p>
       <w:pPr>
         <w:spacing w:after="60"/>
-        <w:ind w:left="283"/>
+      </w:pPr>
+      <w:r>
+        <w:rPr>
+          <w:rFonts w:ascii="微软雅黑" w:hAnsi="微软雅黑" w:eastAsia="微软雅黑"/>
+          <w:b/>
+          <w:color w:val="262626"/>
+          <w:sz w:val="21"/>
+        </w:rPr>
+        <w:t>烟草信息化岗简历项目描述模板（可直接用）</w:t>
+      </w:r>
+    </w:p>
+    <w:p>
+      <w:pPr>
+        <w:spacing w:after="60"/>
+        <w:ind w:left="340"/>
       </w:pPr>
       <w:r>
         <w:rPr>
           <w:rFonts w:ascii="微软雅黑" w:hAnsi="微软雅黑" w:eastAsia="微软雅黑"/>
           <w:b/>
           <w:i/>
-          <w:color w:val="595959"/>
+          <w:color w:val="6B6B6B"/>
           <w:sz w:val="20"/>
         </w:rPr>
         <w:t>InternHub · 招聘信息聚合与投递辅助系统（独立开发，已开源）</w:t>
@@ -5090,13 +6293,14 @@
     <w:p>
       <w:pPr>
         <w:spacing w:after="60"/>
-        <w:ind w:left="283"/>
-      </w:pPr>
-      <w:r>
-        <w:rPr>
-          <w:rFonts w:ascii="微软雅黑" w:hAnsi="微软雅黑" w:eastAsia="微软雅黑"/>
+        <w:ind w:left="340"/>
+      </w:pPr>
+      <w:r>
+        <w:rPr>
+          <w:rFonts w:ascii="微软雅黑" w:hAnsi="微软雅黑" w:eastAsia="微软雅黑"/>
+          <w:b w:val="0"/>
           <w:i/>
-          <w:color w:val="595959"/>
+          <w:color w:val="6B6B6B"/>
           <w:sz w:val="20"/>
         </w:rPr>
         <w:t>使用 Python + SQLite + Streamlit 构建：合规爬取公开招聘信息（遵守 robots、限速）→ 数据清洗去重入库 → 按地区/类型/关键词多维筛选 → 自动生成投递材料。</w:t>
@@ -5105,13 +6309,14 @@
     <w:p>
       <w:pPr>
         <w:spacing w:after="60"/>
-        <w:ind w:left="283"/>
-      </w:pPr>
-      <w:r>
-        <w:rPr>
-          <w:rFonts w:ascii="微软雅黑" w:hAnsi="微软雅黑" w:eastAsia="微软雅黑"/>
+        <w:ind w:left="340"/>
+      </w:pPr>
+      <w:r>
+        <w:rPr>
+          <w:rFonts w:ascii="微软雅黑" w:hAnsi="微软雅黑" w:eastAsia="微软雅黑"/>
+          <w:b w:val="0"/>
           <w:i/>
-          <w:color w:val="595959"/>
+          <w:color w:val="6B6B6B"/>
           <w:sz w:val="20"/>
         </w:rPr>
         <w:t>关键实现：① 结构化解析与字段清洗（薪资/城市/学历/截止日期）；② 多源并发采集框架（12 源 3 秒完成）；③ 基于关键词匹配的岗位—简历适配与定制简历生成（python-docx）。</w:t>
@@ -5120,13 +6325,14 @@
     <w:p>
       <w:pPr>
         <w:spacing w:after="60"/>
-        <w:ind w:left="283"/>
-      </w:pPr>
-      <w:r>
-        <w:rPr>
-          <w:rFonts w:ascii="微软雅黑" w:hAnsi="微软雅黑" w:eastAsia="微软雅黑"/>
+        <w:ind w:left="340"/>
+      </w:pPr>
+      <w:r>
+        <w:rPr>
+          <w:rFonts w:ascii="微软雅黑" w:hAnsi="微软雅黑" w:eastAsia="微软雅黑"/>
+          <w:b w:val="0"/>
           <w:i/>
-          <w:color w:val="595959"/>
+          <w:color w:val="6B6B6B"/>
           <w:sz w:val="20"/>
         </w:rPr>
         <w:t>项目价值：体现</w:t>
@@ -5136,7 +6342,7 @@
           <w:rFonts w:ascii="微软雅黑" w:hAnsi="微软雅黑" w:eastAsia="微软雅黑"/>
           <w:b/>
           <w:i/>
-          <w:color w:val="595959"/>
+          <w:color w:val="6B6B6B"/>
           <w:sz w:val="20"/>
         </w:rPr>
         <w:t>数据采集与治理、系统集成、自动化脚本、AI 工具落地</w:t>
@@ -5144,8 +6350,9 @@
       <w:r>
         <w:rPr>
           <w:rFonts w:ascii="微软雅黑" w:hAnsi="微软雅黑" w:eastAsia="微软雅黑"/>
+          <w:b w:val="0"/>
           <w:i/>
-          <w:color w:val="595959"/>
+          <w:color w:val="6B6B6B"/>
           <w:sz w:val="20"/>
         </w:rPr>
         <w:t>能力，与信息化/数据管理岗需求高度契合。</w:t>
@@ -5153,29 +6360,29 @@
     </w:p>
     <w:p>
       <w:pPr>
-        <w:spacing w:before="40" w:after="120"/>
         <w:pBdr>
-          <w:bottom w:val="single" w:sz="6" w:space="1" w:color="BFBFBF"/>
+          <w:bottom w:val="single" w:sz="6" w:space="1" w:color="D0D7DE"/>
         </w:pBdr>
+        <w:spacing w:after="120"/>
       </w:pPr>
     </w:p>
     <w:p>
       <w:pPr>
-        <w:jc w:val="center"/>
-      </w:pPr>
-      <w:r>
-        <w:rPr>
-          <w:rFonts w:ascii="微软雅黑" w:hAnsi="微软雅黑" w:eastAsia="微软雅黑"/>
-          <w:i/>
-          <w:color w:val="595959"/>
-          <w:sz w:val="18"/>
-        </w:rPr>
-        <w:t>本资料为个人备考整理，重点内容已加粗；考试范围与时间以官方公告为准。</w:t>
+        <w:spacing w:after="60"/>
+      </w:pPr>
+      <w:r>
+        <w:rPr>
+          <w:rFonts w:ascii="微软雅黑" w:hAnsi="微软雅黑" w:eastAsia="微软雅黑"/>
+          <w:b w:val="0"/>
+          <w:color w:val="262626"/>
+          <w:sz w:val="21"/>
+        </w:rPr>
+        <w:t>*本资料为个人备考整理，重点内容已加粗；考试范围与时间以官方公告为准。*</w:t>
       </w:r>
     </w:p>
     <w:sectPr>
       <w:pgSz w:w="11906" w:h="16838"/>
-      <w:pgMar w:top="1077" w:right="1077" w:bottom="1077" w:left="1077" w:header="720" w:footer="720" w:gutter="0"/>
+      <w:pgMar w:top="1134" w:right="1247" w:bottom="1134" w:left="1247" w:header="720" w:footer="720" w:gutter="0"/>
       <w:cols w:space="720"/>
       <w:docGrid w:linePitch="360"/>
     </w:sectPr>
@@ -5546,9 +6753,6 @@
     <w:name w:val="Normal"/>
     <w:qFormat/>
     <w:rsid w:val="00FC693F"/>
-    <w:pPr>
-      <w:spacing w:after="80" w:line="307" w:lineRule="auto"/>
-    </w:pPr>
     <w:rPr>
       <w:rFonts w:ascii="微软雅黑" w:hAnsi="微软雅黑" w:eastAsia="微软雅黑"/>
       <w:sz w:val="21"/>
